--- a/de/index.docx
+++ b/de/index.docx
@@ -119,7 +119,13 @@
         <w:pStyle w:val="FirstParagraph"/>
       </w:pPr>
       <w:r>
-        <w:t xml:space="preserve">Die Angaben in diesem Kapitel sollen dem Leser einen raschen Überblick geben, wofür dieser Standard gedacht ist. Hinweise zu folgenden Sachverhalten können dabei hilfreich sein.</w:t>
+        <w:t xml:space="preserve">Die Angaben in diesem Kapitel sollen dem Leser einen raschen Überblick geben, wofür dieser Standard gedacht ist.</w:t>
+      </w:r>
+      <w:r>
+        <w:t xml:space="preserve"> </w:t>
+      </w:r>
+      <w:r>
+        <w:t xml:space="preserve">Hinweise zu folgenden Sachverhalten können dabei hilfreich sein.</w:t>
       </w:r>
     </w:p>
     <w:bookmarkEnd w:id="25"/>

--- a/de/index.docx
+++ b/de/index.docx
@@ -320,18 +320,26 @@
         <w:t xml:space="preserve">Datenmodell</w:t>
       </w:r>
     </w:p>
-    <w:bookmarkStart w:id="35" w:name="sec-genreshape"/>
+    <w:bookmarkStart w:id="35" w:name="sec-genre"/>
     <w:p>
       <w:pPr>
         <w:pStyle w:val="berschrift2"/>
       </w:pPr>
       <w:r>
-        <w:t xml:space="preserve">:GenreShape</w:t>
+        <w:t xml:space="preserve">Genre</w:t>
       </w:r>
     </w:p>
     <w:p>
       <w:pPr>
         <w:pStyle w:val="FirstParagraph"/>
+      </w:pPr>
+      <w:r>
+        <w:t xml:space="preserve">Eine musikalische Kategorie im Chinook-Datensatz.</w:t>
+      </w:r>
+    </w:p>
+    <w:p>
+      <w:pPr>
+        <w:pStyle w:val="Textkrper"/>
       </w:pPr>
       <w:r>
         <w:rPr>
@@ -363,7 +371,7 @@
       <w:tr>
         <w:tc>
           <w:tcPr/>
-          <w:bookmarkStart w:id="34" w:name="tbl-genreshape"/>
+          <w:bookmarkStart w:id="34" w:name="tbl-genre"/>
           <w:p>
             <w:pPr>
               <w:jc w:val="center"/>
@@ -374,13 +382,14 @@
               <w:pStyle w:val="ImageCaption"/>
             </w:pPr>
             <w:r>
-              <w:t xml:space="preserve">Tabelle 1: :GenreShape Eigenschaften</w:t>
+              <w:t xml:space="preserve">Tabelle 1: Genre Eigenschaften</w:t>
             </w:r>
           </w:p>
           <w:tbl>
             <w:tblPr>
               <w:tblStyle w:val="Table"/>
-              <w:tblW w:type="auto" w:w="0"/>
+              <w:tblW w:type="pct" w:w="5000"/>
+              <w:tblLayout w:type="fixed"/>
               <w:tblLook w:firstRow="1" w:lastRow="0" w:firstColumn="0" w:lastColumn="0" w:noHBand="0" w:noVBand="0" w:val="0020"/>
             </w:tblPr>
             <w:tblGrid>
@@ -452,7 +461,16 @@
                 <w:p>
                   <w:pPr>
                     <w:pStyle w:val="Compact"/>
-                  </w:pPr>
+                    <w:jc w:val="left"/>
+                    <w:jc w:val="center"/>
+                  </w:pPr>
+                  <w:r>
+                    <w:rPr>
+                      <w:b/>
+                      <w:bCs/>
+                    </w:rPr>
+                    <w:t xml:space="preserve">Name</w:t>
+                  </w:r>
                 </w:p>
               </w:tc>
               <w:tc>
@@ -499,7 +517,16 @@
                 <w:p>
                   <w:pPr>
                     <w:pStyle w:val="Compact"/>
-                  </w:pPr>
+                    <w:jc w:val="left"/>
+                    <w:jc w:val="center"/>
+                  </w:pPr>
+                  <w:r>
+                    <w:rPr>
+                      <w:b/>
+                      <w:bCs/>
+                    </w:rPr>
+                    <w:t xml:space="preserve">Teil von</w:t>
+                  </w:r>
                 </w:p>
               </w:tc>
               <w:tc>
@@ -526,7 +553,7 @@
                     <w:jc w:val="left"/>
                     <w:jc w:val="center"/>
                   </w:pPr>
-                  <w:hyperlink w:anchor="sec-genreshape">
+                  <w:hyperlink w:anchor="sec-genre">
                     <w:r>
                       <w:rPr>
                         <w:rStyle w:val="Hyperlink"/>
@@ -572,18 +599,2014 @@
       </w:tr>
     </w:tbl>
     <w:bookmarkEnd w:id="35"/>
-    <w:bookmarkStart w:id="37" w:name="sec-invoiceshape"/>
+    <w:bookmarkStart w:id="37" w:name="sec-musikalbum"/>
     <w:p>
       <w:pPr>
         <w:pStyle w:val="berschrift2"/>
       </w:pPr>
       <w:r>
-        <w:t xml:space="preserve">:InvoiceShape</w:t>
+        <w:t xml:space="preserve">Musikalbum</w:t>
       </w:r>
     </w:p>
     <w:p>
       <w:pPr>
         <w:pStyle w:val="FirstParagraph"/>
+      </w:pPr>
+      <w:r>
+        <w:t xml:space="preserve">Eine Sammlung von Titeln im Chinook-Datensatz.</w:t>
+      </w:r>
+    </w:p>
+    <w:p>
+      <w:pPr>
+        <w:pStyle w:val="Textkrper"/>
+      </w:pPr>
+      <w:r>
+        <w:rPr>
+          <w:b/>
+          <w:bCs/>
+        </w:rPr>
+        <w:t xml:space="preserve">Zielklasse:</w:t>
+      </w:r>
+      <w:r>
+        <w:t xml:space="preserve"> </w:t>
+      </w:r>
+      <w:r>
+        <w:rPr>
+          <w:rStyle w:val="VerbatimChar"/>
+        </w:rPr>
+        <w:t xml:space="preserve">schema:MusicAlbum</w:t>
+      </w:r>
+    </w:p>
+    <w:tbl>
+      <w:tblPr>
+        <w:tblStyle w:val="Table"/>
+        <w:tblW w:type="pct" w:w="5000"/>
+        <w:tblLayout w:type="fixed"/>
+        <w:tblLook w:firstRow="0" w:lastRow="0" w:firstColumn="0" w:lastColumn="0" w:noHBand="0" w:noVBand="0" w:val="0000"/>
+      </w:tblPr>
+      <w:tblGrid>
+        <w:gridCol w:w="7920"/>
+      </w:tblGrid>
+      <w:tr>
+        <w:tc>
+          <w:tcPr/>
+          <w:bookmarkStart w:id="36" w:name="tbl-musikalbum"/>
+          <w:p>
+            <w:pPr>
+              <w:jc w:val="center"/>
+            </w:pPr>
+            <w:pPr>
+              <w:jc w:val="left"/>
+              <w:spacing w:before="200"/>
+              <w:pStyle w:val="ImageCaption"/>
+            </w:pPr>
+            <w:r>
+              <w:t xml:space="preserve">Tabelle 2: Musikalbum Eigenschaften</w:t>
+            </w:r>
+          </w:p>
+          <w:tbl>
+            <w:tblPr>
+              <w:tblStyle w:val="Table"/>
+              <w:tblW w:type="pct" w:w="5000"/>
+              <w:tblLayout w:type="fixed"/>
+              <w:tblLook w:firstRow="1" w:lastRow="0" w:firstColumn="0" w:lastColumn="0" w:noHBand="0" w:noVBand="0" w:val="0020"/>
+            </w:tblPr>
+            <w:tblGrid>
+              <w:gridCol w:w="1980"/>
+              <w:gridCol w:w="1980"/>
+              <w:gridCol w:w="1980"/>
+              <w:gridCol w:w="1980"/>
+            </w:tblGrid>
+            <w:tr>
+              <w:trPr>
+                <w:tblHeader w:val="on"/>
+              </w:trPr>
+              <w:tc>
+                <w:tcPr/>
+                <w:p>
+                  <w:pPr>
+                    <w:pStyle w:val="Compact"/>
+                    <w:jc w:val="left"/>
+                    <w:jc w:val="center"/>
+                  </w:pPr>
+                  <w:r>
+                    <w:t xml:space="preserve">Beschreibung</w:t>
+                  </w:r>
+                </w:p>
+              </w:tc>
+              <w:tc>
+                <w:tcPr/>
+                <w:p>
+                  <w:pPr>
+                    <w:pStyle w:val="Compact"/>
+                    <w:jc w:val="left"/>
+                    <w:jc w:val="center"/>
+                  </w:pPr>
+                  <w:r>
+                    <w:t xml:space="preserve">Pfad</w:t>
+                  </w:r>
+                </w:p>
+              </w:tc>
+              <w:tc>
+                <w:tcPr/>
+                <w:p>
+                  <w:pPr>
+                    <w:pStyle w:val="Compact"/>
+                    <w:jc w:val="left"/>
+                    <w:jc w:val="center"/>
+                  </w:pPr>
+                  <w:r>
+                    <w:t xml:space="preserve">Typ</w:t>
+                  </w:r>
+                </w:p>
+              </w:tc>
+              <w:tc>
+                <w:tcPr/>
+                <w:p>
+                  <w:pPr>
+                    <w:pStyle w:val="Compact"/>
+                    <w:jc w:val="right"/>
+                    <w:jc w:val="center"/>
+                  </w:pPr>
+                  <w:r>
+                    <w:t xml:space="preserve">Kardinalität</w:t>
+                  </w:r>
+                </w:p>
+              </w:tc>
+            </w:tr>
+            <w:tr>
+              <w:tc>
+                <w:tcPr/>
+                <w:p>
+                  <w:pPr>
+                    <w:pStyle w:val="Compact"/>
+                    <w:jc w:val="left"/>
+                    <w:jc w:val="center"/>
+                  </w:pPr>
+                  <w:r>
+                    <w:rPr>
+                      <w:b/>
+                      <w:bCs/>
+                    </w:rPr>
+                    <w:t xml:space="preserve">Name</w:t>
+                  </w:r>
+                  <w:r>
+                    <w:t xml:space="preserve">: Jedes Album muss einen Namen haben.</w:t>
+                  </w:r>
+                </w:p>
+              </w:tc>
+              <w:tc>
+                <w:tcPr/>
+                <w:p>
+                  <w:pPr>
+                    <w:pStyle w:val="Compact"/>
+                    <w:jc w:val="left"/>
+                    <w:jc w:val="center"/>
+                  </w:pPr>
+                  <w:r>
+                    <w:rPr>
+                      <w:rStyle w:val="VerbatimChar"/>
+                    </w:rPr>
+                    <w:t xml:space="preserve">schema:name</w:t>
+                  </w:r>
+                </w:p>
+              </w:tc>
+              <w:tc>
+                <w:tcPr/>
+                <w:p>
+                  <w:pPr>
+                    <w:pStyle w:val="Compact"/>
+                    <w:jc w:val="left"/>
+                    <w:jc w:val="center"/>
+                  </w:pPr>
+                  <w:r>
+                    <w:rPr>
+                      <w:rStyle w:val="VerbatimChar"/>
+                    </w:rPr>
+                    <w:t xml:space="preserve">xsd:string</w:t>
+                  </w:r>
+                </w:p>
+              </w:tc>
+              <w:tc>
+                <w:tcPr/>
+                <w:p>
+                  <w:pPr>
+                    <w:pStyle w:val="Compact"/>
+                    <w:jc w:val="right"/>
+                    <w:jc w:val="center"/>
+                  </w:pPr>
+                  <w:r>
+                    <w:t xml:space="preserve">1..1</w:t>
+                  </w:r>
+                </w:p>
+              </w:tc>
+            </w:tr>
+            <w:tr>
+              <w:tc>
+                <w:tcPr/>
+                <w:p>
+                  <w:pPr>
+                    <w:pStyle w:val="Compact"/>
+                    <w:jc w:val="left"/>
+                    <w:jc w:val="center"/>
+                  </w:pPr>
+                  <w:r>
+                    <w:rPr>
+                      <w:b/>
+                      <w:bCs/>
+                    </w:rPr>
+                    <w:t xml:space="preserve">Künstler</w:t>
+                  </w:r>
+                  <w:r>
+                    <w:t xml:space="preserve">: Person oder Musikgruppe, die das Album erstellt hat.</w:t>
+                  </w:r>
+                </w:p>
+              </w:tc>
+              <w:tc>
+                <w:tcPr/>
+                <w:p>
+                  <w:pPr>
+                    <w:pStyle w:val="Compact"/>
+                    <w:jc w:val="left"/>
+                    <w:jc w:val="center"/>
+                  </w:pPr>
+                  <w:r>
+                    <w:rPr>
+                      <w:rStyle w:val="VerbatimChar"/>
+                    </w:rPr>
+                    <w:t xml:space="preserve">schema:byArtist</w:t>
+                  </w:r>
+                </w:p>
+              </w:tc>
+              <w:tc>
+                <w:tcPr/>
+                <w:p>
+                  <w:pPr>
+                    <w:pStyle w:val="Compact"/>
+                    <w:jc w:val="left"/>
+                    <w:jc w:val="center"/>
+                  </w:pPr>
+                  <w:hyperlink w:anchor="sec-person">
+                    <w:r>
+                      <w:rPr>
+                        <w:rStyle w:val="Hyperlink"/>
+                      </w:rPr>
+                      <w:t xml:space="preserve">schema:Person</w:t>
+                    </w:r>
+                  </w:hyperlink>
+                  <w:r>
+                    <w:t xml:space="preserve"> </w:t>
+                  </w:r>
+                  <w:r>
+                    <w:t xml:space="preserve">oder</w:t>
+                  </w:r>
+                  <w:r>
+                    <w:t xml:space="preserve"> </w:t>
+                  </w:r>
+                  <w:r>
+                    <w:rPr>
+                      <w:rStyle w:val="VerbatimChar"/>
+                    </w:rPr>
+                    <w:t xml:space="preserve">schema:MusicGroup</w:t>
+                  </w:r>
+                </w:p>
+              </w:tc>
+              <w:tc>
+                <w:tcPr/>
+                <w:p>
+                  <w:pPr>
+                    <w:pStyle w:val="Compact"/>
+                    <w:jc w:val="right"/>
+                    <w:jc w:val="center"/>
+                  </w:pPr>
+                  <w:r>
+                    <w:t xml:space="preserve">0..*</w:t>
+                  </w:r>
+                </w:p>
+              </w:tc>
+            </w:tr>
+          </w:tbl>
+          <w:bookmarkEnd w:id="36"/>
+          <w:p/>
+        </w:tc>
+      </w:tr>
+    </w:tbl>
+    <w:bookmarkEnd w:id="37"/>
+    <w:bookmarkStart w:id="39" w:name="sec-musikaufnahme"/>
+    <w:p>
+      <w:pPr>
+        <w:pStyle w:val="berschrift2"/>
+      </w:pPr>
+      <w:r>
+        <w:t xml:space="preserve">Musikaufnahme</w:t>
+      </w:r>
+    </w:p>
+    <w:p>
+      <w:pPr>
+        <w:pStyle w:val="FirstParagraph"/>
+      </w:pPr>
+      <w:r>
+        <w:t xml:space="preserve">Ein einzelner Musiktitel im Chinook-Datensatz.</w:t>
+      </w:r>
+    </w:p>
+    <w:p>
+      <w:pPr>
+        <w:pStyle w:val="Textkrper"/>
+      </w:pPr>
+      <w:r>
+        <w:rPr>
+          <w:b/>
+          <w:bCs/>
+        </w:rPr>
+        <w:t xml:space="preserve">Zielklasse:</w:t>
+      </w:r>
+      <w:r>
+        <w:t xml:space="preserve"> </w:t>
+      </w:r>
+      <w:r>
+        <w:rPr>
+          <w:rStyle w:val="VerbatimChar"/>
+        </w:rPr>
+        <w:t xml:space="preserve">schema:MusicRecording</w:t>
+      </w:r>
+    </w:p>
+    <w:tbl>
+      <w:tblPr>
+        <w:tblStyle w:val="Table"/>
+        <w:tblW w:type="pct" w:w="5000"/>
+        <w:tblLayout w:type="fixed"/>
+        <w:tblLook w:firstRow="0" w:lastRow="0" w:firstColumn="0" w:lastColumn="0" w:noHBand="0" w:noVBand="0" w:val="0000"/>
+      </w:tblPr>
+      <w:tblGrid>
+        <w:gridCol w:w="7920"/>
+      </w:tblGrid>
+      <w:tr>
+        <w:tc>
+          <w:tcPr/>
+          <w:bookmarkStart w:id="38" w:name="tbl-musikaufnahme"/>
+          <w:p>
+            <w:pPr>
+              <w:jc w:val="center"/>
+            </w:pPr>
+            <w:pPr>
+              <w:jc w:val="left"/>
+              <w:spacing w:before="200"/>
+              <w:pStyle w:val="ImageCaption"/>
+            </w:pPr>
+            <w:r>
+              <w:t xml:space="preserve">Tabelle 3: Musikaufnahme Eigenschaften</w:t>
+            </w:r>
+          </w:p>
+          <w:tbl>
+            <w:tblPr>
+              <w:tblStyle w:val="Table"/>
+              <w:tblW w:type="pct" w:w="5000"/>
+              <w:tblLayout w:type="fixed"/>
+              <w:tblLook w:firstRow="1" w:lastRow="0" w:firstColumn="0" w:lastColumn="0" w:noHBand="0" w:noVBand="0" w:val="0020"/>
+            </w:tblPr>
+            <w:tblGrid>
+              <w:gridCol w:w="1980"/>
+              <w:gridCol w:w="1980"/>
+              <w:gridCol w:w="1980"/>
+              <w:gridCol w:w="1980"/>
+            </w:tblGrid>
+            <w:tr>
+              <w:trPr>
+                <w:tblHeader w:val="on"/>
+              </w:trPr>
+              <w:tc>
+                <w:tcPr/>
+                <w:p>
+                  <w:pPr>
+                    <w:pStyle w:val="Compact"/>
+                    <w:jc w:val="left"/>
+                    <w:jc w:val="center"/>
+                  </w:pPr>
+                  <w:r>
+                    <w:t xml:space="preserve">Beschreibung</w:t>
+                  </w:r>
+                </w:p>
+              </w:tc>
+              <w:tc>
+                <w:tcPr/>
+                <w:p>
+                  <w:pPr>
+                    <w:pStyle w:val="Compact"/>
+                    <w:jc w:val="left"/>
+                    <w:jc w:val="center"/>
+                  </w:pPr>
+                  <w:r>
+                    <w:t xml:space="preserve">Pfad</w:t>
+                  </w:r>
+                </w:p>
+              </w:tc>
+              <w:tc>
+                <w:tcPr/>
+                <w:p>
+                  <w:pPr>
+                    <w:pStyle w:val="Compact"/>
+                    <w:jc w:val="left"/>
+                    <w:jc w:val="center"/>
+                  </w:pPr>
+                  <w:r>
+                    <w:t xml:space="preserve">Typ</w:t>
+                  </w:r>
+                </w:p>
+              </w:tc>
+              <w:tc>
+                <w:tcPr/>
+                <w:p>
+                  <w:pPr>
+                    <w:pStyle w:val="Compact"/>
+                    <w:jc w:val="right"/>
+                    <w:jc w:val="center"/>
+                  </w:pPr>
+                  <w:r>
+                    <w:t xml:space="preserve">Kardinalität</w:t>
+                  </w:r>
+                </w:p>
+              </w:tc>
+            </w:tr>
+            <w:tr>
+              <w:tc>
+                <w:tcPr/>
+                <w:p>
+                  <w:pPr>
+                    <w:pStyle w:val="Compact"/>
+                    <w:jc w:val="left"/>
+                    <w:jc w:val="center"/>
+                  </w:pPr>
+                  <w:r>
+                    <w:rPr>
+                      <w:b/>
+                      <w:bCs/>
+                    </w:rPr>
+                    <w:t xml:space="preserve">Name</w:t>
+                  </w:r>
+                  <w:r>
+                    <w:t xml:space="preserve">: Jeder Titel muss einen Namen haben.</w:t>
+                  </w:r>
+                </w:p>
+              </w:tc>
+              <w:tc>
+                <w:tcPr/>
+                <w:p>
+                  <w:pPr>
+                    <w:pStyle w:val="Compact"/>
+                    <w:jc w:val="left"/>
+                    <w:jc w:val="center"/>
+                  </w:pPr>
+                  <w:r>
+                    <w:rPr>
+                      <w:rStyle w:val="VerbatimChar"/>
+                    </w:rPr>
+                    <w:t xml:space="preserve">schema:name</w:t>
+                  </w:r>
+                </w:p>
+              </w:tc>
+              <w:tc>
+                <w:tcPr/>
+                <w:p>
+                  <w:pPr>
+                    <w:pStyle w:val="Compact"/>
+                    <w:jc w:val="left"/>
+                    <w:jc w:val="center"/>
+                  </w:pPr>
+                  <w:r>
+                    <w:rPr>
+                      <w:rStyle w:val="VerbatimChar"/>
+                    </w:rPr>
+                    <w:t xml:space="preserve">xsd:string</w:t>
+                  </w:r>
+                </w:p>
+              </w:tc>
+              <w:tc>
+                <w:tcPr/>
+                <w:p>
+                  <w:pPr>
+                    <w:pStyle w:val="Compact"/>
+                    <w:jc w:val="right"/>
+                    <w:jc w:val="center"/>
+                  </w:pPr>
+                  <w:r>
+                    <w:t xml:space="preserve">1..1</w:t>
+                  </w:r>
+                </w:p>
+              </w:tc>
+            </w:tr>
+            <w:tr>
+              <w:tc>
+                <w:tcPr/>
+                <w:p>
+                  <w:pPr>
+                    <w:pStyle w:val="Compact"/>
+                    <w:jc w:val="left"/>
+                    <w:jc w:val="center"/>
+                  </w:pPr>
+                  <w:r>
+                    <w:rPr>
+                      <w:b/>
+                      <w:bCs/>
+                    </w:rPr>
+                    <w:t xml:space="preserve">In Album</w:t>
+                  </w:r>
+                  <w:r>
+                    <w:t xml:space="preserve">: Ein Titel kann nur zu einem gültigen schema:MusicAlbum gehören.</w:t>
+                  </w:r>
+                </w:p>
+              </w:tc>
+              <w:tc>
+                <w:tcPr/>
+                <w:p>
+                  <w:pPr>
+                    <w:pStyle w:val="Compact"/>
+                    <w:jc w:val="left"/>
+                    <w:jc w:val="center"/>
+                  </w:pPr>
+                  <w:r>
+                    <w:rPr>
+                      <w:rStyle w:val="VerbatimChar"/>
+                    </w:rPr>
+                    <w:t xml:space="preserve">schema:inAlbum</w:t>
+                  </w:r>
+                </w:p>
+              </w:tc>
+              <w:tc>
+                <w:tcPr/>
+                <w:p>
+                  <w:pPr>
+                    <w:pStyle w:val="Compact"/>
+                    <w:jc w:val="left"/>
+                    <w:jc w:val="center"/>
+                  </w:pPr>
+                  <w:hyperlink w:anchor="sec-musikalbum">
+                    <w:r>
+                      <w:rPr>
+                        <w:rStyle w:val="Hyperlink"/>
+                      </w:rPr>
+                      <w:t xml:space="preserve">schema:MusicAlbum</w:t>
+                    </w:r>
+                  </w:hyperlink>
+                </w:p>
+              </w:tc>
+              <w:tc>
+                <w:tcPr/>
+                <w:p>
+                  <w:pPr>
+                    <w:pStyle w:val="Compact"/>
+                    <w:jc w:val="right"/>
+                    <w:jc w:val="center"/>
+                  </w:pPr>
+                  <w:r>
+                    <w:t xml:space="preserve">0..*</w:t>
+                  </w:r>
+                </w:p>
+              </w:tc>
+            </w:tr>
+            <w:tr>
+              <w:tc>
+                <w:tcPr/>
+                <w:p>
+                  <w:pPr>
+                    <w:pStyle w:val="Compact"/>
+                    <w:jc w:val="left"/>
+                    <w:jc w:val="center"/>
+                  </w:pPr>
+                  <w:r>
+                    <w:rPr>
+                      <w:b/>
+                      <w:bCs/>
+                    </w:rPr>
+                    <w:t xml:space="preserve">Autor</w:t>
+                  </w:r>
+                  <w:r>
+                    <w:t xml:space="preserve">: Die Person oder Gruppe, die den Titel geschrieben hat.</w:t>
+                  </w:r>
+                </w:p>
+              </w:tc>
+              <w:tc>
+                <w:tcPr/>
+                <w:p>
+                  <w:pPr>
+                    <w:pStyle w:val="Compact"/>
+                    <w:jc w:val="left"/>
+                    <w:jc w:val="center"/>
+                  </w:pPr>
+                  <w:r>
+                    <w:rPr>
+                      <w:rStyle w:val="VerbatimChar"/>
+                    </w:rPr>
+                    <w:t xml:space="preserve">schema:author</w:t>
+                  </w:r>
+                </w:p>
+              </w:tc>
+              <w:tc>
+                <w:tcPr/>
+                <w:p>
+                  <w:pPr>
+                    <w:pStyle w:val="Compact"/>
+                  </w:pPr>
+                </w:p>
+              </w:tc>
+              <w:tc>
+                <w:tcPr/>
+                <w:p>
+                  <w:pPr>
+                    <w:pStyle w:val="Compact"/>
+                    <w:jc w:val="right"/>
+                    <w:jc w:val="center"/>
+                  </w:pPr>
+                  <w:r>
+                    <w:t xml:space="preserve">0..*</w:t>
+                  </w:r>
+                </w:p>
+              </w:tc>
+            </w:tr>
+            <w:tr>
+              <w:tc>
+                <w:tcPr/>
+                <w:p>
+                  <w:pPr>
+                    <w:pStyle w:val="Compact"/>
+                    <w:jc w:val="left"/>
+                    <w:jc w:val="center"/>
+                  </w:pPr>
+                  <w:r>
+                    <w:rPr>
+                      <w:b/>
+                      <w:bCs/>
+                    </w:rPr>
+                    <w:t xml:space="preserve">Genre</w:t>
+                  </w:r>
+                </w:p>
+              </w:tc>
+              <w:tc>
+                <w:tcPr/>
+                <w:p>
+                  <w:pPr>
+                    <w:pStyle w:val="Compact"/>
+                    <w:jc w:val="left"/>
+                    <w:jc w:val="center"/>
+                  </w:pPr>
+                  <w:r>
+                    <w:rPr>
+                      <w:rStyle w:val="VerbatimChar"/>
+                    </w:rPr>
+                    <w:t xml:space="preserve">schema:genre</w:t>
+                  </w:r>
+                </w:p>
+              </w:tc>
+              <w:tc>
+                <w:tcPr/>
+                <w:p>
+                  <w:pPr>
+                    <w:pStyle w:val="Compact"/>
+                    <w:jc w:val="left"/>
+                    <w:jc w:val="center"/>
+                  </w:pPr>
+                  <w:hyperlink w:anchor="sec-genre">
+                    <w:r>
+                      <w:rPr>
+                        <w:rStyle w:val="Hyperlink"/>
+                      </w:rPr>
+                      <w:t xml:space="preserve">:Genre</w:t>
+                    </w:r>
+                  </w:hyperlink>
+                </w:p>
+              </w:tc>
+              <w:tc>
+                <w:tcPr/>
+                <w:p>
+                  <w:pPr>
+                    <w:pStyle w:val="Compact"/>
+                    <w:jc w:val="right"/>
+                    <w:jc w:val="center"/>
+                  </w:pPr>
+                  <w:r>
+                    <w:t xml:space="preserve">1..1</w:t>
+                  </w:r>
+                </w:p>
+              </w:tc>
+            </w:tr>
+            <w:tr>
+              <w:tc>
+                <w:tcPr/>
+                <w:p>
+                  <w:pPr>
+                    <w:pStyle w:val="Compact"/>
+                    <w:jc w:val="left"/>
+                    <w:jc w:val="center"/>
+                  </w:pPr>
+                  <w:r>
+                    <w:rPr>
+                      <w:b/>
+                      <w:bCs/>
+                    </w:rPr>
+                    <w:t xml:space="preserve">Dauer</w:t>
+                  </w:r>
+                  <w:r>
+                    <w:t xml:space="preserve">: Die Dauer muss als schema:QuantitativeValue ausgedrückt werden.</w:t>
+                  </w:r>
+                </w:p>
+              </w:tc>
+              <w:tc>
+                <w:tcPr/>
+                <w:p>
+                  <w:pPr>
+                    <w:pStyle w:val="Compact"/>
+                    <w:jc w:val="left"/>
+                    <w:jc w:val="center"/>
+                  </w:pPr>
+                  <w:r>
+                    <w:rPr>
+                      <w:rStyle w:val="VerbatimChar"/>
+                    </w:rPr>
+                    <w:t xml:space="preserve">schema:duration</w:t>
+                  </w:r>
+                </w:p>
+              </w:tc>
+              <w:tc>
+                <w:tcPr/>
+                <w:p>
+                  <w:pPr>
+                    <w:pStyle w:val="Compact"/>
+                    <w:jc w:val="left"/>
+                    <w:jc w:val="center"/>
+                  </w:pPr>
+                  <w:hyperlink w:anchor="sec-quantitativer-wert">
+                    <w:r>
+                      <w:rPr>
+                        <w:rStyle w:val="Hyperlink"/>
+                      </w:rPr>
+                      <w:t xml:space="preserve">schema:QuantitativeValue</w:t>
+                    </w:r>
+                  </w:hyperlink>
+                </w:p>
+              </w:tc>
+              <w:tc>
+                <w:tcPr/>
+                <w:p>
+                  <w:pPr>
+                    <w:pStyle w:val="Compact"/>
+                    <w:jc w:val="right"/>
+                    <w:jc w:val="center"/>
+                  </w:pPr>
+                  <w:r>
+                    <w:t xml:space="preserve">0..*</w:t>
+                  </w:r>
+                </w:p>
+              </w:tc>
+            </w:tr>
+            <w:tr>
+              <w:tc>
+                <w:tcPr/>
+                <w:p>
+                  <w:pPr>
+                    <w:pStyle w:val="Compact"/>
+                    <w:jc w:val="left"/>
+                    <w:jc w:val="center"/>
+                  </w:pPr>
+                  <w:r>
+                    <w:rPr>
+                      <w:b/>
+                      <w:bCs/>
+                    </w:rPr>
+                    <w:t xml:space="preserve">Dateigröße</w:t>
+                  </w:r>
+                </w:p>
+              </w:tc>
+              <w:tc>
+                <w:tcPr/>
+                <w:p>
+                  <w:pPr>
+                    <w:pStyle w:val="Compact"/>
+                    <w:jc w:val="left"/>
+                    <w:jc w:val="center"/>
+                  </w:pPr>
+                  <w:r>
+                    <w:rPr>
+                      <w:rStyle w:val="VerbatimChar"/>
+                    </w:rPr>
+                    <w:t xml:space="preserve">schema:contentSize</w:t>
+                  </w:r>
+                </w:p>
+              </w:tc>
+              <w:tc>
+                <w:tcPr/>
+                <w:p>
+                  <w:pPr>
+                    <w:pStyle w:val="Compact"/>
+                    <w:jc w:val="left"/>
+                    <w:jc w:val="center"/>
+                  </w:pPr>
+                  <w:hyperlink w:anchor="sec-quantitativer-wert">
+                    <w:r>
+                      <w:rPr>
+                        <w:rStyle w:val="Hyperlink"/>
+                      </w:rPr>
+                      <w:t xml:space="preserve">schema:QuantitativeValue</w:t>
+                    </w:r>
+                  </w:hyperlink>
+                </w:p>
+              </w:tc>
+              <w:tc>
+                <w:tcPr/>
+                <w:p>
+                  <w:pPr>
+                    <w:pStyle w:val="Compact"/>
+                    <w:jc w:val="right"/>
+                    <w:jc w:val="center"/>
+                  </w:pPr>
+                  <w:r>
+                    <w:t xml:space="preserve">0..*</w:t>
+                  </w:r>
+                </w:p>
+              </w:tc>
+            </w:tr>
+          </w:tbl>
+          <w:bookmarkEnd w:id="38"/>
+          <w:p/>
+        </w:tc>
+      </w:tr>
+    </w:tbl>
+    <w:bookmarkEnd w:id="39"/>
+    <w:bookmarkStart w:id="41" w:name="sec-organisation"/>
+    <w:p>
+      <w:pPr>
+        <w:pStyle w:val="berschrift2"/>
+      </w:pPr>
+      <w:r>
+        <w:t xml:space="preserve">Organisation</w:t>
+      </w:r>
+    </w:p>
+    <w:p>
+      <w:pPr>
+        <w:pStyle w:val="FirstParagraph"/>
+      </w:pPr>
+      <w:r>
+        <w:t xml:space="preserve">Ein Unternehmen oder eine Organisation im Chinook-Datensatz.</w:t>
+      </w:r>
+    </w:p>
+    <w:p>
+      <w:pPr>
+        <w:pStyle w:val="Textkrper"/>
+      </w:pPr>
+      <w:r>
+        <w:rPr>
+          <w:b/>
+          <w:bCs/>
+        </w:rPr>
+        <w:t xml:space="preserve">Zielklasse:</w:t>
+      </w:r>
+      <w:r>
+        <w:t xml:space="preserve"> </w:t>
+      </w:r>
+      <w:r>
+        <w:rPr>
+          <w:rStyle w:val="VerbatimChar"/>
+        </w:rPr>
+        <w:t xml:space="preserve">schema:Organisation</w:t>
+      </w:r>
+    </w:p>
+    <w:tbl>
+      <w:tblPr>
+        <w:tblStyle w:val="Table"/>
+        <w:tblW w:type="pct" w:w="5000"/>
+        <w:tblLayout w:type="fixed"/>
+        <w:tblLook w:firstRow="0" w:lastRow="0" w:firstColumn="0" w:lastColumn="0" w:noHBand="0" w:noVBand="0" w:val="0000"/>
+      </w:tblPr>
+      <w:tblGrid>
+        <w:gridCol w:w="7920"/>
+      </w:tblGrid>
+      <w:tr>
+        <w:tc>
+          <w:tcPr/>
+          <w:bookmarkStart w:id="40" w:name="tbl-organisation"/>
+          <w:p>
+            <w:pPr>
+              <w:jc w:val="center"/>
+            </w:pPr>
+            <w:pPr>
+              <w:jc w:val="left"/>
+              <w:spacing w:before="200"/>
+              <w:pStyle w:val="ImageCaption"/>
+            </w:pPr>
+            <w:r>
+              <w:t xml:space="preserve">Tabelle 4: Organisation Eigenschaften</w:t>
+            </w:r>
+          </w:p>
+          <w:tbl>
+            <w:tblPr>
+              <w:tblStyle w:val="Table"/>
+              <w:tblW w:type="pct" w:w="5000"/>
+              <w:tblLayout w:type="fixed"/>
+              <w:tblLook w:firstRow="1" w:lastRow="0" w:firstColumn="0" w:lastColumn="0" w:noHBand="0" w:noVBand="0" w:val="0020"/>
+            </w:tblPr>
+            <w:tblGrid>
+              <w:gridCol w:w="1980"/>
+              <w:gridCol w:w="1980"/>
+              <w:gridCol w:w="1980"/>
+              <w:gridCol w:w="1980"/>
+            </w:tblGrid>
+            <w:tr>
+              <w:trPr>
+                <w:tblHeader w:val="on"/>
+              </w:trPr>
+              <w:tc>
+                <w:tcPr/>
+                <w:p>
+                  <w:pPr>
+                    <w:pStyle w:val="Compact"/>
+                    <w:jc w:val="left"/>
+                    <w:jc w:val="center"/>
+                  </w:pPr>
+                  <w:r>
+                    <w:t xml:space="preserve">Beschreibung</w:t>
+                  </w:r>
+                </w:p>
+              </w:tc>
+              <w:tc>
+                <w:tcPr/>
+                <w:p>
+                  <w:pPr>
+                    <w:pStyle w:val="Compact"/>
+                    <w:jc w:val="left"/>
+                    <w:jc w:val="center"/>
+                  </w:pPr>
+                  <w:r>
+                    <w:t xml:space="preserve">Pfad</w:t>
+                  </w:r>
+                </w:p>
+              </w:tc>
+              <w:tc>
+                <w:tcPr/>
+                <w:p>
+                  <w:pPr>
+                    <w:pStyle w:val="Compact"/>
+                    <w:jc w:val="left"/>
+                    <w:jc w:val="center"/>
+                  </w:pPr>
+                  <w:r>
+                    <w:t xml:space="preserve">Typ</w:t>
+                  </w:r>
+                </w:p>
+              </w:tc>
+              <w:tc>
+                <w:tcPr/>
+                <w:p>
+                  <w:pPr>
+                    <w:pStyle w:val="Compact"/>
+                    <w:jc w:val="right"/>
+                    <w:jc w:val="center"/>
+                  </w:pPr>
+                  <w:r>
+                    <w:t xml:space="preserve">Kardinalität</w:t>
+                  </w:r>
+                </w:p>
+              </w:tc>
+            </w:tr>
+            <w:tr>
+              <w:tc>
+                <w:tcPr/>
+                <w:p>
+                  <w:pPr>
+                    <w:pStyle w:val="Compact"/>
+                    <w:jc w:val="left"/>
+                    <w:jc w:val="center"/>
+                  </w:pPr>
+                  <w:r>
+                    <w:rPr>
+                      <w:b/>
+                      <w:bCs/>
+                    </w:rPr>
+                    <w:t xml:space="preserve">Name</w:t>
+                  </w:r>
+                  <w:r>
+                    <w:t xml:space="preserve">: Jede Organisation muss einen Namen haben.</w:t>
+                  </w:r>
+                </w:p>
+              </w:tc>
+              <w:tc>
+                <w:tcPr/>
+                <w:p>
+                  <w:pPr>
+                    <w:pStyle w:val="Compact"/>
+                    <w:jc w:val="left"/>
+                    <w:jc w:val="center"/>
+                  </w:pPr>
+                  <w:r>
+                    <w:rPr>
+                      <w:rStyle w:val="VerbatimChar"/>
+                    </w:rPr>
+                    <w:t xml:space="preserve">schema:name</w:t>
+                  </w:r>
+                </w:p>
+              </w:tc>
+              <w:tc>
+                <w:tcPr/>
+                <w:p>
+                  <w:pPr>
+                    <w:pStyle w:val="Compact"/>
+                    <w:jc w:val="left"/>
+                    <w:jc w:val="center"/>
+                  </w:pPr>
+                  <w:r>
+                    <w:rPr>
+                      <w:rStyle w:val="VerbatimChar"/>
+                    </w:rPr>
+                    <w:t xml:space="preserve">xsd:string</w:t>
+                  </w:r>
+                </w:p>
+              </w:tc>
+              <w:tc>
+                <w:tcPr/>
+                <w:p>
+                  <w:pPr>
+                    <w:pStyle w:val="Compact"/>
+                    <w:jc w:val="right"/>
+                    <w:jc w:val="center"/>
+                  </w:pPr>
+                  <w:r>
+                    <w:t xml:space="preserve">1..1</w:t>
+                  </w:r>
+                </w:p>
+              </w:tc>
+            </w:tr>
+          </w:tbl>
+          <w:bookmarkEnd w:id="40"/>
+          <w:p/>
+        </w:tc>
+      </w:tr>
+    </w:tbl>
+    <w:bookmarkEnd w:id="41"/>
+    <w:bookmarkStart w:id="43" w:name="sec-person"/>
+    <w:p>
+      <w:pPr>
+        <w:pStyle w:val="berschrift2"/>
+      </w:pPr>
+      <w:r>
+        <w:t xml:space="preserve">Person</w:t>
+      </w:r>
+    </w:p>
+    <w:p>
+      <w:pPr>
+        <w:pStyle w:val="FirstParagraph"/>
+      </w:pPr>
+      <w:r>
+        <w:t xml:space="preserve">Jede Person (Mitarbeiter, Kunde oder benutzerdefinierte Person) im Datensatz.</w:t>
+      </w:r>
+    </w:p>
+    <w:p>
+      <w:pPr>
+        <w:pStyle w:val="Textkrper"/>
+      </w:pPr>
+      <w:r>
+        <w:rPr>
+          <w:b/>
+          <w:bCs/>
+        </w:rPr>
+        <w:t xml:space="preserve">Zielklasse:</w:t>
+      </w:r>
+      <w:r>
+        <w:t xml:space="preserve"> </w:t>
+      </w:r>
+      <w:r>
+        <w:rPr>
+          <w:rStyle w:val="VerbatimChar"/>
+        </w:rPr>
+        <w:t xml:space="preserve">schema:Person</w:t>
+      </w:r>
+    </w:p>
+    <w:tbl>
+      <w:tblPr>
+        <w:tblStyle w:val="Table"/>
+        <w:tblW w:type="pct" w:w="5000"/>
+        <w:tblLayout w:type="fixed"/>
+        <w:tblLook w:firstRow="0" w:lastRow="0" w:firstColumn="0" w:lastColumn="0" w:noHBand="0" w:noVBand="0" w:val="0000"/>
+      </w:tblPr>
+      <w:tblGrid>
+        <w:gridCol w:w="7920"/>
+      </w:tblGrid>
+      <w:tr>
+        <w:tc>
+          <w:tcPr/>
+          <w:bookmarkStart w:id="42" w:name="tbl-person"/>
+          <w:p>
+            <w:pPr>
+              <w:jc w:val="center"/>
+            </w:pPr>
+            <w:pPr>
+              <w:jc w:val="left"/>
+              <w:spacing w:before="200"/>
+              <w:pStyle w:val="ImageCaption"/>
+            </w:pPr>
+            <w:r>
+              <w:t xml:space="preserve">Tabelle 5: Person Eigenschaften</w:t>
+            </w:r>
+          </w:p>
+          <w:tbl>
+            <w:tblPr>
+              <w:tblStyle w:val="Table"/>
+              <w:tblW w:type="pct" w:w="5000"/>
+              <w:tblLayout w:type="fixed"/>
+              <w:tblLook w:firstRow="1" w:lastRow="0" w:firstColumn="0" w:lastColumn="0" w:noHBand="0" w:noVBand="0" w:val="0020"/>
+            </w:tblPr>
+            <w:tblGrid>
+              <w:gridCol w:w="1980"/>
+              <w:gridCol w:w="1980"/>
+              <w:gridCol w:w="1980"/>
+              <w:gridCol w:w="1980"/>
+            </w:tblGrid>
+            <w:tr>
+              <w:trPr>
+                <w:tblHeader w:val="on"/>
+              </w:trPr>
+              <w:tc>
+                <w:tcPr/>
+                <w:p>
+                  <w:pPr>
+                    <w:pStyle w:val="Compact"/>
+                    <w:jc w:val="left"/>
+                    <w:jc w:val="center"/>
+                  </w:pPr>
+                  <w:r>
+                    <w:t xml:space="preserve">Beschreibung</w:t>
+                  </w:r>
+                </w:p>
+              </w:tc>
+              <w:tc>
+                <w:tcPr/>
+                <w:p>
+                  <w:pPr>
+                    <w:pStyle w:val="Compact"/>
+                    <w:jc w:val="left"/>
+                    <w:jc w:val="center"/>
+                  </w:pPr>
+                  <w:r>
+                    <w:t xml:space="preserve">Pfad</w:t>
+                  </w:r>
+                </w:p>
+              </w:tc>
+              <w:tc>
+                <w:tcPr/>
+                <w:p>
+                  <w:pPr>
+                    <w:pStyle w:val="Compact"/>
+                    <w:jc w:val="left"/>
+                    <w:jc w:val="center"/>
+                  </w:pPr>
+                  <w:r>
+                    <w:t xml:space="preserve">Typ</w:t>
+                  </w:r>
+                </w:p>
+              </w:tc>
+              <w:tc>
+                <w:tcPr/>
+                <w:p>
+                  <w:pPr>
+                    <w:pStyle w:val="Compact"/>
+                    <w:jc w:val="right"/>
+                    <w:jc w:val="center"/>
+                  </w:pPr>
+                  <w:r>
+                    <w:t xml:space="preserve">Kardinalität</w:t>
+                  </w:r>
+                </w:p>
+              </w:tc>
+            </w:tr>
+            <w:tr>
+              <w:tc>
+                <w:tcPr/>
+                <w:p>
+                  <w:pPr>
+                    <w:pStyle w:val="Compact"/>
+                    <w:jc w:val="left"/>
+                    <w:jc w:val="center"/>
+                  </w:pPr>
+                  <w:r>
+                    <w:rPr>
+                      <w:b/>
+                      <w:bCs/>
+                    </w:rPr>
+                    <w:t xml:space="preserve">Vorname</w:t>
+                  </w:r>
+                  <w:r>
+                    <w:t xml:space="preserve">: Jede Person muss einen Vornamen haben.</w:t>
+                  </w:r>
+                </w:p>
+              </w:tc>
+              <w:tc>
+                <w:tcPr/>
+                <w:p>
+                  <w:pPr>
+                    <w:pStyle w:val="Compact"/>
+                    <w:jc w:val="left"/>
+                    <w:jc w:val="center"/>
+                  </w:pPr>
+                  <w:r>
+                    <w:rPr>
+                      <w:rStyle w:val="VerbatimChar"/>
+                    </w:rPr>
+                    <w:t xml:space="preserve">schema:givenName</w:t>
+                  </w:r>
+                </w:p>
+              </w:tc>
+              <w:tc>
+                <w:tcPr/>
+                <w:p>
+                  <w:pPr>
+                    <w:pStyle w:val="Compact"/>
+                    <w:jc w:val="left"/>
+                    <w:jc w:val="center"/>
+                  </w:pPr>
+                  <w:r>
+                    <w:rPr>
+                      <w:rStyle w:val="VerbatimChar"/>
+                    </w:rPr>
+                    <w:t xml:space="preserve">xsd:string</w:t>
+                  </w:r>
+                </w:p>
+              </w:tc>
+              <w:tc>
+                <w:tcPr/>
+                <w:p>
+                  <w:pPr>
+                    <w:pStyle w:val="Compact"/>
+                    <w:jc w:val="right"/>
+                    <w:jc w:val="center"/>
+                  </w:pPr>
+                  <w:r>
+                    <w:t xml:space="preserve">1..1</w:t>
+                  </w:r>
+                </w:p>
+              </w:tc>
+            </w:tr>
+            <w:tr>
+              <w:tc>
+                <w:tcPr/>
+                <w:p>
+                  <w:pPr>
+                    <w:pStyle w:val="Compact"/>
+                    <w:jc w:val="left"/>
+                    <w:jc w:val="center"/>
+                  </w:pPr>
+                  <w:r>
+                    <w:rPr>
+                      <w:b/>
+                      <w:bCs/>
+                    </w:rPr>
+                    <w:t xml:space="preserve">Nachname</w:t>
+                  </w:r>
+                  <w:r>
+                    <w:t xml:space="preserve">: Jede Person muss einen Nachnamen haben.</w:t>
+                  </w:r>
+                </w:p>
+              </w:tc>
+              <w:tc>
+                <w:tcPr/>
+                <w:p>
+                  <w:pPr>
+                    <w:pStyle w:val="Compact"/>
+                    <w:jc w:val="left"/>
+                    <w:jc w:val="center"/>
+                  </w:pPr>
+                  <w:r>
+                    <w:rPr>
+                      <w:rStyle w:val="VerbatimChar"/>
+                    </w:rPr>
+                    <w:t xml:space="preserve">schema:familyName</w:t>
+                  </w:r>
+                </w:p>
+              </w:tc>
+              <w:tc>
+                <w:tcPr/>
+                <w:p>
+                  <w:pPr>
+                    <w:pStyle w:val="Compact"/>
+                    <w:jc w:val="left"/>
+                    <w:jc w:val="center"/>
+                  </w:pPr>
+                  <w:r>
+                    <w:rPr>
+                      <w:rStyle w:val="VerbatimChar"/>
+                    </w:rPr>
+                    <w:t xml:space="preserve">xsd:string</w:t>
+                  </w:r>
+                </w:p>
+              </w:tc>
+              <w:tc>
+                <w:tcPr/>
+                <w:p>
+                  <w:pPr>
+                    <w:pStyle w:val="Compact"/>
+                    <w:jc w:val="right"/>
+                    <w:jc w:val="center"/>
+                  </w:pPr>
+                  <w:r>
+                    <w:t xml:space="preserve">1..1</w:t>
+                  </w:r>
+                </w:p>
+              </w:tc>
+            </w:tr>
+            <w:tr>
+              <w:tc>
+                <w:tcPr/>
+                <w:p>
+                  <w:pPr>
+                    <w:pStyle w:val="Compact"/>
+                    <w:jc w:val="left"/>
+                    <w:jc w:val="center"/>
+                  </w:pPr>
+                  <w:r>
+                    <w:rPr>
+                      <w:b/>
+                      <w:bCs/>
+                    </w:rPr>
+                    <w:t xml:space="preserve">E-Mail-Adresse</w:t>
+                  </w:r>
+                  <w:r>
+                    <w:t xml:space="preserve">: Falls angegeben, muss die E-Mail-Adresse einem Standardformat entsprechen.</w:t>
+                  </w:r>
+                </w:p>
+              </w:tc>
+              <w:tc>
+                <w:tcPr/>
+                <w:p>
+                  <w:pPr>
+                    <w:pStyle w:val="Compact"/>
+                    <w:jc w:val="left"/>
+                    <w:jc w:val="center"/>
+                  </w:pPr>
+                  <w:r>
+                    <w:rPr>
+                      <w:rStyle w:val="VerbatimChar"/>
+                    </w:rPr>
+                    <w:t xml:space="preserve">schema:email</w:t>
+                  </w:r>
+                </w:p>
+              </w:tc>
+              <w:tc>
+                <w:tcPr/>
+                <w:p>
+                  <w:pPr>
+                    <w:pStyle w:val="Compact"/>
+                    <w:jc w:val="left"/>
+                    <w:jc w:val="center"/>
+                  </w:pPr>
+                  <w:r>
+                    <w:rPr>
+                      <w:rStyle w:val="VerbatimChar"/>
+                    </w:rPr>
+                    <w:t xml:space="preserve">xsd:string</w:t>
+                  </w:r>
+                </w:p>
+              </w:tc>
+              <w:tc>
+                <w:tcPr/>
+                <w:p>
+                  <w:pPr>
+                    <w:pStyle w:val="Compact"/>
+                    <w:jc w:val="right"/>
+                    <w:jc w:val="center"/>
+                  </w:pPr>
+                  <w:r>
+                    <w:t xml:space="preserve">0..*</w:t>
+                  </w:r>
+                </w:p>
+              </w:tc>
+            </w:tr>
+            <w:tr>
+              <w:tc>
+                <w:tcPr/>
+                <w:p>
+                  <w:pPr>
+                    <w:pStyle w:val="Compact"/>
+                    <w:jc w:val="left"/>
+                    <w:jc w:val="center"/>
+                  </w:pPr>
+                  <w:r>
+                    <w:rPr>
+                      <w:b/>
+                      <w:bCs/>
+                    </w:rPr>
+                    <w:t xml:space="preserve">Geburtsdatum</w:t>
+                  </w:r>
+                  <w:r>
+                    <w:t xml:space="preserve">: Eine Person sollte ein gültiges Geburtsdatum haben.</w:t>
+                  </w:r>
+                </w:p>
+              </w:tc>
+              <w:tc>
+                <w:tcPr/>
+                <w:p>
+                  <w:pPr>
+                    <w:pStyle w:val="Compact"/>
+                    <w:jc w:val="left"/>
+                    <w:jc w:val="center"/>
+                  </w:pPr>
+                  <w:r>
+                    <w:rPr>
+                      <w:rStyle w:val="VerbatimChar"/>
+                    </w:rPr>
+                    <w:t xml:space="preserve">schema:birthDate</w:t>
+                  </w:r>
+                </w:p>
+              </w:tc>
+              <w:tc>
+                <w:tcPr/>
+                <w:p>
+                  <w:pPr>
+                    <w:pStyle w:val="Compact"/>
+                    <w:jc w:val="left"/>
+                    <w:jc w:val="center"/>
+                  </w:pPr>
+                  <w:r>
+                    <w:rPr>
+                      <w:rStyle w:val="VerbatimChar"/>
+                    </w:rPr>
+                    <w:t xml:space="preserve">xsd:date</w:t>
+                  </w:r>
+                </w:p>
+              </w:tc>
+              <w:tc>
+                <w:tcPr/>
+                <w:p>
+                  <w:pPr>
+                    <w:pStyle w:val="Compact"/>
+                    <w:jc w:val="right"/>
+                    <w:jc w:val="center"/>
+                  </w:pPr>
+                  <w:r>
+                    <w:t xml:space="preserve">0..*</w:t>
+                  </w:r>
+                </w:p>
+              </w:tc>
+            </w:tr>
+            <w:tr>
+              <w:tc>
+                <w:tcPr/>
+                <w:p>
+                  <w:pPr>
+                    <w:pStyle w:val="Compact"/>
+                    <w:jc w:val="left"/>
+                    <w:jc w:val="center"/>
+                  </w:pPr>
+                  <w:r>
+                    <w:rPr>
+                      <w:b/>
+                      <w:bCs/>
+                    </w:rPr>
+                    <w:t xml:space="preserve">Adresse</w:t>
+                  </w:r>
+                </w:p>
+              </w:tc>
+              <w:tc>
+                <w:tcPr/>
+                <w:p>
+                  <w:pPr>
+                    <w:pStyle w:val="Compact"/>
+                    <w:jc w:val="left"/>
+                    <w:jc w:val="center"/>
+                  </w:pPr>
+                  <w:r>
+                    <w:rPr>
+                      <w:rStyle w:val="VerbatimChar"/>
+                    </w:rPr>
+                    <w:t xml:space="preserve">schema:address</w:t>
+                  </w:r>
+                </w:p>
+              </w:tc>
+              <w:tc>
+                <w:tcPr/>
+                <w:p>
+                  <w:pPr>
+                    <w:pStyle w:val="Compact"/>
+                    <w:jc w:val="left"/>
+                    <w:jc w:val="center"/>
+                  </w:pPr>
+                  <w:r>
+                    <w:rPr>
+                      <w:rStyle w:val="VerbatimChar"/>
+                    </w:rPr>
+                    <w:t xml:space="preserve">schema:PostalAddress</w:t>
+                  </w:r>
+                </w:p>
+              </w:tc>
+              <w:tc>
+                <w:tcPr/>
+                <w:p>
+                  <w:pPr>
+                    <w:pStyle w:val="Compact"/>
+                    <w:jc w:val="right"/>
+                    <w:jc w:val="center"/>
+                  </w:pPr>
+                  <w:r>
+                    <w:t xml:space="preserve">0..*</w:t>
+                  </w:r>
+                </w:p>
+              </w:tc>
+            </w:tr>
+            <w:tr>
+              <w:tc>
+                <w:tcPr/>
+                <w:p>
+                  <w:pPr>
+                    <w:pStyle w:val="Compact"/>
+                    <w:jc w:val="left"/>
+                    <w:jc w:val="center"/>
+                  </w:pPr>
+                  <w:r>
+                    <w:rPr>
+                      <w:b/>
+                      <w:bCs/>
+                    </w:rPr>
+                    <w:t xml:space="preserve">Arbeitet für</w:t>
+                  </w:r>
+                  <w:r>
+                    <w:t xml:space="preserve">: Ein Mitarbeiter kann einer anderen Person unterstellt sein.</w:t>
+                  </w:r>
+                </w:p>
+              </w:tc>
+              <w:tc>
+                <w:tcPr/>
+                <w:p>
+                  <w:pPr>
+                    <w:pStyle w:val="Compact"/>
+                    <w:jc w:val="left"/>
+                    <w:jc w:val="center"/>
+                  </w:pPr>
+                  <w:r>
+                    <w:rPr>
+                      <w:rStyle w:val="VerbatimChar"/>
+                    </w:rPr>
+                    <w:t xml:space="preserve">schema:worksFor</w:t>
+                  </w:r>
+                </w:p>
+              </w:tc>
+              <w:tc>
+                <w:tcPr/>
+                <w:p>
+                  <w:pPr>
+                    <w:pStyle w:val="Compact"/>
+                    <w:jc w:val="left"/>
+                    <w:jc w:val="center"/>
+                  </w:pPr>
+                  <w:hyperlink w:anchor="sec-person">
+                    <w:r>
+                      <w:rPr>
+                        <w:rStyle w:val="Hyperlink"/>
+                      </w:rPr>
+                      <w:t xml:space="preserve">schema:Person</w:t>
+                    </w:r>
+                  </w:hyperlink>
+                  <w:r>
+                    <w:t xml:space="preserve"> </w:t>
+                  </w:r>
+                  <w:r>
+                    <w:t xml:space="preserve">oder</w:t>
+                  </w:r>
+                  <w:r>
+                    <w:t xml:space="preserve"> </w:t>
+                  </w:r>
+                  <w:r>
+                    <w:rPr>
+                      <w:rStyle w:val="VerbatimChar"/>
+                    </w:rPr>
+                    <w:t xml:space="preserve">schema:Organization</w:t>
+                  </w:r>
+                </w:p>
+              </w:tc>
+              <w:tc>
+                <w:tcPr/>
+                <w:p>
+                  <w:pPr>
+                    <w:pStyle w:val="Compact"/>
+                    <w:jc w:val="right"/>
+                    <w:jc w:val="center"/>
+                  </w:pPr>
+                  <w:r>
+                    <w:t xml:space="preserve">0..*</w:t>
+                  </w:r>
+                </w:p>
+              </w:tc>
+            </w:tr>
+            <w:tr>
+              <w:tc>
+                <w:tcPr/>
+                <w:p>
+                  <w:pPr>
+                    <w:pStyle w:val="Compact"/>
+                    <w:jc w:val="left"/>
+                    <w:jc w:val="center"/>
+                  </w:pPr>
+                  <w:r>
+                    <w:rPr>
+                      <w:b/>
+                      <w:bCs/>
+                    </w:rPr>
+                    <w:t xml:space="preserve">Berufsbezeichnung</w:t>
+                  </w:r>
+                </w:p>
+              </w:tc>
+              <w:tc>
+                <w:tcPr/>
+                <w:p>
+                  <w:pPr>
+                    <w:pStyle w:val="Compact"/>
+                    <w:jc w:val="left"/>
+                    <w:jc w:val="center"/>
+                  </w:pPr>
+                  <w:r>
+                    <w:rPr>
+                      <w:rStyle w:val="VerbatimChar"/>
+                    </w:rPr>
+                    <w:t xml:space="preserve">schema:jobTitle</w:t>
+                  </w:r>
+                </w:p>
+              </w:tc>
+              <w:tc>
+                <w:tcPr/>
+                <w:p>
+                  <w:pPr>
+                    <w:pStyle w:val="Compact"/>
+                  </w:pPr>
+                </w:p>
+              </w:tc>
+              <w:tc>
+                <w:tcPr/>
+                <w:p>
+                  <w:pPr>
+                    <w:pStyle w:val="Compact"/>
+                    <w:jc w:val="right"/>
+                    <w:jc w:val="center"/>
+                  </w:pPr>
+                  <w:r>
+                    <w:t xml:space="preserve">0..1</w:t>
+                  </w:r>
+                </w:p>
+              </w:tc>
+            </w:tr>
+            <w:tr>
+              <w:tc>
+                <w:tcPr/>
+                <w:p>
+                  <w:pPr>
+                    <w:pStyle w:val="Compact"/>
+                    <w:jc w:val="left"/>
+                    <w:jc w:val="center"/>
+                  </w:pPr>
+                  <w:r>
+                    <w:rPr>
+                      <w:b/>
+                      <w:bCs/>
+                    </w:rPr>
+                    <w:t xml:space="preserve">Kennt</w:t>
+                  </w:r>
+                </w:p>
+              </w:tc>
+              <w:tc>
+                <w:tcPr/>
+                <w:p>
+                  <w:pPr>
+                    <w:pStyle w:val="Compact"/>
+                    <w:jc w:val="left"/>
+                    <w:jc w:val="center"/>
+                  </w:pPr>
+                  <w:r>
+                    <w:rPr>
+                      <w:rStyle w:val="VerbatimChar"/>
+                    </w:rPr>
+                    <w:t xml:space="preserve">schema:knows</w:t>
+                  </w:r>
+                </w:p>
+              </w:tc>
+              <w:tc>
+                <w:tcPr/>
+                <w:p>
+                  <w:pPr>
+                    <w:pStyle w:val="Compact"/>
+                    <w:jc w:val="left"/>
+                    <w:jc w:val="center"/>
+                  </w:pPr>
+                  <w:hyperlink w:anchor="sec-person">
+                    <w:r>
+                      <w:rPr>
+                        <w:rStyle w:val="Hyperlink"/>
+                      </w:rPr>
+                      <w:t xml:space="preserve">schema:Person</w:t>
+                    </w:r>
+                  </w:hyperlink>
+                </w:p>
+              </w:tc>
+              <w:tc>
+                <w:tcPr/>
+                <w:p>
+                  <w:pPr>
+                    <w:pStyle w:val="Compact"/>
+                    <w:jc w:val="right"/>
+                    <w:jc w:val="center"/>
+                  </w:pPr>
+                  <w:r>
+                    <w:t xml:space="preserve">0..*</w:t>
+                  </w:r>
+                </w:p>
+              </w:tc>
+            </w:tr>
+          </w:tbl>
+          <w:bookmarkEnd w:id="42"/>
+          <w:p/>
+        </w:tc>
+      </w:tr>
+    </w:tbl>
+    <w:bookmarkEnd w:id="43"/>
+    <w:bookmarkStart w:id="45" w:name="sec-quantitativer-wert"/>
+    <w:p>
+      <w:pPr>
+        <w:pStyle w:val="berschrift2"/>
+      </w:pPr>
+      <w:r>
+        <w:t xml:space="preserve">Quantitativer Wert</w:t>
+      </w:r>
+    </w:p>
+    <w:p>
+      <w:pPr>
+        <w:pStyle w:val="FirstParagraph"/>
+      </w:pPr>
+      <w:r>
+        <w:t xml:space="preserve">Ein numerischer Wert mit einer dazugehörigen Einheit.</w:t>
+      </w:r>
+    </w:p>
+    <w:p>
+      <w:pPr>
+        <w:pStyle w:val="Textkrper"/>
+      </w:pPr>
+      <w:r>
+        <w:rPr>
+          <w:b/>
+          <w:bCs/>
+        </w:rPr>
+        <w:t xml:space="preserve">Zielklasse:</w:t>
+      </w:r>
+      <w:r>
+        <w:t xml:space="preserve"> </w:t>
+      </w:r>
+      <w:r>
+        <w:rPr>
+          <w:rStyle w:val="VerbatimChar"/>
+        </w:rPr>
+        <w:t xml:space="preserve">schema:QuantitativeValue</w:t>
+      </w:r>
+    </w:p>
+    <w:tbl>
+      <w:tblPr>
+        <w:tblStyle w:val="Table"/>
+        <w:tblW w:type="pct" w:w="5000"/>
+        <w:tblLayout w:type="fixed"/>
+        <w:tblLook w:firstRow="0" w:lastRow="0" w:firstColumn="0" w:lastColumn="0" w:noHBand="0" w:noVBand="0" w:val="0000"/>
+      </w:tblPr>
+      <w:tblGrid>
+        <w:gridCol w:w="7920"/>
+      </w:tblGrid>
+      <w:tr>
+        <w:tc>
+          <w:tcPr/>
+          <w:bookmarkStart w:id="44" w:name="tbl-quantitativer-wert"/>
+          <w:p>
+            <w:pPr>
+              <w:jc w:val="center"/>
+            </w:pPr>
+            <w:pPr>
+              <w:jc w:val="left"/>
+              <w:spacing w:before="200"/>
+              <w:pStyle w:val="ImageCaption"/>
+            </w:pPr>
+            <w:r>
+              <w:t xml:space="preserve">Tabelle 6: Quantitativer Wert Eigenschaften</w:t>
+            </w:r>
+          </w:p>
+          <w:tbl>
+            <w:tblPr>
+              <w:tblStyle w:val="Table"/>
+              <w:tblW w:type="pct" w:w="5000"/>
+              <w:tblLayout w:type="fixed"/>
+              <w:tblLook w:firstRow="1" w:lastRow="0" w:firstColumn="0" w:lastColumn="0" w:noHBand="0" w:noVBand="0" w:val="0020"/>
+            </w:tblPr>
+            <w:tblGrid>
+              <w:gridCol w:w="1980"/>
+              <w:gridCol w:w="1980"/>
+              <w:gridCol w:w="1980"/>
+              <w:gridCol w:w="1980"/>
+            </w:tblGrid>
+            <w:tr>
+              <w:trPr>
+                <w:tblHeader w:val="on"/>
+              </w:trPr>
+              <w:tc>
+                <w:tcPr/>
+                <w:p>
+                  <w:pPr>
+                    <w:pStyle w:val="Compact"/>
+                    <w:jc w:val="left"/>
+                    <w:jc w:val="center"/>
+                  </w:pPr>
+                  <w:r>
+                    <w:t xml:space="preserve">Beschreibung</w:t>
+                  </w:r>
+                </w:p>
+              </w:tc>
+              <w:tc>
+                <w:tcPr/>
+                <w:p>
+                  <w:pPr>
+                    <w:pStyle w:val="Compact"/>
+                    <w:jc w:val="left"/>
+                    <w:jc w:val="center"/>
+                  </w:pPr>
+                  <w:r>
+                    <w:t xml:space="preserve">Pfad</w:t>
+                  </w:r>
+                </w:p>
+              </w:tc>
+              <w:tc>
+                <w:tcPr/>
+                <w:p>
+                  <w:pPr>
+                    <w:pStyle w:val="Compact"/>
+                    <w:jc w:val="left"/>
+                    <w:jc w:val="center"/>
+                  </w:pPr>
+                  <w:r>
+                    <w:t xml:space="preserve">Typ</w:t>
+                  </w:r>
+                </w:p>
+              </w:tc>
+              <w:tc>
+                <w:tcPr/>
+                <w:p>
+                  <w:pPr>
+                    <w:pStyle w:val="Compact"/>
+                    <w:jc w:val="right"/>
+                    <w:jc w:val="center"/>
+                  </w:pPr>
+                  <w:r>
+                    <w:t xml:space="preserve">Kardinalität</w:t>
+                  </w:r>
+                </w:p>
+              </w:tc>
+            </w:tr>
+            <w:tr>
+              <w:tc>
+                <w:tcPr/>
+                <w:p>
+                  <w:pPr>
+                    <w:pStyle w:val="Compact"/>
+                    <w:jc w:val="left"/>
+                    <w:jc w:val="center"/>
+                  </w:pPr>
+                  <w:r>
+                    <w:rPr>
+                      <w:b/>
+                      <w:bCs/>
+                    </w:rPr>
+                    <w:t xml:space="preserve">Wert</w:t>
+                  </w:r>
+                  <w:r>
+                    <w:t xml:space="preserve">: Ein quantitativer Wert muss genau einen numerischen Wert haben.</w:t>
+                  </w:r>
+                </w:p>
+              </w:tc>
+              <w:tc>
+                <w:tcPr/>
+                <w:p>
+                  <w:pPr>
+                    <w:pStyle w:val="Compact"/>
+                    <w:jc w:val="left"/>
+                    <w:jc w:val="center"/>
+                  </w:pPr>
+                  <w:r>
+                    <w:rPr>
+                      <w:rStyle w:val="VerbatimChar"/>
+                    </w:rPr>
+                    <w:t xml:space="preserve">schema:value</w:t>
+                  </w:r>
+                </w:p>
+              </w:tc>
+              <w:tc>
+                <w:tcPr/>
+                <w:p>
+                  <w:pPr>
+                    <w:pStyle w:val="Compact"/>
+                  </w:pPr>
+                </w:p>
+              </w:tc>
+              <w:tc>
+                <w:tcPr/>
+                <w:p>
+                  <w:pPr>
+                    <w:pStyle w:val="Compact"/>
+                    <w:jc w:val="right"/>
+                    <w:jc w:val="center"/>
+                  </w:pPr>
+                  <w:r>
+                    <w:t xml:space="preserve">1..1</w:t>
+                  </w:r>
+                </w:p>
+              </w:tc>
+            </w:tr>
+            <w:tr>
+              <w:tc>
+                <w:tcPr/>
+                <w:p>
+                  <w:pPr>
+                    <w:pStyle w:val="Compact"/>
+                    <w:jc w:val="left"/>
+                    <w:jc w:val="center"/>
+                  </w:pPr>
+                  <w:r>
+                    <w:rPr>
+                      <w:b/>
+                      <w:bCs/>
+                    </w:rPr>
+                    <w:t xml:space="preserve">Einheitencode</w:t>
+                  </w:r>
+                  <w:r>
+                    <w:t xml:space="preserve">: Ein quantitativer Wert muss seine Einheit über eine unitCode-URI angeben.</w:t>
+                  </w:r>
+                </w:p>
+              </w:tc>
+              <w:tc>
+                <w:tcPr/>
+                <w:p>
+                  <w:pPr>
+                    <w:pStyle w:val="Compact"/>
+                    <w:jc w:val="left"/>
+                    <w:jc w:val="center"/>
+                  </w:pPr>
+                  <w:r>
+                    <w:rPr>
+                      <w:rStyle w:val="VerbatimChar"/>
+                    </w:rPr>
+                    <w:t xml:space="preserve">schema:unitCode</w:t>
+                  </w:r>
+                </w:p>
+              </w:tc>
+              <w:tc>
+                <w:tcPr/>
+                <w:p>
+                  <w:pPr>
+                    <w:pStyle w:val="Compact"/>
+                    <w:jc w:val="left"/>
+                    <w:jc w:val="center"/>
+                  </w:pPr>
+                  <w:r>
+                    <w:rPr>
+                      <w:rStyle w:val="VerbatimChar"/>
+                    </w:rPr>
+                    <w:t xml:space="preserve">sh:IRI</w:t>
+                  </w:r>
+                </w:p>
+              </w:tc>
+              <w:tc>
+                <w:tcPr/>
+                <w:p>
+                  <w:pPr>
+                    <w:pStyle w:val="Compact"/>
+                    <w:jc w:val="right"/>
+                    <w:jc w:val="center"/>
+                  </w:pPr>
+                  <w:r>
+                    <w:t xml:space="preserve">1..1</w:t>
+                  </w:r>
+                </w:p>
+              </w:tc>
+            </w:tr>
+          </w:tbl>
+          <w:bookmarkEnd w:id="44"/>
+          <w:p/>
+        </w:tc>
+      </w:tr>
+    </w:tbl>
+    <w:bookmarkEnd w:id="45"/>
+    <w:bookmarkStart w:id="47" w:name="sec-rechnung"/>
+    <w:p>
+      <w:pPr>
+        <w:pStyle w:val="berschrift2"/>
+      </w:pPr>
+      <w:r>
+        <w:t xml:space="preserve">Rechnung</w:t>
+      </w:r>
+    </w:p>
+    <w:p>
+      <w:pPr>
+        <w:pStyle w:val="FirstParagraph"/>
+      </w:pPr>
+      <w:r>
+        <w:t xml:space="preserve">Ein Kaufbeleg im Chinook-Datensatz.</w:t>
+      </w:r>
+    </w:p>
+    <w:p>
+      <w:pPr>
+        <w:pStyle w:val="Textkrper"/>
       </w:pPr>
       <w:r>
         <w:rPr>
@@ -615,7 +2638,7 @@
       <w:tr>
         <w:tc>
           <w:tcPr/>
-          <w:bookmarkStart w:id="36" w:name="tbl-invoiceshape"/>
+          <w:bookmarkStart w:id="46" w:name="tbl-rechnung"/>
           <w:p>
             <w:pPr>
               <w:jc w:val="center"/>
@@ -626,7 +2649,7 @@
               <w:pStyle w:val="ImageCaption"/>
             </w:pPr>
             <w:r>
-              <w:t xml:space="preserve">Tabelle 2: :InvoiceShape Eigenschaften</w:t>
+              <w:t xml:space="preserve">Tabelle 7: Rechnung Eigenschaften</w:t>
             </w:r>
           </w:p>
           <w:tbl>
@@ -709,7 +2732,14 @@
                     <w:jc w:val="center"/>
                   </w:pPr>
                   <w:r>
-                    <w:t xml:space="preserve">An invoice must be linked to exactly one customer.</w:t>
+                    <w:rPr>
+                      <w:b/>
+                      <w:bCs/>
+                    </w:rPr>
+                    <w:t xml:space="preserve">Kunde</w:t>
+                  </w:r>
+                  <w:r>
+                    <w:t xml:space="preserve">: Eine Rechnung muss genau einem Kunden zugeordnet sein.</w:t>
                   </w:r>
                 </w:p>
               </w:tc>
@@ -737,7 +2767,7 @@
                     <w:jc w:val="left"/>
                     <w:jc w:val="center"/>
                   </w:pPr>
-                  <w:hyperlink w:anchor="sec-personshape">
+                  <w:hyperlink w:anchor="sec-person">
                     <w:r>
                       <w:rPr>
                         <w:rStyle w:val="Hyperlink"/>
@@ -771,7 +2801,14 @@
                     <w:jc w:val="center"/>
                   </w:pPr>
                   <w:r>
-                    <w:t xml:space="preserve">An invoice must define a total payment due as a schema:QuantitativeValue.</w:t>
+                    <w:rPr>
+                      <w:b/>
+                      <w:bCs/>
+                    </w:rPr>
+                    <w:t xml:space="preserve">Fälliger Gesamtbetrag</w:t>
+                  </w:r>
+                  <w:r>
+                    <w:t xml:space="preserve">: Eine Rechnung muss einen fälligen Gesamtbetrag als schema:QuantitativeValue definieren.</w:t>
                   </w:r>
                 </w:p>
               </w:tc>
@@ -799,7 +2836,7 @@
                     <w:jc w:val="left"/>
                     <w:jc w:val="center"/>
                   </w:pPr>
-                  <w:hyperlink w:anchor="sec-quantitativevalueshape">
+                  <w:hyperlink w:anchor="sec-quantitativer-wert">
                     <w:r>
                       <w:rPr>
                         <w:rStyle w:val="Hyperlink"/>
@@ -833,7 +2870,14 @@
                     <w:jc w:val="center"/>
                   </w:pPr>
                   <w:r>
-                    <w:t xml:space="preserve">An invoice must have at least one line item (OrderItem).</w:t>
+                    <w:rPr>
+                      <w:b/>
+                      <w:bCs/>
+                    </w:rPr>
+                    <w:t xml:space="preserve">Enthält</w:t>
+                  </w:r>
+                  <w:r>
+                    <w:t xml:space="preserve">: Eine Rechnung muss mindestens eine Position (OrderItem) enthalten.</w:t>
                   </w:r>
                 </w:p>
               </w:tc>
@@ -889,7 +2933,16 @@
                 <w:p>
                   <w:pPr>
                     <w:pStyle w:val="Compact"/>
-                  </w:pPr>
+                    <w:jc w:val="left"/>
+                    <w:jc w:val="center"/>
+                  </w:pPr>
+                  <w:r>
+                    <w:rPr>
+                      <w:b/>
+                      <w:bCs/>
+                    </w:rPr>
+                    <w:t xml:space="preserve">Erstellungsdatum</w:t>
+                  </w:r>
                 </w:p>
               </w:tc>
               <w:tc>
@@ -922,1801 +2975,6 @@
                     </w:rPr>
                     <w:t xml:space="preserve">xsd:date</w:t>
                   </w:r>
-                </w:p>
-              </w:tc>
-              <w:tc>
-                <w:tcPr/>
-                <w:p>
-                  <w:pPr>
-                    <w:pStyle w:val="Compact"/>
-                    <w:jc w:val="right"/>
-                    <w:jc w:val="center"/>
-                  </w:pPr>
-                  <w:r>
-                    <w:t xml:space="preserve">0..*</w:t>
-                  </w:r>
-                </w:p>
-              </w:tc>
-            </w:tr>
-          </w:tbl>
-          <w:bookmarkEnd w:id="36"/>
-          <w:p/>
-        </w:tc>
-      </w:tr>
-    </w:tbl>
-    <w:bookmarkEnd w:id="37"/>
-    <w:bookmarkStart w:id="39" w:name="sec-musicalbumshape"/>
-    <w:p>
-      <w:pPr>
-        <w:pStyle w:val="berschrift2"/>
-      </w:pPr>
-      <w:r>
-        <w:t xml:space="preserve">:MusicAlbumShape</w:t>
-      </w:r>
-    </w:p>
-    <w:p>
-      <w:pPr>
-        <w:pStyle w:val="FirstParagraph"/>
-      </w:pPr>
-      <w:r>
-        <w:rPr>
-          <w:b/>
-          <w:bCs/>
-        </w:rPr>
-        <w:t xml:space="preserve">Zielklasse:</w:t>
-      </w:r>
-      <w:r>
-        <w:t xml:space="preserve"> </w:t>
-      </w:r>
-      <w:r>
-        <w:rPr>
-          <w:rStyle w:val="VerbatimChar"/>
-        </w:rPr>
-        <w:t xml:space="preserve">schema:MusicAlbum</w:t>
-      </w:r>
-    </w:p>
-    <w:tbl>
-      <w:tblPr>
-        <w:tblStyle w:val="Table"/>
-        <w:tblW w:type="pct" w:w="5000"/>
-        <w:tblLayout w:type="fixed"/>
-        <w:tblLook w:firstRow="0" w:lastRow="0" w:firstColumn="0" w:lastColumn="0" w:noHBand="0" w:noVBand="0" w:val="0000"/>
-      </w:tblPr>
-      <w:tblGrid>
-        <w:gridCol w:w="7920"/>
-      </w:tblGrid>
-      <w:tr>
-        <w:tc>
-          <w:tcPr/>
-          <w:bookmarkStart w:id="38" w:name="tbl-musicalbumshape"/>
-          <w:p>
-            <w:pPr>
-              <w:jc w:val="center"/>
-            </w:pPr>
-            <w:pPr>
-              <w:jc w:val="left"/>
-              <w:spacing w:before="200"/>
-              <w:pStyle w:val="ImageCaption"/>
-            </w:pPr>
-            <w:r>
-              <w:t xml:space="preserve">Tabelle 3: :MusicAlbumShape Eigenschaften</w:t>
-            </w:r>
-          </w:p>
-          <w:tbl>
-            <w:tblPr>
-              <w:tblStyle w:val="Table"/>
-              <w:tblW w:type="pct" w:w="5000"/>
-              <w:tblLayout w:type="fixed"/>
-              <w:tblLook w:firstRow="1" w:lastRow="0" w:firstColumn="0" w:lastColumn="0" w:noHBand="0" w:noVBand="0" w:val="0020"/>
-            </w:tblPr>
-            <w:tblGrid>
-              <w:gridCol w:w="1980"/>
-              <w:gridCol w:w="1980"/>
-              <w:gridCol w:w="1980"/>
-              <w:gridCol w:w="1980"/>
-            </w:tblGrid>
-            <w:tr>
-              <w:trPr>
-                <w:tblHeader w:val="on"/>
-              </w:trPr>
-              <w:tc>
-                <w:tcPr/>
-                <w:p>
-                  <w:pPr>
-                    <w:pStyle w:val="Compact"/>
-                    <w:jc w:val="left"/>
-                    <w:jc w:val="center"/>
-                  </w:pPr>
-                  <w:r>
-                    <w:t xml:space="preserve">Beschreibung</w:t>
-                  </w:r>
-                </w:p>
-              </w:tc>
-              <w:tc>
-                <w:tcPr/>
-                <w:p>
-                  <w:pPr>
-                    <w:pStyle w:val="Compact"/>
-                    <w:jc w:val="left"/>
-                    <w:jc w:val="center"/>
-                  </w:pPr>
-                  <w:r>
-                    <w:t xml:space="preserve">Pfad</w:t>
-                  </w:r>
-                </w:p>
-              </w:tc>
-              <w:tc>
-                <w:tcPr/>
-                <w:p>
-                  <w:pPr>
-                    <w:pStyle w:val="Compact"/>
-                    <w:jc w:val="left"/>
-                    <w:jc w:val="center"/>
-                  </w:pPr>
-                  <w:r>
-                    <w:t xml:space="preserve">Typ</w:t>
-                  </w:r>
-                </w:p>
-              </w:tc>
-              <w:tc>
-                <w:tcPr/>
-                <w:p>
-                  <w:pPr>
-                    <w:pStyle w:val="Compact"/>
-                    <w:jc w:val="right"/>
-                    <w:jc w:val="center"/>
-                  </w:pPr>
-                  <w:r>
-                    <w:t xml:space="preserve">Kardinalität</w:t>
-                  </w:r>
-                </w:p>
-              </w:tc>
-            </w:tr>
-            <w:tr>
-              <w:tc>
-                <w:tcPr/>
-                <w:p>
-                  <w:pPr>
-                    <w:pStyle w:val="Compact"/>
-                    <w:jc w:val="left"/>
-                    <w:jc w:val="center"/>
-                  </w:pPr>
-                  <w:r>
-                    <w:t xml:space="preserve">Every album must have a name.</w:t>
-                  </w:r>
-                </w:p>
-              </w:tc>
-              <w:tc>
-                <w:tcPr/>
-                <w:p>
-                  <w:pPr>
-                    <w:pStyle w:val="Compact"/>
-                    <w:jc w:val="left"/>
-                    <w:jc w:val="center"/>
-                  </w:pPr>
-                  <w:r>
-                    <w:rPr>
-                      <w:rStyle w:val="VerbatimChar"/>
-                    </w:rPr>
-                    <w:t xml:space="preserve">schema:name</w:t>
-                  </w:r>
-                </w:p>
-              </w:tc>
-              <w:tc>
-                <w:tcPr/>
-                <w:p>
-                  <w:pPr>
-                    <w:pStyle w:val="Compact"/>
-                    <w:jc w:val="left"/>
-                    <w:jc w:val="center"/>
-                  </w:pPr>
-                  <w:r>
-                    <w:rPr>
-                      <w:rStyle w:val="VerbatimChar"/>
-                    </w:rPr>
-                    <w:t xml:space="preserve">xsd:string</w:t>
-                  </w:r>
-                </w:p>
-              </w:tc>
-              <w:tc>
-                <w:tcPr/>
-                <w:p>
-                  <w:pPr>
-                    <w:pStyle w:val="Compact"/>
-                    <w:jc w:val="right"/>
-                    <w:jc w:val="center"/>
-                  </w:pPr>
-                  <w:r>
-                    <w:t xml:space="preserve">1..1</w:t>
-                  </w:r>
-                </w:p>
-              </w:tc>
-            </w:tr>
-            <w:tr>
-              <w:tc>
-                <w:tcPr/>
-                <w:p>
-                  <w:pPr>
-                    <w:pStyle w:val="Compact"/>
-                  </w:pPr>
-                </w:p>
-              </w:tc>
-              <w:tc>
-                <w:tcPr/>
-                <w:p>
-                  <w:pPr>
-                    <w:pStyle w:val="Compact"/>
-                    <w:jc w:val="left"/>
-                    <w:jc w:val="center"/>
-                  </w:pPr>
-                  <w:r>
-                    <w:rPr>
-                      <w:rStyle w:val="VerbatimChar"/>
-                    </w:rPr>
-                    <w:t xml:space="preserve">schema:byArtist</w:t>
-                  </w:r>
-                </w:p>
-              </w:tc>
-              <w:tc>
-                <w:tcPr/>
-                <w:p>
-                  <w:pPr>
-                    <w:pStyle w:val="Compact"/>
-                    <w:jc w:val="left"/>
-                    <w:jc w:val="center"/>
-                  </w:pPr>
-                  <w:hyperlink w:anchor="sec-personshape">
-                    <w:r>
-                      <w:rPr>
-                        <w:rStyle w:val="Hyperlink"/>
-                      </w:rPr>
-                      <w:t xml:space="preserve">schema:Person</w:t>
-                    </w:r>
-                  </w:hyperlink>
-                  <w:r>
-                    <w:t xml:space="preserve"> </w:t>
-                  </w:r>
-                  <w:r>
-                    <w:t xml:space="preserve">oder</w:t>
-                  </w:r>
-                  <w:r>
-                    <w:t xml:space="preserve"> </w:t>
-                  </w:r>
-                  <w:r>
-                    <w:rPr>
-                      <w:rStyle w:val="VerbatimChar"/>
-                    </w:rPr>
-                    <w:t xml:space="preserve">schema:MusicGroup</w:t>
-                  </w:r>
-                </w:p>
-              </w:tc>
-              <w:tc>
-                <w:tcPr/>
-                <w:p>
-                  <w:pPr>
-                    <w:pStyle w:val="Compact"/>
-                    <w:jc w:val="right"/>
-                    <w:jc w:val="center"/>
-                  </w:pPr>
-                  <w:r>
-                    <w:t xml:space="preserve">0..*</w:t>
-                  </w:r>
-                </w:p>
-              </w:tc>
-            </w:tr>
-          </w:tbl>
-          <w:bookmarkEnd w:id="38"/>
-          <w:p/>
-        </w:tc>
-      </w:tr>
-    </w:tbl>
-    <w:bookmarkEnd w:id="39"/>
-    <w:bookmarkStart w:id="41" w:name="sec-organisationshape"/>
-    <w:p>
-      <w:pPr>
-        <w:pStyle w:val="berschrift2"/>
-      </w:pPr>
-      <w:r>
-        <w:t xml:space="preserve">:OrganisationShape</w:t>
-      </w:r>
-    </w:p>
-    <w:p>
-      <w:pPr>
-        <w:pStyle w:val="FirstParagraph"/>
-      </w:pPr>
-      <w:r>
-        <w:rPr>
-          <w:b/>
-          <w:bCs/>
-        </w:rPr>
-        <w:t xml:space="preserve">Zielklasse:</w:t>
-      </w:r>
-      <w:r>
-        <w:t xml:space="preserve"> </w:t>
-      </w:r>
-      <w:r>
-        <w:rPr>
-          <w:rStyle w:val="VerbatimChar"/>
-        </w:rPr>
-        <w:t xml:space="preserve">schema:Organisation</w:t>
-      </w:r>
-    </w:p>
-    <w:tbl>
-      <w:tblPr>
-        <w:tblStyle w:val="Table"/>
-        <w:tblW w:type="pct" w:w="5000"/>
-        <w:tblLayout w:type="fixed"/>
-        <w:tblLook w:firstRow="0" w:lastRow="0" w:firstColumn="0" w:lastColumn="0" w:noHBand="0" w:noVBand="0" w:val="0000"/>
-      </w:tblPr>
-      <w:tblGrid>
-        <w:gridCol w:w="7920"/>
-      </w:tblGrid>
-      <w:tr>
-        <w:tc>
-          <w:tcPr/>
-          <w:bookmarkStart w:id="40" w:name="tbl-organisationshape"/>
-          <w:p>
-            <w:pPr>
-              <w:jc w:val="center"/>
-            </w:pPr>
-            <w:pPr>
-              <w:jc w:val="left"/>
-              <w:spacing w:before="200"/>
-              <w:pStyle w:val="ImageCaption"/>
-            </w:pPr>
-            <w:r>
-              <w:t xml:space="preserve">Tabelle 4: :OrganisationShape Eigenschaften</w:t>
-            </w:r>
-          </w:p>
-          <w:tbl>
-            <w:tblPr>
-              <w:tblStyle w:val="Table"/>
-              <w:tblW w:type="pct" w:w="5000"/>
-              <w:tblLayout w:type="fixed"/>
-              <w:tblLook w:firstRow="1" w:lastRow="0" w:firstColumn="0" w:lastColumn="0" w:noHBand="0" w:noVBand="0" w:val="0020"/>
-            </w:tblPr>
-            <w:tblGrid>
-              <w:gridCol w:w="1980"/>
-              <w:gridCol w:w="1980"/>
-              <w:gridCol w:w="1980"/>
-              <w:gridCol w:w="1980"/>
-            </w:tblGrid>
-            <w:tr>
-              <w:trPr>
-                <w:tblHeader w:val="on"/>
-              </w:trPr>
-              <w:tc>
-                <w:tcPr/>
-                <w:p>
-                  <w:pPr>
-                    <w:pStyle w:val="Compact"/>
-                    <w:jc w:val="left"/>
-                    <w:jc w:val="center"/>
-                  </w:pPr>
-                  <w:r>
-                    <w:t xml:space="preserve">Beschreibung</w:t>
-                  </w:r>
-                </w:p>
-              </w:tc>
-              <w:tc>
-                <w:tcPr/>
-                <w:p>
-                  <w:pPr>
-                    <w:pStyle w:val="Compact"/>
-                    <w:jc w:val="left"/>
-                    <w:jc w:val="center"/>
-                  </w:pPr>
-                  <w:r>
-                    <w:t xml:space="preserve">Pfad</w:t>
-                  </w:r>
-                </w:p>
-              </w:tc>
-              <w:tc>
-                <w:tcPr/>
-                <w:p>
-                  <w:pPr>
-                    <w:pStyle w:val="Compact"/>
-                    <w:jc w:val="left"/>
-                    <w:jc w:val="center"/>
-                  </w:pPr>
-                  <w:r>
-                    <w:t xml:space="preserve">Typ</w:t>
-                  </w:r>
-                </w:p>
-              </w:tc>
-              <w:tc>
-                <w:tcPr/>
-                <w:p>
-                  <w:pPr>
-                    <w:pStyle w:val="Compact"/>
-                    <w:jc w:val="right"/>
-                    <w:jc w:val="center"/>
-                  </w:pPr>
-                  <w:r>
-                    <w:t xml:space="preserve">Kardinalität</w:t>
-                  </w:r>
-                </w:p>
-              </w:tc>
-            </w:tr>
-            <w:tr>
-              <w:tc>
-                <w:tcPr/>
-                <w:p>
-                  <w:pPr>
-                    <w:pStyle w:val="Compact"/>
-                    <w:jc w:val="left"/>
-                    <w:jc w:val="center"/>
-                  </w:pPr>
-                  <w:r>
-                    <w:t xml:space="preserve">Every organisation must have a name.</w:t>
-                  </w:r>
-                </w:p>
-              </w:tc>
-              <w:tc>
-                <w:tcPr/>
-                <w:p>
-                  <w:pPr>
-                    <w:pStyle w:val="Compact"/>
-                    <w:jc w:val="left"/>
-                    <w:jc w:val="center"/>
-                  </w:pPr>
-                  <w:r>
-                    <w:rPr>
-                      <w:rStyle w:val="VerbatimChar"/>
-                    </w:rPr>
-                    <w:t xml:space="preserve">schema:name</w:t>
-                  </w:r>
-                </w:p>
-              </w:tc>
-              <w:tc>
-                <w:tcPr/>
-                <w:p>
-                  <w:pPr>
-                    <w:pStyle w:val="Compact"/>
-                    <w:jc w:val="left"/>
-                    <w:jc w:val="center"/>
-                  </w:pPr>
-                  <w:r>
-                    <w:rPr>
-                      <w:rStyle w:val="VerbatimChar"/>
-                    </w:rPr>
-                    <w:t xml:space="preserve">xsd:string</w:t>
-                  </w:r>
-                </w:p>
-              </w:tc>
-              <w:tc>
-                <w:tcPr/>
-                <w:p>
-                  <w:pPr>
-                    <w:pStyle w:val="Compact"/>
-                    <w:jc w:val="right"/>
-                    <w:jc w:val="center"/>
-                  </w:pPr>
-                  <w:r>
-                    <w:t xml:space="preserve">1..1</w:t>
-                  </w:r>
-                </w:p>
-              </w:tc>
-            </w:tr>
-          </w:tbl>
-          <w:bookmarkEnd w:id="40"/>
-          <w:p/>
-        </w:tc>
-      </w:tr>
-    </w:tbl>
-    <w:bookmarkEnd w:id="41"/>
-    <w:bookmarkStart w:id="43" w:name="sec-personshape"/>
-    <w:p>
-      <w:pPr>
-        <w:pStyle w:val="berschrift2"/>
-      </w:pPr>
-      <w:r>
-        <w:t xml:space="preserve">:PersonShape</w:t>
-      </w:r>
-    </w:p>
-    <w:p>
-      <w:pPr>
-        <w:pStyle w:val="FirstParagraph"/>
-      </w:pPr>
-      <w:r>
-        <w:rPr>
-          <w:b/>
-          <w:bCs/>
-        </w:rPr>
-        <w:t xml:space="preserve">Zielklasse:</w:t>
-      </w:r>
-      <w:r>
-        <w:t xml:space="preserve"> </w:t>
-      </w:r>
-      <w:r>
-        <w:rPr>
-          <w:rStyle w:val="VerbatimChar"/>
-        </w:rPr>
-        <w:t xml:space="preserve">schema:Person</w:t>
-      </w:r>
-    </w:p>
-    <w:tbl>
-      <w:tblPr>
-        <w:tblStyle w:val="Table"/>
-        <w:tblW w:type="pct" w:w="5000"/>
-        <w:tblLayout w:type="fixed"/>
-        <w:tblLook w:firstRow="0" w:lastRow="0" w:firstColumn="0" w:lastColumn="0" w:noHBand="0" w:noVBand="0" w:val="0000"/>
-      </w:tblPr>
-      <w:tblGrid>
-        <w:gridCol w:w="7920"/>
-      </w:tblGrid>
-      <w:tr>
-        <w:tc>
-          <w:tcPr/>
-          <w:bookmarkStart w:id="42" w:name="tbl-personshape"/>
-          <w:p>
-            <w:pPr>
-              <w:jc w:val="center"/>
-            </w:pPr>
-            <w:pPr>
-              <w:jc w:val="left"/>
-              <w:spacing w:before="200"/>
-              <w:pStyle w:val="ImageCaption"/>
-            </w:pPr>
-            <w:r>
-              <w:t xml:space="preserve">Tabelle 5: :PersonShape Eigenschaften</w:t>
-            </w:r>
-          </w:p>
-          <w:tbl>
-            <w:tblPr>
-              <w:tblStyle w:val="Table"/>
-              <w:tblW w:type="pct" w:w="5000"/>
-              <w:tblLayout w:type="fixed"/>
-              <w:tblLook w:firstRow="1" w:lastRow="0" w:firstColumn="0" w:lastColumn="0" w:noHBand="0" w:noVBand="0" w:val="0020"/>
-            </w:tblPr>
-            <w:tblGrid>
-              <w:gridCol w:w="1980"/>
-              <w:gridCol w:w="1980"/>
-              <w:gridCol w:w="1980"/>
-              <w:gridCol w:w="1980"/>
-            </w:tblGrid>
-            <w:tr>
-              <w:trPr>
-                <w:tblHeader w:val="on"/>
-              </w:trPr>
-              <w:tc>
-                <w:tcPr/>
-                <w:p>
-                  <w:pPr>
-                    <w:pStyle w:val="Compact"/>
-                    <w:jc w:val="left"/>
-                    <w:jc w:val="center"/>
-                  </w:pPr>
-                  <w:r>
-                    <w:t xml:space="preserve">Beschreibung</w:t>
-                  </w:r>
-                </w:p>
-              </w:tc>
-              <w:tc>
-                <w:tcPr/>
-                <w:p>
-                  <w:pPr>
-                    <w:pStyle w:val="Compact"/>
-                    <w:jc w:val="left"/>
-                    <w:jc w:val="center"/>
-                  </w:pPr>
-                  <w:r>
-                    <w:t xml:space="preserve">Pfad</w:t>
-                  </w:r>
-                </w:p>
-              </w:tc>
-              <w:tc>
-                <w:tcPr/>
-                <w:p>
-                  <w:pPr>
-                    <w:pStyle w:val="Compact"/>
-                    <w:jc w:val="left"/>
-                    <w:jc w:val="center"/>
-                  </w:pPr>
-                  <w:r>
-                    <w:t xml:space="preserve">Typ</w:t>
-                  </w:r>
-                </w:p>
-              </w:tc>
-              <w:tc>
-                <w:tcPr/>
-                <w:p>
-                  <w:pPr>
-                    <w:pStyle w:val="Compact"/>
-                    <w:jc w:val="right"/>
-                    <w:jc w:val="center"/>
-                  </w:pPr>
-                  <w:r>
-                    <w:t xml:space="preserve">Kardinalität</w:t>
-                  </w:r>
-                </w:p>
-              </w:tc>
-            </w:tr>
-            <w:tr>
-              <w:tc>
-                <w:tcPr/>
-                <w:p>
-                  <w:pPr>
-                    <w:pStyle w:val="Compact"/>
-                    <w:jc w:val="left"/>
-                    <w:jc w:val="center"/>
-                  </w:pPr>
-                  <w:r>
-                    <w:t xml:space="preserve">Every person must have a given name.</w:t>
-                  </w:r>
-                </w:p>
-              </w:tc>
-              <w:tc>
-                <w:tcPr/>
-                <w:p>
-                  <w:pPr>
-                    <w:pStyle w:val="Compact"/>
-                    <w:jc w:val="left"/>
-                    <w:jc w:val="center"/>
-                  </w:pPr>
-                  <w:r>
-                    <w:rPr>
-                      <w:rStyle w:val="VerbatimChar"/>
-                    </w:rPr>
-                    <w:t xml:space="preserve">schema:givenName</w:t>
-                  </w:r>
-                </w:p>
-              </w:tc>
-              <w:tc>
-                <w:tcPr/>
-                <w:p>
-                  <w:pPr>
-                    <w:pStyle w:val="Compact"/>
-                    <w:jc w:val="left"/>
-                    <w:jc w:val="center"/>
-                  </w:pPr>
-                  <w:r>
-                    <w:rPr>
-                      <w:rStyle w:val="VerbatimChar"/>
-                    </w:rPr>
-                    <w:t xml:space="preserve">xsd:string</w:t>
-                  </w:r>
-                </w:p>
-              </w:tc>
-              <w:tc>
-                <w:tcPr/>
-                <w:p>
-                  <w:pPr>
-                    <w:pStyle w:val="Compact"/>
-                    <w:jc w:val="right"/>
-                    <w:jc w:val="center"/>
-                  </w:pPr>
-                  <w:r>
-                    <w:t xml:space="preserve">1..1</w:t>
-                  </w:r>
-                </w:p>
-              </w:tc>
-            </w:tr>
-            <w:tr>
-              <w:tc>
-                <w:tcPr/>
-                <w:p>
-                  <w:pPr>
-                    <w:pStyle w:val="Compact"/>
-                    <w:jc w:val="left"/>
-                    <w:jc w:val="center"/>
-                  </w:pPr>
-                  <w:r>
-                    <w:t xml:space="preserve">Every person must have a family name.</w:t>
-                  </w:r>
-                </w:p>
-              </w:tc>
-              <w:tc>
-                <w:tcPr/>
-                <w:p>
-                  <w:pPr>
-                    <w:pStyle w:val="Compact"/>
-                    <w:jc w:val="left"/>
-                    <w:jc w:val="center"/>
-                  </w:pPr>
-                  <w:r>
-                    <w:rPr>
-                      <w:rStyle w:val="VerbatimChar"/>
-                    </w:rPr>
-                    <w:t xml:space="preserve">schema:familyName</w:t>
-                  </w:r>
-                </w:p>
-              </w:tc>
-              <w:tc>
-                <w:tcPr/>
-                <w:p>
-                  <w:pPr>
-                    <w:pStyle w:val="Compact"/>
-                    <w:jc w:val="left"/>
-                    <w:jc w:val="center"/>
-                  </w:pPr>
-                  <w:r>
-                    <w:rPr>
-                      <w:rStyle w:val="VerbatimChar"/>
-                    </w:rPr>
-                    <w:t xml:space="preserve">xsd:string</w:t>
-                  </w:r>
-                </w:p>
-              </w:tc>
-              <w:tc>
-                <w:tcPr/>
-                <w:p>
-                  <w:pPr>
-                    <w:pStyle w:val="Compact"/>
-                    <w:jc w:val="right"/>
-                    <w:jc w:val="center"/>
-                  </w:pPr>
-                  <w:r>
-                    <w:t xml:space="preserve">1..1</w:t>
-                  </w:r>
-                </w:p>
-              </w:tc>
-            </w:tr>
-            <w:tr>
-              <w:tc>
-                <w:tcPr/>
-                <w:p>
-                  <w:pPr>
-                    <w:pStyle w:val="Compact"/>
-                    <w:jc w:val="left"/>
-                    <w:jc w:val="center"/>
-                  </w:pPr>
-                  <w:r>
-                    <w:t xml:space="preserve">If an email is provided, it must follow a standard email format.</w:t>
-                  </w:r>
-                </w:p>
-              </w:tc>
-              <w:tc>
-                <w:tcPr/>
-                <w:p>
-                  <w:pPr>
-                    <w:pStyle w:val="Compact"/>
-                    <w:jc w:val="left"/>
-                    <w:jc w:val="center"/>
-                  </w:pPr>
-                  <w:r>
-                    <w:rPr>
-                      <w:rStyle w:val="VerbatimChar"/>
-                    </w:rPr>
-                    <w:t xml:space="preserve">schema:email</w:t>
-                  </w:r>
-                </w:p>
-              </w:tc>
-              <w:tc>
-                <w:tcPr/>
-                <w:p>
-                  <w:pPr>
-                    <w:pStyle w:val="Compact"/>
-                    <w:jc w:val="left"/>
-                    <w:jc w:val="center"/>
-                  </w:pPr>
-                  <w:r>
-                    <w:rPr>
-                      <w:rStyle w:val="VerbatimChar"/>
-                    </w:rPr>
-                    <w:t xml:space="preserve">xsd:string</w:t>
-                  </w:r>
-                </w:p>
-              </w:tc>
-              <w:tc>
-                <w:tcPr/>
-                <w:p>
-                  <w:pPr>
-                    <w:pStyle w:val="Compact"/>
-                    <w:jc w:val="right"/>
-                    <w:jc w:val="center"/>
-                  </w:pPr>
-                  <w:r>
-                    <w:t xml:space="preserve">0..*</w:t>
-                  </w:r>
-                </w:p>
-              </w:tc>
-            </w:tr>
-            <w:tr>
-              <w:tc>
-                <w:tcPr/>
-                <w:p>
-                  <w:pPr>
-                    <w:pStyle w:val="Compact"/>
-                    <w:jc w:val="left"/>
-                    <w:jc w:val="center"/>
-                  </w:pPr>
-                  <w:r>
-                    <w:t xml:space="preserve">A person should have a valid birth date.</w:t>
-                  </w:r>
-                </w:p>
-              </w:tc>
-              <w:tc>
-                <w:tcPr/>
-                <w:p>
-                  <w:pPr>
-                    <w:pStyle w:val="Compact"/>
-                    <w:jc w:val="left"/>
-                    <w:jc w:val="center"/>
-                  </w:pPr>
-                  <w:r>
-                    <w:rPr>
-                      <w:rStyle w:val="VerbatimChar"/>
-                    </w:rPr>
-                    <w:t xml:space="preserve">schema:birthDate</w:t>
-                  </w:r>
-                </w:p>
-              </w:tc>
-              <w:tc>
-                <w:tcPr/>
-                <w:p>
-                  <w:pPr>
-                    <w:pStyle w:val="Compact"/>
-                    <w:jc w:val="left"/>
-                    <w:jc w:val="center"/>
-                  </w:pPr>
-                  <w:r>
-                    <w:rPr>
-                      <w:rStyle w:val="VerbatimChar"/>
-                    </w:rPr>
-                    <w:t xml:space="preserve">xsd:date</w:t>
-                  </w:r>
-                </w:p>
-              </w:tc>
-              <w:tc>
-                <w:tcPr/>
-                <w:p>
-                  <w:pPr>
-                    <w:pStyle w:val="Compact"/>
-                    <w:jc w:val="right"/>
-                    <w:jc w:val="center"/>
-                  </w:pPr>
-                  <w:r>
-                    <w:t xml:space="preserve">0..*</w:t>
-                  </w:r>
-                </w:p>
-              </w:tc>
-            </w:tr>
-            <w:tr>
-              <w:tc>
-                <w:tcPr/>
-                <w:p>
-                  <w:pPr>
-                    <w:pStyle w:val="Compact"/>
-                  </w:pPr>
-                </w:p>
-              </w:tc>
-              <w:tc>
-                <w:tcPr/>
-                <w:p>
-                  <w:pPr>
-                    <w:pStyle w:val="Compact"/>
-                    <w:jc w:val="left"/>
-                    <w:jc w:val="center"/>
-                  </w:pPr>
-                  <w:r>
-                    <w:rPr>
-                      <w:rStyle w:val="VerbatimChar"/>
-                    </w:rPr>
-                    <w:t xml:space="preserve">schema:address</w:t>
-                  </w:r>
-                </w:p>
-              </w:tc>
-              <w:tc>
-                <w:tcPr/>
-                <w:p>
-                  <w:pPr>
-                    <w:pStyle w:val="Compact"/>
-                    <w:jc w:val="left"/>
-                    <w:jc w:val="center"/>
-                  </w:pPr>
-                  <w:r>
-                    <w:rPr>
-                      <w:rStyle w:val="VerbatimChar"/>
-                    </w:rPr>
-                    <w:t xml:space="preserve">schema:PostalAddress</w:t>
-                  </w:r>
-                </w:p>
-              </w:tc>
-              <w:tc>
-                <w:tcPr/>
-                <w:p>
-                  <w:pPr>
-                    <w:pStyle w:val="Compact"/>
-                    <w:jc w:val="right"/>
-                    <w:jc w:val="center"/>
-                  </w:pPr>
-                  <w:r>
-                    <w:t xml:space="preserve">0..*</w:t>
-                  </w:r>
-                </w:p>
-              </w:tc>
-            </w:tr>
-            <w:tr>
-              <w:tc>
-                <w:tcPr/>
-                <w:p>
-                  <w:pPr>
-                    <w:pStyle w:val="Compact"/>
-                    <w:jc w:val="left"/>
-                    <w:jc w:val="center"/>
-                  </w:pPr>
-                  <w:r>
-                    <w:t xml:space="preserve">An employee can report to another person.</w:t>
-                  </w:r>
-                </w:p>
-              </w:tc>
-              <w:tc>
-                <w:tcPr/>
-                <w:p>
-                  <w:pPr>
-                    <w:pStyle w:val="Compact"/>
-                    <w:jc w:val="left"/>
-                    <w:jc w:val="center"/>
-                  </w:pPr>
-                  <w:r>
-                    <w:rPr>
-                      <w:rStyle w:val="VerbatimChar"/>
-                    </w:rPr>
-                    <w:t xml:space="preserve">schema:worksFor</w:t>
-                  </w:r>
-                </w:p>
-              </w:tc>
-              <w:tc>
-                <w:tcPr/>
-                <w:p>
-                  <w:pPr>
-                    <w:pStyle w:val="Compact"/>
-                    <w:jc w:val="left"/>
-                    <w:jc w:val="center"/>
-                  </w:pPr>
-                  <w:hyperlink w:anchor="sec-personshape">
-                    <w:r>
-                      <w:rPr>
-                        <w:rStyle w:val="Hyperlink"/>
-                      </w:rPr>
-                      <w:t xml:space="preserve">schema:Person</w:t>
-                    </w:r>
-                  </w:hyperlink>
-                  <w:r>
-                    <w:t xml:space="preserve"> </w:t>
-                  </w:r>
-                  <w:r>
-                    <w:t xml:space="preserve">oder</w:t>
-                  </w:r>
-                  <w:r>
-                    <w:t xml:space="preserve"> </w:t>
-                  </w:r>
-                  <w:r>
-                    <w:rPr>
-                      <w:rStyle w:val="VerbatimChar"/>
-                    </w:rPr>
-                    <w:t xml:space="preserve">schema:Organization</w:t>
-                  </w:r>
-                </w:p>
-              </w:tc>
-              <w:tc>
-                <w:tcPr/>
-                <w:p>
-                  <w:pPr>
-                    <w:pStyle w:val="Compact"/>
-                    <w:jc w:val="right"/>
-                    <w:jc w:val="center"/>
-                  </w:pPr>
-                  <w:r>
-                    <w:t xml:space="preserve">0..*</w:t>
-                  </w:r>
-                </w:p>
-              </w:tc>
-            </w:tr>
-            <w:tr>
-              <w:tc>
-                <w:tcPr/>
-                <w:p>
-                  <w:pPr>
-                    <w:pStyle w:val="Compact"/>
-                  </w:pPr>
-                </w:p>
-              </w:tc>
-              <w:tc>
-                <w:tcPr/>
-                <w:p>
-                  <w:pPr>
-                    <w:pStyle w:val="Compact"/>
-                    <w:jc w:val="left"/>
-                    <w:jc w:val="center"/>
-                  </w:pPr>
-                  <w:r>
-                    <w:rPr>
-                      <w:rStyle w:val="VerbatimChar"/>
-                    </w:rPr>
-                    <w:t xml:space="preserve">schema:jobTitle</w:t>
-                  </w:r>
-                </w:p>
-              </w:tc>
-              <w:tc>
-                <w:tcPr/>
-                <w:p>
-                  <w:pPr>
-                    <w:pStyle w:val="Compact"/>
-                  </w:pPr>
-                </w:p>
-              </w:tc>
-              <w:tc>
-                <w:tcPr/>
-                <w:p>
-                  <w:pPr>
-                    <w:pStyle w:val="Compact"/>
-                    <w:jc w:val="right"/>
-                    <w:jc w:val="center"/>
-                  </w:pPr>
-                  <w:r>
-                    <w:t xml:space="preserve">0..1</w:t>
-                  </w:r>
-                </w:p>
-              </w:tc>
-            </w:tr>
-            <w:tr>
-              <w:tc>
-                <w:tcPr/>
-                <w:p>
-                  <w:pPr>
-                    <w:pStyle w:val="Compact"/>
-                  </w:pPr>
-                </w:p>
-              </w:tc>
-              <w:tc>
-                <w:tcPr/>
-                <w:p>
-                  <w:pPr>
-                    <w:pStyle w:val="Compact"/>
-                    <w:jc w:val="left"/>
-                    <w:jc w:val="center"/>
-                  </w:pPr>
-                  <w:r>
-                    <w:rPr>
-                      <w:rStyle w:val="VerbatimChar"/>
-                    </w:rPr>
-                    <w:t xml:space="preserve">schema:knows</w:t>
-                  </w:r>
-                </w:p>
-              </w:tc>
-              <w:tc>
-                <w:tcPr/>
-                <w:p>
-                  <w:pPr>
-                    <w:pStyle w:val="Compact"/>
-                    <w:jc w:val="left"/>
-                    <w:jc w:val="center"/>
-                  </w:pPr>
-                  <w:hyperlink w:anchor="sec-personshape">
-                    <w:r>
-                      <w:rPr>
-                        <w:rStyle w:val="Hyperlink"/>
-                      </w:rPr>
-                      <w:t xml:space="preserve">schema:Person</w:t>
-                    </w:r>
-                  </w:hyperlink>
-                </w:p>
-              </w:tc>
-              <w:tc>
-                <w:tcPr/>
-                <w:p>
-                  <w:pPr>
-                    <w:pStyle w:val="Compact"/>
-                    <w:jc w:val="right"/>
-                    <w:jc w:val="center"/>
-                  </w:pPr>
-                  <w:r>
-                    <w:t xml:space="preserve">0..*</w:t>
-                  </w:r>
-                </w:p>
-              </w:tc>
-            </w:tr>
-          </w:tbl>
-          <w:bookmarkEnd w:id="42"/>
-          <w:p/>
-        </w:tc>
-      </w:tr>
-    </w:tbl>
-    <w:bookmarkEnd w:id="43"/>
-    <w:bookmarkStart w:id="45" w:name="sec-quantitativevalueshape"/>
-    <w:p>
-      <w:pPr>
-        <w:pStyle w:val="berschrift2"/>
-      </w:pPr>
-      <w:r>
-        <w:t xml:space="preserve">:QuantitativeValueShape</w:t>
-      </w:r>
-    </w:p>
-    <w:p>
-      <w:pPr>
-        <w:pStyle w:val="FirstParagraph"/>
-      </w:pPr>
-      <w:r>
-        <w:rPr>
-          <w:b/>
-          <w:bCs/>
-        </w:rPr>
-        <w:t xml:space="preserve">Zielklasse:</w:t>
-      </w:r>
-      <w:r>
-        <w:t xml:space="preserve"> </w:t>
-      </w:r>
-      <w:r>
-        <w:rPr>
-          <w:rStyle w:val="VerbatimChar"/>
-        </w:rPr>
-        <w:t xml:space="preserve">schema:QuantitativeValue</w:t>
-      </w:r>
-    </w:p>
-    <w:tbl>
-      <w:tblPr>
-        <w:tblStyle w:val="Table"/>
-        <w:tblW w:type="pct" w:w="5000"/>
-        <w:tblLayout w:type="fixed"/>
-        <w:tblLook w:firstRow="0" w:lastRow="0" w:firstColumn="0" w:lastColumn="0" w:noHBand="0" w:noVBand="0" w:val="0000"/>
-      </w:tblPr>
-      <w:tblGrid>
-        <w:gridCol w:w="7920"/>
-      </w:tblGrid>
-      <w:tr>
-        <w:tc>
-          <w:tcPr/>
-          <w:bookmarkStart w:id="44" w:name="tbl-quantitativevalueshape"/>
-          <w:p>
-            <w:pPr>
-              <w:jc w:val="center"/>
-            </w:pPr>
-            <w:pPr>
-              <w:jc w:val="left"/>
-              <w:spacing w:before="200"/>
-              <w:pStyle w:val="ImageCaption"/>
-            </w:pPr>
-            <w:r>
-              <w:t xml:space="preserve">Tabelle 6: :QuantitativeValueShape Eigenschaften</w:t>
-            </w:r>
-          </w:p>
-          <w:tbl>
-            <w:tblPr>
-              <w:tblStyle w:val="Table"/>
-              <w:tblW w:type="pct" w:w="5000"/>
-              <w:tblLayout w:type="fixed"/>
-              <w:tblLook w:firstRow="1" w:lastRow="0" w:firstColumn="0" w:lastColumn="0" w:noHBand="0" w:noVBand="0" w:val="0020"/>
-            </w:tblPr>
-            <w:tblGrid>
-              <w:gridCol w:w="1980"/>
-              <w:gridCol w:w="1980"/>
-              <w:gridCol w:w="1980"/>
-              <w:gridCol w:w="1980"/>
-            </w:tblGrid>
-            <w:tr>
-              <w:trPr>
-                <w:tblHeader w:val="on"/>
-              </w:trPr>
-              <w:tc>
-                <w:tcPr/>
-                <w:p>
-                  <w:pPr>
-                    <w:pStyle w:val="Compact"/>
-                    <w:jc w:val="left"/>
-                    <w:jc w:val="center"/>
-                  </w:pPr>
-                  <w:r>
-                    <w:t xml:space="preserve">Beschreibung</w:t>
-                  </w:r>
-                </w:p>
-              </w:tc>
-              <w:tc>
-                <w:tcPr/>
-                <w:p>
-                  <w:pPr>
-                    <w:pStyle w:val="Compact"/>
-                    <w:jc w:val="left"/>
-                    <w:jc w:val="center"/>
-                  </w:pPr>
-                  <w:r>
-                    <w:t xml:space="preserve">Pfad</w:t>
-                  </w:r>
-                </w:p>
-              </w:tc>
-              <w:tc>
-                <w:tcPr/>
-                <w:p>
-                  <w:pPr>
-                    <w:pStyle w:val="Compact"/>
-                    <w:jc w:val="left"/>
-                    <w:jc w:val="center"/>
-                  </w:pPr>
-                  <w:r>
-                    <w:t xml:space="preserve">Typ</w:t>
-                  </w:r>
-                </w:p>
-              </w:tc>
-              <w:tc>
-                <w:tcPr/>
-                <w:p>
-                  <w:pPr>
-                    <w:pStyle w:val="Compact"/>
-                    <w:jc w:val="right"/>
-                    <w:jc w:val="center"/>
-                  </w:pPr>
-                  <w:r>
-                    <w:t xml:space="preserve">Kardinalität</w:t>
-                  </w:r>
-                </w:p>
-              </w:tc>
-            </w:tr>
-            <w:tr>
-              <w:tc>
-                <w:tcPr/>
-                <w:p>
-                  <w:pPr>
-                    <w:pStyle w:val="Compact"/>
-                    <w:jc w:val="left"/>
-                    <w:jc w:val="center"/>
-                  </w:pPr>
-                  <w:r>
-                    <w:t xml:space="preserve">A quantitative value must have exactly one numeric value.</w:t>
-                  </w:r>
-                </w:p>
-              </w:tc>
-              <w:tc>
-                <w:tcPr/>
-                <w:p>
-                  <w:pPr>
-                    <w:pStyle w:val="Compact"/>
-                    <w:jc w:val="left"/>
-                    <w:jc w:val="center"/>
-                  </w:pPr>
-                  <w:r>
-                    <w:rPr>
-                      <w:rStyle w:val="VerbatimChar"/>
-                    </w:rPr>
-                    <w:t xml:space="preserve">schema:value</w:t>
-                  </w:r>
-                </w:p>
-              </w:tc>
-              <w:tc>
-                <w:tcPr/>
-                <w:p>
-                  <w:pPr>
-                    <w:pStyle w:val="Compact"/>
-                  </w:pPr>
-                </w:p>
-              </w:tc>
-              <w:tc>
-                <w:tcPr/>
-                <w:p>
-                  <w:pPr>
-                    <w:pStyle w:val="Compact"/>
-                    <w:jc w:val="right"/>
-                    <w:jc w:val="center"/>
-                  </w:pPr>
-                  <w:r>
-                    <w:t xml:space="preserve">1..1</w:t>
-                  </w:r>
-                </w:p>
-              </w:tc>
-            </w:tr>
-            <w:tr>
-              <w:tc>
-                <w:tcPr/>
-                <w:p>
-                  <w:pPr>
-                    <w:pStyle w:val="Compact"/>
-                    <w:jc w:val="left"/>
-                    <w:jc w:val="center"/>
-                  </w:pPr>
-                  <w:r>
-                    <w:t xml:space="preserve">A quantitative value must specify its unit via a unitCode URI.</w:t>
-                  </w:r>
-                </w:p>
-              </w:tc>
-              <w:tc>
-                <w:tcPr/>
-                <w:p>
-                  <w:pPr>
-                    <w:pStyle w:val="Compact"/>
-                    <w:jc w:val="left"/>
-                    <w:jc w:val="center"/>
-                  </w:pPr>
-                  <w:r>
-                    <w:rPr>
-                      <w:rStyle w:val="VerbatimChar"/>
-                    </w:rPr>
-                    <w:t xml:space="preserve">schema:unitCode</w:t>
-                  </w:r>
-                </w:p>
-              </w:tc>
-              <w:tc>
-                <w:tcPr/>
-                <w:p>
-                  <w:pPr>
-                    <w:pStyle w:val="Compact"/>
-                    <w:jc w:val="left"/>
-                    <w:jc w:val="center"/>
-                  </w:pPr>
-                  <w:r>
-                    <w:rPr>
-                      <w:rStyle w:val="VerbatimChar"/>
-                    </w:rPr>
-                    <w:t xml:space="preserve">sh:IRI</w:t>
-                  </w:r>
-                </w:p>
-              </w:tc>
-              <w:tc>
-                <w:tcPr/>
-                <w:p>
-                  <w:pPr>
-                    <w:pStyle w:val="Compact"/>
-                    <w:jc w:val="right"/>
-                    <w:jc w:val="center"/>
-                  </w:pPr>
-                  <w:r>
-                    <w:t xml:space="preserve">1..1</w:t>
-                  </w:r>
-                </w:p>
-              </w:tc>
-            </w:tr>
-          </w:tbl>
-          <w:bookmarkEnd w:id="44"/>
-          <w:p/>
-        </w:tc>
-      </w:tr>
-    </w:tbl>
-    <w:bookmarkEnd w:id="45"/>
-    <w:bookmarkStart w:id="47" w:name="sec-trackshape"/>
-    <w:p>
-      <w:pPr>
-        <w:pStyle w:val="berschrift2"/>
-      </w:pPr>
-      <w:r>
-        <w:t xml:space="preserve">:TrackShape</w:t>
-      </w:r>
-    </w:p>
-    <w:p>
-      <w:pPr>
-        <w:pStyle w:val="FirstParagraph"/>
-      </w:pPr>
-      <w:r>
-        <w:rPr>
-          <w:b/>
-          <w:bCs/>
-        </w:rPr>
-        <w:t xml:space="preserve">Zielklasse:</w:t>
-      </w:r>
-      <w:r>
-        <w:t xml:space="preserve"> </w:t>
-      </w:r>
-      <w:r>
-        <w:rPr>
-          <w:rStyle w:val="VerbatimChar"/>
-        </w:rPr>
-        <w:t xml:space="preserve">schema:MusicRecording</w:t>
-      </w:r>
-    </w:p>
-    <w:tbl>
-      <w:tblPr>
-        <w:tblStyle w:val="Table"/>
-        <w:tblW w:type="pct" w:w="5000"/>
-        <w:tblLayout w:type="fixed"/>
-        <w:tblLook w:firstRow="0" w:lastRow="0" w:firstColumn="0" w:lastColumn="0" w:noHBand="0" w:noVBand="0" w:val="0000"/>
-      </w:tblPr>
-      <w:tblGrid>
-        <w:gridCol w:w="7920"/>
-      </w:tblGrid>
-      <w:tr>
-        <w:tc>
-          <w:tcPr/>
-          <w:bookmarkStart w:id="46" w:name="tbl-trackshape"/>
-          <w:p>
-            <w:pPr>
-              <w:jc w:val="center"/>
-            </w:pPr>
-            <w:pPr>
-              <w:jc w:val="left"/>
-              <w:spacing w:before="200"/>
-              <w:pStyle w:val="ImageCaption"/>
-            </w:pPr>
-            <w:r>
-              <w:t xml:space="preserve">Tabelle 7: :TrackShape Eigenschaften</w:t>
-            </w:r>
-          </w:p>
-          <w:tbl>
-            <w:tblPr>
-              <w:tblStyle w:val="Table"/>
-              <w:tblW w:type="pct" w:w="5000"/>
-              <w:tblLayout w:type="fixed"/>
-              <w:tblLook w:firstRow="1" w:lastRow="0" w:firstColumn="0" w:lastColumn="0" w:noHBand="0" w:noVBand="0" w:val="0020"/>
-            </w:tblPr>
-            <w:tblGrid>
-              <w:gridCol w:w="1980"/>
-              <w:gridCol w:w="1980"/>
-              <w:gridCol w:w="1980"/>
-              <w:gridCol w:w="1980"/>
-            </w:tblGrid>
-            <w:tr>
-              <w:trPr>
-                <w:tblHeader w:val="on"/>
-              </w:trPr>
-              <w:tc>
-                <w:tcPr/>
-                <w:p>
-                  <w:pPr>
-                    <w:pStyle w:val="Compact"/>
-                    <w:jc w:val="left"/>
-                    <w:jc w:val="center"/>
-                  </w:pPr>
-                  <w:r>
-                    <w:t xml:space="preserve">Beschreibung</w:t>
-                  </w:r>
-                </w:p>
-              </w:tc>
-              <w:tc>
-                <w:tcPr/>
-                <w:p>
-                  <w:pPr>
-                    <w:pStyle w:val="Compact"/>
-                    <w:jc w:val="left"/>
-                    <w:jc w:val="center"/>
-                  </w:pPr>
-                  <w:r>
-                    <w:t xml:space="preserve">Pfad</w:t>
-                  </w:r>
-                </w:p>
-              </w:tc>
-              <w:tc>
-                <w:tcPr/>
-                <w:p>
-                  <w:pPr>
-                    <w:pStyle w:val="Compact"/>
-                    <w:jc w:val="left"/>
-                    <w:jc w:val="center"/>
-                  </w:pPr>
-                  <w:r>
-                    <w:t xml:space="preserve">Typ</w:t>
-                  </w:r>
-                </w:p>
-              </w:tc>
-              <w:tc>
-                <w:tcPr/>
-                <w:p>
-                  <w:pPr>
-                    <w:pStyle w:val="Compact"/>
-                    <w:jc w:val="right"/>
-                    <w:jc w:val="center"/>
-                  </w:pPr>
-                  <w:r>
-                    <w:t xml:space="preserve">Kardinalität</w:t>
-                  </w:r>
-                </w:p>
-              </w:tc>
-            </w:tr>
-            <w:tr>
-              <w:tc>
-                <w:tcPr/>
-                <w:p>
-                  <w:pPr>
-                    <w:pStyle w:val="Compact"/>
-                    <w:jc w:val="left"/>
-                    <w:jc w:val="center"/>
-                  </w:pPr>
-                  <w:r>
-                    <w:t xml:space="preserve">Every track must have a name.</w:t>
-                  </w:r>
-                </w:p>
-              </w:tc>
-              <w:tc>
-                <w:tcPr/>
-                <w:p>
-                  <w:pPr>
-                    <w:pStyle w:val="Compact"/>
-                    <w:jc w:val="left"/>
-                    <w:jc w:val="center"/>
-                  </w:pPr>
-                  <w:r>
-                    <w:rPr>
-                      <w:rStyle w:val="VerbatimChar"/>
-                    </w:rPr>
-                    <w:t xml:space="preserve">schema:name</w:t>
-                  </w:r>
-                </w:p>
-              </w:tc>
-              <w:tc>
-                <w:tcPr/>
-                <w:p>
-                  <w:pPr>
-                    <w:pStyle w:val="Compact"/>
-                    <w:jc w:val="left"/>
-                    <w:jc w:val="center"/>
-                  </w:pPr>
-                  <w:r>
-                    <w:rPr>
-                      <w:rStyle w:val="VerbatimChar"/>
-                    </w:rPr>
-                    <w:t xml:space="preserve">xsd:string</w:t>
-                  </w:r>
-                </w:p>
-              </w:tc>
-              <w:tc>
-                <w:tcPr/>
-                <w:p>
-                  <w:pPr>
-                    <w:pStyle w:val="Compact"/>
-                    <w:jc w:val="right"/>
-                    <w:jc w:val="center"/>
-                  </w:pPr>
-                  <w:r>
-                    <w:t xml:space="preserve">1..1</w:t>
-                  </w:r>
-                </w:p>
-              </w:tc>
-            </w:tr>
-            <w:tr>
-              <w:tc>
-                <w:tcPr/>
-                <w:p>
-                  <w:pPr>
-                    <w:pStyle w:val="Compact"/>
-                    <w:jc w:val="left"/>
-                    <w:jc w:val="center"/>
-                  </w:pPr>
-                  <w:r>
-                    <w:t xml:space="preserve">A track can only belong to a valid schema:MusicAlbum.</w:t>
-                  </w:r>
-                </w:p>
-              </w:tc>
-              <w:tc>
-                <w:tcPr/>
-                <w:p>
-                  <w:pPr>
-                    <w:pStyle w:val="Compact"/>
-                    <w:jc w:val="left"/>
-                    <w:jc w:val="center"/>
-                  </w:pPr>
-                  <w:r>
-                    <w:rPr>
-                      <w:rStyle w:val="VerbatimChar"/>
-                    </w:rPr>
-                    <w:t xml:space="preserve">schema:inAlbum</w:t>
-                  </w:r>
-                </w:p>
-              </w:tc>
-              <w:tc>
-                <w:tcPr/>
-                <w:p>
-                  <w:pPr>
-                    <w:pStyle w:val="Compact"/>
-                    <w:jc w:val="left"/>
-                    <w:jc w:val="center"/>
-                  </w:pPr>
-                  <w:hyperlink w:anchor="sec-musicalbumshape">
-                    <w:r>
-                      <w:rPr>
-                        <w:rStyle w:val="Hyperlink"/>
-                      </w:rPr>
-                      <w:t xml:space="preserve">schema:MusicAlbum</w:t>
-                    </w:r>
-                  </w:hyperlink>
-                </w:p>
-              </w:tc>
-              <w:tc>
-                <w:tcPr/>
-                <w:p>
-                  <w:pPr>
-                    <w:pStyle w:val="Compact"/>
-                    <w:jc w:val="right"/>
-                    <w:jc w:val="center"/>
-                  </w:pPr>
-                  <w:r>
-                    <w:t xml:space="preserve">0..*</w:t>
-                  </w:r>
-                </w:p>
-              </w:tc>
-            </w:tr>
-            <w:tr>
-              <w:tc>
-                <w:tcPr/>
-                <w:p>
-                  <w:pPr>
-                    <w:pStyle w:val="Compact"/>
-                  </w:pPr>
-                </w:p>
-              </w:tc>
-              <w:tc>
-                <w:tcPr/>
-                <w:p>
-                  <w:pPr>
-                    <w:pStyle w:val="Compact"/>
-                    <w:jc w:val="left"/>
-                    <w:jc w:val="center"/>
-                  </w:pPr>
-                  <w:r>
-                    <w:rPr>
-                      <w:rStyle w:val="VerbatimChar"/>
-                    </w:rPr>
-                    <w:t xml:space="preserve">schema:author</w:t>
-                  </w:r>
-                </w:p>
-              </w:tc>
-              <w:tc>
-                <w:tcPr/>
-                <w:p>
-                  <w:pPr>
-                    <w:pStyle w:val="Compact"/>
-                  </w:pPr>
-                </w:p>
-              </w:tc>
-              <w:tc>
-                <w:tcPr/>
-                <w:p>
-                  <w:pPr>
-                    <w:pStyle w:val="Compact"/>
-                    <w:jc w:val="right"/>
-                    <w:jc w:val="center"/>
-                  </w:pPr>
-                  <w:r>
-                    <w:t xml:space="preserve">0..*</w:t>
-                  </w:r>
-                </w:p>
-              </w:tc>
-            </w:tr>
-            <w:tr>
-              <w:tc>
-                <w:tcPr/>
-                <w:p>
-                  <w:pPr>
-                    <w:pStyle w:val="Compact"/>
-                  </w:pPr>
-                </w:p>
-              </w:tc>
-              <w:tc>
-                <w:tcPr/>
-                <w:p>
-                  <w:pPr>
-                    <w:pStyle w:val="Compact"/>
-                    <w:jc w:val="left"/>
-                    <w:jc w:val="center"/>
-                  </w:pPr>
-                  <w:r>
-                    <w:rPr>
-                      <w:rStyle w:val="VerbatimChar"/>
-                    </w:rPr>
-                    <w:t xml:space="preserve">schema:genre</w:t>
-                  </w:r>
-                </w:p>
-              </w:tc>
-              <w:tc>
-                <w:tcPr/>
-                <w:p>
-                  <w:pPr>
-                    <w:pStyle w:val="Compact"/>
-                    <w:jc w:val="left"/>
-                    <w:jc w:val="center"/>
-                  </w:pPr>
-                  <w:hyperlink w:anchor="sec-genreshape">
-                    <w:r>
-                      <w:rPr>
-                        <w:rStyle w:val="Hyperlink"/>
-                      </w:rPr>
-                      <w:t xml:space="preserve">:Genre</w:t>
-                    </w:r>
-                  </w:hyperlink>
-                </w:p>
-              </w:tc>
-              <w:tc>
-                <w:tcPr/>
-                <w:p>
-                  <w:pPr>
-                    <w:pStyle w:val="Compact"/>
-                    <w:jc w:val="right"/>
-                    <w:jc w:val="center"/>
-                  </w:pPr>
-                  <w:r>
-                    <w:t xml:space="preserve">1..1</w:t>
-                  </w:r>
-                </w:p>
-              </w:tc>
-            </w:tr>
-            <w:tr>
-              <w:tc>
-                <w:tcPr/>
-                <w:p>
-                  <w:pPr>
-                    <w:pStyle w:val="Compact"/>
-                    <w:jc w:val="left"/>
-                    <w:jc w:val="center"/>
-                  </w:pPr>
-                  <w:r>
-                    <w:t xml:space="preserve">Track duration must be expressed as a schema:QuantitativeValue.</w:t>
-                  </w:r>
-                </w:p>
-              </w:tc>
-              <w:tc>
-                <w:tcPr/>
-                <w:p>
-                  <w:pPr>
-                    <w:pStyle w:val="Compact"/>
-                    <w:jc w:val="left"/>
-                    <w:jc w:val="center"/>
-                  </w:pPr>
-                  <w:r>
-                    <w:rPr>
-                      <w:rStyle w:val="VerbatimChar"/>
-                    </w:rPr>
-                    <w:t xml:space="preserve">schema:duration</w:t>
-                  </w:r>
-                </w:p>
-              </w:tc>
-              <w:tc>
-                <w:tcPr/>
-                <w:p>
-                  <w:pPr>
-                    <w:pStyle w:val="Compact"/>
-                    <w:jc w:val="left"/>
-                    <w:jc w:val="center"/>
-                  </w:pPr>
-                  <w:hyperlink w:anchor="sec-quantitativevalueshape">
-                    <w:r>
-                      <w:rPr>
-                        <w:rStyle w:val="Hyperlink"/>
-                      </w:rPr>
-                      <w:t xml:space="preserve">schema:QuantitativeValue</w:t>
-                    </w:r>
-                  </w:hyperlink>
-                </w:p>
-              </w:tc>
-              <w:tc>
-                <w:tcPr/>
-                <w:p>
-                  <w:pPr>
-                    <w:pStyle w:val="Compact"/>
-                    <w:jc w:val="right"/>
-                    <w:jc w:val="center"/>
-                  </w:pPr>
-                  <w:r>
-                    <w:t xml:space="preserve">0..*</w:t>
-                  </w:r>
-                </w:p>
-              </w:tc>
-            </w:tr>
-            <w:tr>
-              <w:tc>
-                <w:tcPr/>
-                <w:p>
-                  <w:pPr>
-                    <w:pStyle w:val="Compact"/>
-                  </w:pPr>
-                </w:p>
-              </w:tc>
-              <w:tc>
-                <w:tcPr/>
-                <w:p>
-                  <w:pPr>
-                    <w:pStyle w:val="Compact"/>
-                    <w:jc w:val="left"/>
-                    <w:jc w:val="center"/>
-                  </w:pPr>
-                  <w:r>
-                    <w:rPr>
-                      <w:rStyle w:val="VerbatimChar"/>
-                    </w:rPr>
-                    <w:t xml:space="preserve">schema:contentSize</w:t>
-                  </w:r>
-                </w:p>
-              </w:tc>
-              <w:tc>
-                <w:tcPr/>
-                <w:p>
-                  <w:pPr>
-                    <w:pStyle w:val="Compact"/>
-                    <w:jc w:val="left"/>
-                    <w:jc w:val="center"/>
-                  </w:pPr>
-                  <w:hyperlink w:anchor="sec-quantitativevalueshape">
-                    <w:r>
-                      <w:rPr>
-                        <w:rStyle w:val="Hyperlink"/>
-                      </w:rPr>
-                      <w:t xml:space="preserve">schema:QuantitativeValue</w:t>
-                    </w:r>
-                  </w:hyperlink>
                 </w:p>
               </w:tc>
               <w:tc>

--- a/de/index.docx
+++ b/de/index.docx
@@ -53,7 +53,7 @@
         <w:p>
           <w:r>
             <w:fldChar w:fldCharType="begin" w:dirty="true"/>
-            <w:instrText xml:space="preserve">TOC \o "1-3" \h \z \u</w:instrText>
+            <w:instrText xml:space="preserve">TOC \o "1-2" \h \z \u</w:instrText>
             <w:fldChar w:fldCharType="separate"/>
             <w:fldChar w:fldCharType="end"/>
           </w:r>
@@ -84,7 +84,7 @@
         <w:pStyle w:val="berschrift1"/>
       </w:pPr>
       <w:r>
-        <w:t xml:space="preserve">Einleitung</w:t>
+        <w:t xml:space="preserve">1. Einleitung</w:t>
       </w:r>
     </w:p>
     <w:bookmarkStart w:id="24" w:name="status"/>
@@ -93,7 +93,7 @@
         <w:pStyle w:val="berschrift2"/>
       </w:pPr>
       <w:r>
-        <w:t xml:space="preserve">Status</w:t>
+        <w:t xml:space="preserve">1.1 Status</w:t>
       </w:r>
     </w:p>
     <w:p>
@@ -111,7 +111,7 @@
         <w:pStyle w:val="berschrift2"/>
       </w:pPr>
       <w:r>
-        <w:t xml:space="preserve">Geltungsbereich</w:t>
+        <w:t xml:space="preserve">1.2 Geltungsbereich</w:t>
       </w:r>
     </w:p>
     <w:p>
@@ -135,7 +135,7 @@
         <w:pStyle w:val="berschrift2"/>
       </w:pPr>
       <w:r>
-        <w:t xml:space="preserve">Wir können Untertitel haben</w:t>
+        <w:t xml:space="preserve">1.3 Wir können Untertitel haben</w:t>
       </w:r>
     </w:p>
     <w:p>
@@ -152,7 +152,7 @@
         <w:pStyle w:val="berschrift3"/>
       </w:pPr>
       <w:r>
-        <w:t xml:space="preserve">Auch Unter-Unterüberschriften</w:t>
+        <w:t xml:space="preserve">1.3.1 Auch Unter-Unterüberschriften</w:t>
       </w:r>
     </w:p>
     <w:p>
@@ -259,7 +259,7 @@
         <w:pStyle w:val="berschrift1"/>
       </w:pPr>
       <w:r>
-        <w:t xml:space="preserve">Technische Hinweise</w:t>
+        <w:t xml:space="preserve">2. Technische Hinweise</w:t>
       </w:r>
     </w:p>
     <w:p>
@@ -317,7 +317,7 @@
         <w:pStyle w:val="berschrift1"/>
       </w:pPr>
       <w:r>
-        <w:t xml:space="preserve">Datenmodell</w:t>
+        <w:t xml:space="preserve">3. Datenmodell</w:t>
       </w:r>
     </w:p>
     <w:bookmarkStart w:id="35" w:name="sec-genre"/>
@@ -326,7 +326,7 @@
         <w:pStyle w:val="berschrift2"/>
       </w:pPr>
       <w:r>
-        <w:t xml:space="preserve">Genre</w:t>
+        <w:t xml:space="preserve">3.1 Genre</w:t>
       </w:r>
     </w:p>
     <w:p>
@@ -605,7 +605,7 @@
         <w:pStyle w:val="berschrift2"/>
       </w:pPr>
       <w:r>
-        <w:t xml:space="preserve">Musikalbum</w:t>
+        <w:t xml:space="preserve">3.2 Musikalbum</w:t>
       </w:r>
     </w:p>
     <w:p>
@@ -898,7 +898,7 @@
         <w:pStyle w:val="berschrift2"/>
       </w:pPr>
       <w:r>
-        <w:t xml:space="preserve">Musikaufnahme</w:t>
+        <w:t xml:space="preserve">3.3 Musikaufnahme</w:t>
       </w:r>
     </w:p>
     <w:p>
@@ -1436,7 +1436,7 @@
         <w:pStyle w:val="berschrift2"/>
       </w:pPr>
       <w:r>
-        <w:t xml:space="preserve">Organisation</w:t>
+        <w:t xml:space="preserve">3.4 Organisation</w:t>
       </w:r>
     </w:p>
     <w:p>
@@ -1645,7 +1645,7 @@
         <w:pStyle w:val="berschrift2"/>
       </w:pPr>
       <w:r>
-        <w:t xml:space="preserve">Person</w:t>
+        <w:t xml:space="preserve">3.5 Person</w:t>
       </w:r>
     </w:p>
     <w:p>
@@ -2325,7 +2325,7 @@
         <w:pStyle w:val="berschrift2"/>
       </w:pPr>
       <w:r>
-        <w:t xml:space="preserve">Quantitativer Wert</w:t>
+        <w:t xml:space="preserve">3.6 Quantitativer Wert</w:t>
       </w:r>
     </w:p>
     <w:p>
@@ -2593,7 +2593,7 @@
         <w:pStyle w:val="berschrift2"/>
       </w:pPr>
       <w:r>
-        <w:t xml:space="preserve">Rechnung</w:t>
+        <w:t xml:space="preserve">3.7 Rechnung</w:t>
       </w:r>
     </w:p>
     <w:p>
@@ -3005,7 +3005,7 @@
         <w:pStyle w:val="berschrift1"/>
       </w:pPr>
       <w:r>
-        <w:t xml:space="preserve">Sicherheitsaspekte</w:t>
+        <w:t xml:space="preserve">4. Sicherheitsaspekte</w:t>
       </w:r>
     </w:p>
     <w:p>
@@ -3023,7 +3023,7 @@
         <w:pStyle w:val="berschrift1"/>
       </w:pPr>
       <w:r>
-        <w:t xml:space="preserve">Haftungsausschluss</w:t>
+        <w:t xml:space="preserve">5. Haftungsausschluss</w:t>
       </w:r>
     </w:p>
     <w:p>
@@ -3065,7 +3065,7 @@
         <w:pStyle w:val="berschrift1"/>
       </w:pPr>
       <w:r>
-        <w:t xml:space="preserve">Urheberrechte</w:t>
+        <w:t xml:space="preserve">6. Urheberrechte</w:t>
       </w:r>
     </w:p>
     <w:p>
@@ -3105,7 +3105,7 @@
         <w:pStyle w:val="berschrift1"/>
       </w:pPr>
       <w:r>
-        <w:t xml:space="preserve">Anhang A - Referenzen</w:t>
+        <w:t xml:space="preserve">7. Anhang A - Referenzen</w:t>
       </w:r>
     </w:p>
     <w:bookmarkStart w:id="54" w:name="refs"/>
@@ -3187,7 +3187,7 @@
         <w:pStyle w:val="berschrift1"/>
       </w:pPr>
       <w:r>
-        <w:t xml:space="preserve">Anhang B - Mitwirkung &amp; Prüfung</w:t>
+        <w:t xml:space="preserve">8. Anhang B - Mitwirkung &amp; Prüfung</w:t>
       </w:r>
     </w:p>
     <w:bookmarkEnd w:id="56"/>
@@ -3197,7 +3197,7 @@
         <w:pStyle w:val="berschrift1"/>
       </w:pPr>
       <w:r>
-        <w:t xml:space="preserve">Anhang C - Abkürzungen und Glossar</w:t>
+        <w:t xml:space="preserve">9. Anhang C - Abkürzungen und Glossar</w:t>
       </w:r>
     </w:p>
     <w:bookmarkEnd w:id="57"/>
@@ -3207,7 +3207,7 @@
         <w:pStyle w:val="berschrift1"/>
       </w:pPr>
       <w:r>
-        <w:t xml:space="preserve">Anhang D - Änderungen gegenüber der Vorversion</w:t>
+        <w:t xml:space="preserve">10. Anhang D - Änderungen gegenüber der Vorversion</w:t>
       </w:r>
     </w:p>
     <w:bookmarkEnd w:id="58"/>
@@ -3217,7 +3217,7 @@
         <w:pStyle w:val="berschrift1"/>
       </w:pPr>
       <w:r>
-        <w:t xml:space="preserve">Anhang E - Abbildungsverzeichnis</w:t>
+        <w:t xml:space="preserve">11. Anhang E - Abbildungsverzeichnis</w:t>
       </w:r>
     </w:p>
     <w:bookmarkEnd w:id="59"/>
@@ -3227,7 +3227,7 @@
         <w:pStyle w:val="berschrift1"/>
       </w:pPr>
       <w:r>
-        <w:t xml:space="preserve">Anhang F - Tabellenverzeichnis</w:t>
+        <w:t xml:space="preserve">12. Anhang F - Tabellenverzeichnis</w:t>
       </w:r>
     </w:p>
     <w:bookmarkEnd w:id="60"/>

--- a/de/index.docx
+++ b/de/index.docx
@@ -382,7 +382,7 @@
               <w:pStyle w:val="ImageCaption"/>
             </w:pPr>
             <w:r>
-              <w:t xml:space="preserve">Tabelle 1: Genre Eigenschaften</w:t>
+              <w:t xml:space="preserve">Tabelle 1: Eigenschaften Genre</w:t>
             </w:r>
           </w:p>
           <w:tbl>
@@ -393,10 +393,10 @@
               <w:tblLook w:firstRow="1" w:lastRow="0" w:firstColumn="0" w:lastColumn="0" w:noHBand="0" w:noVBand="0" w:val="0020"/>
             </w:tblPr>
             <w:tblGrid>
+              <w:gridCol w:w="3168"/>
               <w:gridCol w:w="1980"/>
               <w:gridCol w:w="1980"/>
-              <w:gridCol w:w="1980"/>
-              <w:gridCol w:w="1980"/>
+              <w:gridCol w:w="792"/>
             </w:tblGrid>
             <w:tr>
               <w:trPr>
@@ -556,7 +556,7 @@
                   <w:hyperlink w:anchor="sec-genre">
                     <w:r>
                       <w:rPr>
-                        <w:rStyle w:val="Hyperlink"/>
+                        <w:rStyle w:val="VerbatimChar"/>
                       </w:rPr>
                       <w:t xml:space="preserve">:Genre</w:t>
                     </w:r>
@@ -661,7 +661,7 @@
               <w:pStyle w:val="ImageCaption"/>
             </w:pPr>
             <w:r>
-              <w:t xml:space="preserve">Tabelle 2: Musikalbum Eigenschaften</w:t>
+              <w:t xml:space="preserve">Tabelle 2: Eigenschaften Musikalbum</w:t>
             </w:r>
           </w:p>
           <w:tbl>
@@ -672,10 +672,10 @@
               <w:tblLook w:firstRow="1" w:lastRow="0" w:firstColumn="0" w:lastColumn="0" w:noHBand="0" w:noVBand="0" w:val="0020"/>
             </w:tblPr>
             <w:tblGrid>
+              <w:gridCol w:w="3168"/>
               <w:gridCol w:w="1980"/>
               <w:gridCol w:w="1980"/>
-              <w:gridCol w:w="1980"/>
-              <w:gridCol w:w="1980"/>
+              <w:gridCol w:w="792"/>
             </w:tblGrid>
             <w:tr>
               <w:trPr>
@@ -849,7 +849,7 @@
                   <w:hyperlink w:anchor="sec-person">
                     <w:r>
                       <w:rPr>
-                        <w:rStyle w:val="Hyperlink"/>
+                        <w:rStyle w:val="VerbatimChar"/>
                       </w:rPr>
                       <w:t xml:space="preserve">schema:Person</w:t>
                     </w:r>
@@ -954,7 +954,7 @@
               <w:pStyle w:val="ImageCaption"/>
             </w:pPr>
             <w:r>
-              <w:t xml:space="preserve">Tabelle 3: Musikaufnahme Eigenschaften</w:t>
+              <w:t xml:space="preserve">Tabelle 3: Eigenschaften Musikaufnahme</w:t>
             </w:r>
           </w:p>
           <w:tbl>
@@ -965,10 +965,10 @@
               <w:tblLook w:firstRow="1" w:lastRow="0" w:firstColumn="0" w:lastColumn="0" w:noHBand="0" w:noVBand="0" w:val="0020"/>
             </w:tblPr>
             <w:tblGrid>
+              <w:gridCol w:w="3168"/>
               <w:gridCol w:w="1980"/>
               <w:gridCol w:w="1980"/>
-              <w:gridCol w:w="1980"/>
-              <w:gridCol w:w="1980"/>
+              <w:gridCol w:w="792"/>
             </w:tblGrid>
             <w:tr>
               <w:trPr>
@@ -1142,7 +1142,7 @@
                   <w:hyperlink w:anchor="sec-musikalbum">
                     <w:r>
                       <w:rPr>
-                        <w:rStyle w:val="Hyperlink"/>
+                        <w:rStyle w:val="VerbatimChar"/>
                       </w:rPr>
                       <w:t xml:space="preserve">schema:MusicAlbum</w:t>
                     </w:r>
@@ -1267,7 +1267,7 @@
                   <w:hyperlink w:anchor="sec-genre">
                     <w:r>
                       <w:rPr>
-                        <w:rStyle w:val="Hyperlink"/>
+                        <w:rStyle w:val="VerbatimChar"/>
                       </w:rPr>
                       <w:t xml:space="preserve">:Genre</w:t>
                     </w:r>
@@ -1336,7 +1336,7 @@
                   <w:hyperlink w:anchor="sec-quantitativer-wert">
                     <w:r>
                       <w:rPr>
-                        <w:rStyle w:val="Hyperlink"/>
+                        <w:rStyle w:val="VerbatimChar"/>
                       </w:rPr>
                       <w:t xml:space="preserve">schema:QuantitativeValue</w:t>
                     </w:r>
@@ -1402,7 +1402,7 @@
                   <w:hyperlink w:anchor="sec-quantitativer-wert">
                     <w:r>
                       <w:rPr>
-                        <w:rStyle w:val="Hyperlink"/>
+                        <w:rStyle w:val="VerbatimChar"/>
                       </w:rPr>
                       <w:t xml:space="preserve">schema:QuantitativeValue</w:t>
                     </w:r>
@@ -1492,7 +1492,7 @@
               <w:pStyle w:val="ImageCaption"/>
             </w:pPr>
             <w:r>
-              <w:t xml:space="preserve">Tabelle 4: Organisation Eigenschaften</w:t>
+              <w:t xml:space="preserve">Tabelle 4: Eigenschaften Organisation</w:t>
             </w:r>
           </w:p>
           <w:tbl>
@@ -1503,10 +1503,10 @@
               <w:tblLook w:firstRow="1" w:lastRow="0" w:firstColumn="0" w:lastColumn="0" w:noHBand="0" w:noVBand="0" w:val="0020"/>
             </w:tblPr>
             <w:tblGrid>
+              <w:gridCol w:w="3168"/>
               <w:gridCol w:w="1980"/>
               <w:gridCol w:w="1980"/>
-              <w:gridCol w:w="1980"/>
-              <w:gridCol w:w="1980"/>
+              <w:gridCol w:w="792"/>
             </w:tblGrid>
             <w:tr>
               <w:trPr>
@@ -1701,7 +1701,7 @@
               <w:pStyle w:val="ImageCaption"/>
             </w:pPr>
             <w:r>
-              <w:t xml:space="preserve">Tabelle 5: Person Eigenschaften</w:t>
+              <w:t xml:space="preserve">Tabelle 5: Eigenschaften Person</w:t>
             </w:r>
           </w:p>
           <w:tbl>
@@ -1712,10 +1712,10 @@
               <w:tblLook w:firstRow="1" w:lastRow="0" w:firstColumn="0" w:lastColumn="0" w:noHBand="0" w:noVBand="0" w:val="0020"/>
             </w:tblPr>
             <w:tblGrid>
+              <w:gridCol w:w="3168"/>
               <w:gridCol w:w="1980"/>
               <w:gridCol w:w="1980"/>
-              <w:gridCol w:w="1980"/>
-              <w:gridCol w:w="1980"/>
+              <w:gridCol w:w="792"/>
             </w:tblGrid>
             <w:tr>
               <w:trPr>
@@ -2154,7 +2154,7 @@
                   <w:hyperlink w:anchor="sec-person">
                     <w:r>
                       <w:rPr>
-                        <w:rStyle w:val="Hyperlink"/>
+                        <w:rStyle w:val="VerbatimChar"/>
                       </w:rPr>
                       <w:t xml:space="preserve">schema:Person</w:t>
                     </w:r>
@@ -2291,7 +2291,7 @@
                   <w:hyperlink w:anchor="sec-person">
                     <w:r>
                       <w:rPr>
-                        <w:rStyle w:val="Hyperlink"/>
+                        <w:rStyle w:val="VerbatimChar"/>
                       </w:rPr>
                       <w:t xml:space="preserve">schema:Person</w:t>
                     </w:r>
@@ -2381,7 +2381,7 @@
               <w:pStyle w:val="ImageCaption"/>
             </w:pPr>
             <w:r>
-              <w:t xml:space="preserve">Tabelle 6: Quantitativer Wert Eigenschaften</w:t>
+              <w:t xml:space="preserve">Tabelle 6: Eigenschaften Quantitativer Wert</w:t>
             </w:r>
           </w:p>
           <w:tbl>
@@ -2392,10 +2392,10 @@
               <w:tblLook w:firstRow="1" w:lastRow="0" w:firstColumn="0" w:lastColumn="0" w:noHBand="0" w:noVBand="0" w:val="0020"/>
             </w:tblPr>
             <w:tblGrid>
+              <w:gridCol w:w="3168"/>
               <w:gridCol w:w="1980"/>
               <w:gridCol w:w="1980"/>
-              <w:gridCol w:w="1980"/>
-              <w:gridCol w:w="1980"/>
+              <w:gridCol w:w="792"/>
             </w:tblGrid>
             <w:tr>
               <w:trPr>
@@ -2649,7 +2649,7 @@
               <w:pStyle w:val="ImageCaption"/>
             </w:pPr>
             <w:r>
-              <w:t xml:space="preserve">Tabelle 7: Rechnung Eigenschaften</w:t>
+              <w:t xml:space="preserve">Tabelle 7: Eigenschaften Rechnung</w:t>
             </w:r>
           </w:p>
           <w:tbl>
@@ -2660,10 +2660,10 @@
               <w:tblLook w:firstRow="1" w:lastRow="0" w:firstColumn="0" w:lastColumn="0" w:noHBand="0" w:noVBand="0" w:val="0020"/>
             </w:tblPr>
             <w:tblGrid>
+              <w:gridCol w:w="3168"/>
               <w:gridCol w:w="1980"/>
               <w:gridCol w:w="1980"/>
-              <w:gridCol w:w="1980"/>
-              <w:gridCol w:w="1980"/>
+              <w:gridCol w:w="792"/>
             </w:tblGrid>
             <w:tr>
               <w:trPr>
@@ -2770,7 +2770,7 @@
                   <w:hyperlink w:anchor="sec-person">
                     <w:r>
                       <w:rPr>
-                        <w:rStyle w:val="Hyperlink"/>
+                        <w:rStyle w:val="VerbatimChar"/>
                       </w:rPr>
                       <w:t xml:space="preserve">schema:Person</w:t>
                     </w:r>
@@ -2839,7 +2839,7 @@
                   <w:hyperlink w:anchor="sec-quantitativer-wert">
                     <w:r>
                       <w:rPr>
-                        <w:rStyle w:val="Hyperlink"/>
+                        <w:rStyle w:val="VerbatimChar"/>
                       </w:rPr>
                       <w:t xml:space="preserve">schema:QuantitativeValue</w:t>
                     </w:r>

--- a/de/index.docx
+++ b/de/index.docx
@@ -15,7 +15,7 @@
         <w:pStyle w:val="Date"/>
       </w:pPr>
       <w:r>
-        <w:t xml:space="preserve">12. August 2026</w:t>
+        <w:t xml:space="preserve">13. August 2026</w:t>
       </w:r>
     </w:p>
     <w:p>
@@ -2999,13 +2999,13 @@
     </w:tbl>
     <w:bookmarkEnd w:id="47"/>
     <w:bookmarkEnd w:id="48"/>
-    <w:bookmarkStart w:id="49" w:name="sicherheitsaspekte"/>
+    <w:bookmarkStart w:id="51" w:name="datenbezug"/>
     <w:p>
       <w:pPr>
         <w:pStyle w:val="berschrift1"/>
       </w:pPr>
       <w:r>
-        <w:t xml:space="preserve">4. Sicherheitsaspekte</w:t>
+        <w:t xml:space="preserve">4. Datenbezug</w:t>
       </w:r>
     </w:p>
     <w:p>
@@ -3013,25 +3013,63 @@
         <w:pStyle w:val="FirstParagraph"/>
       </w:pPr>
       <w:r>
-        <w:t xml:space="preserve">Informationen zu den ausdrücklich massgeblichen rechtlichen Grundlagen oder ein Hinweis darauf, dass bei der Umsetzung die entsprechenden rechtlichen Grundlagen zu beachten sind.</w:t>
-      </w:r>
-    </w:p>
-    <w:bookmarkEnd w:id="49"/>
-    <w:bookmarkStart w:id="50" w:name="haftungsausschluss"/>
-    <w:p>
-      <w:pPr>
-        <w:pStyle w:val="berschrift1"/>
-      </w:pPr>
-      <w:r>
-        <w:t xml:space="preserve">5. Haftungsausschluss</w:t>
+        <w:t xml:space="preserve">Die diesem Dokument zugrundeliegenden Master- und Referenzdaten sind als</w:t>
+      </w:r>
+      <w:r>
+        <w:t xml:space="preserve"> </w:t>
+      </w:r>
+      <w:r>
+        <w:rPr>
+          <w:i/>
+          <w:iCs/>
+        </w:rPr>
+        <w:t xml:space="preserve">Linked Data</w:t>
+      </w:r>
+      <w:r>
+        <w:t xml:space="preserve"> </w:t>
+      </w:r>
+      <w:r>
+        <w:t xml:space="preserve">verfügbar.</w:t>
       </w:r>
     </w:p>
     <w:p>
       <w:pPr>
-        <w:pStyle w:val="FirstParagraph"/>
-      </w:pPr>
-      <w:r>
-        <w:t xml:space="preserve">eCH-Standards, die der Verein eCH dem Anwender kostenlos zur Verfügung stellt oder die auf eCH verweisen, haben nur den Status von Empfehlungen. Der Verein eCH haftet in keinem Fall für Entscheidungen oder Massnahmen, die der Anwender auf der Grundlage dieser Dokumente trifft bzw. ergreift. Der Anwender ist dafür verantwortlich, die Dokumente vor ihrer Verwendung selbst zu überprüfen und gegebenenfalls fachlichen Rat einzuholen. eCH-Standards können und sollen die technische, organisatorische oder rechtliche Beratung im Einzelfall nicht ersetzen.</w:t>
+        <w:pStyle w:val="Textkrper"/>
+      </w:pPr>
+      <w:r>
+        <w:t xml:space="preserve">Die technologische Basis dafür bildet das</w:t>
+      </w:r>
+      <w:r>
+        <w:t xml:space="preserve"> </w:t>
+      </w:r>
+      <w:hyperlink r:id="rId49">
+        <w:r>
+          <w:rPr>
+            <w:rStyle w:val="Hyperlink"/>
+          </w:rPr>
+          <w:t xml:space="preserve">Resource Description Framework (RDF)</w:t>
+        </w:r>
+      </w:hyperlink>
+      <w:r>
+        <w:t xml:space="preserve">, ein zentraler Standard des World Wide Web Consortiums (W3C) zur Modellierung von Datenstrukturen im Web.</w:t>
+      </w:r>
+      <w:r>
+        <w:t xml:space="preserve"> </w:t>
+      </w:r>
+      <w:r>
+        <w:t xml:space="preserve">In RDF werden Informationen nicht in klassischen Tabellen, sondern als vernetzte Graphen abgebildet.</w:t>
+      </w:r>
+      <w:r>
+        <w:t xml:space="preserve"> </w:t>
+      </w:r>
+      <w:r>
+        <w:t xml:space="preserve">Jede Aussage besteht dabei aus einem sogenannten Triple (Subjekt, Prädikat, Objekt).</w:t>
+      </w:r>
+      <w:r>
+        <w:t xml:space="preserve"> </w:t>
+      </w:r>
+      <w:r>
+        <w:t xml:space="preserve">Diese Struktur ermöglicht eine maschinenlesbare, interoperable und systemübergreifend eindeutige Beschreibung von Ressourcen und deren Relationen zueinander.</w:t>
       </w:r>
     </w:p>
     <w:p>
@@ -3039,7 +3077,43 @@
         <w:pStyle w:val="Textkrper"/>
       </w:pPr>
       <w:r>
-        <w:t xml:space="preserve">Dokumente, Verfahren, Methoden, Produkte und Standards, auf die in eCH-Standards verwiesen wird, sind möglicherweise durch Marken-, Urheber- oder Patentrechte geschützt. Es liegt in der ausschliesslichen Verantwortung des Anwenders, die erforderlichen Lizenzen von den berechtigten Personen und/oder Organisationen einzuholen.</w:t>
+        <w:t xml:space="preserve">Für die Speicherung und Publikation dieser RDF-Daten wird</w:t>
+      </w:r>
+      <w:r>
+        <w:t xml:space="preserve"> </w:t>
+      </w:r>
+      <w:hyperlink r:id="rId50">
+        <w:r>
+          <w:rPr>
+            <w:rStyle w:val="Hyperlink"/>
+          </w:rPr>
+          <w:t xml:space="preserve">LINDAS</w:t>
+        </w:r>
+      </w:hyperlink>
+      <w:r>
+        <w:t xml:space="preserve"> </w:t>
+      </w:r>
+      <w:r>
+        <w:t xml:space="preserve">(Linked Data Service) genutzt, der offizielle Linked-Data-Dienst der Schweizer Bundesverwaltung.</w:t>
+      </w:r>
+      <w:r>
+        <w:t xml:space="preserve"> </w:t>
+      </w:r>
+      <w:r>
+        <w:t xml:space="preserve">LINDAS fungiert als sogenannter</w:t>
+      </w:r>
+      <w:r>
+        <w:t xml:space="preserve"> </w:t>
+      </w:r>
+      <w:r>
+        <w:rPr>
+          <w:i/>
+          <w:iCs/>
+        </w:rPr>
+        <w:t xml:space="preserve">Triple Store</w:t>
+      </w:r>
+      <w:r>
+        <w:t xml:space="preserve">, einer spezialisierte Graphdatenbank, die für das effiziente Speichern und Abfragen von RDF-Triples optimiert ist und die Daten öffentlich über eine genormte Schnittstelle bereitstellt.</w:t>
       </w:r>
     </w:p>
     <w:p>
@@ -3047,25 +3121,81 @@
         <w:pStyle w:val="Textkrper"/>
       </w:pPr>
       <w:r>
-        <w:t xml:space="preserve">Obwohl der Verein eCH bei der Erstellung der eCH-Standards mit angemessener Sorgfalt vorgegangen ist, kann er keine Gewährleistung oder Garantie dafür übernehmen, dass die bereitgestellten Informationen und Dokumente aktuell, vollständig, richtig oder fehlerfrei sind. eCH behält sich das Recht vor, die Inhalte der eCH-Standards jederzeit und ohne vorherige Ankündigung zu ändern.</w:t>
+        <w:t xml:space="preserve">Das folgende Kapitel gibt eine minimale Anleitung, wie die Daten von LINDAS abgefragt und bezogen werden können.</w:t>
       </w:r>
     </w:p>
     <w:p>
       <w:pPr>
-        <w:pStyle w:val="Textkrper"/>
-      </w:pPr>
-      <w:r>
-        <w:t xml:space="preserve">Jede Haftung für Schäden, die durch die Nutzung der eCH-Standards durch den Anwender entstehen, wird im gesetzlich zulässigen Rahmen ausgeschlossen.</w:t>
-      </w:r>
-    </w:p>
-    <w:bookmarkEnd w:id="50"/>
-    <w:bookmarkStart w:id="51" w:name="urheberrechte"/>
-    <w:p>
-      <w:pPr>
-        <w:pStyle w:val="berschrift1"/>
-      </w:pPr>
-      <w:r>
-        <w:t xml:space="preserve">6. Urheberrechte</w:t>
+        <w:pStyle w:val="SourceCode"/>
+      </w:pPr>
+      <w:r>
+        <w:rPr>
+          <w:rStyle w:val="VerbatimChar"/>
+        </w:rPr>
+        <w:t xml:space="preserve">BASE &lt;https://example.org/&gt;</w:t>
+      </w:r>
+      <w:r>
+        <w:br/>
+      </w:r>
+      <w:r>
+        <w:rPr>
+          <w:rStyle w:val="VerbatimChar"/>
+        </w:rPr>
+        <w:t xml:space="preserve">PREFIX schema: &lt;http://schema.org/&gt;</w:t>
+      </w:r>
+      <w:r>
+        <w:br/>
+      </w:r>
+      <w:r>
+        <w:rPr>
+          <w:rStyle w:val="VerbatimChar"/>
+        </w:rPr>
+        <w:t xml:space="preserve">SELECT *</w:t>
+      </w:r>
+      <w:r>
+        <w:br/>
+      </w:r>
+      <w:r>
+        <w:rPr>
+          <w:rStyle w:val="VerbatimChar"/>
+        </w:rPr>
+        <w:t xml:space="preserve">WHERE {</w:t>
+      </w:r>
+      <w:r>
+        <w:br/>
+      </w:r>
+      <w:r>
+        <w:rPr>
+          <w:rStyle w:val="VerbatimChar"/>
+        </w:rPr>
+        <w:t xml:space="preserve">    ?genre a &lt;Genre&gt; ;</w:t>
+      </w:r>
+      <w:r>
+        <w:br/>
+      </w:r>
+      <w:r>
+        <w:rPr>
+          <w:rStyle w:val="VerbatimChar"/>
+        </w:rPr>
+        <w:t xml:space="preserve">        schema:name ?name .</w:t>
+      </w:r>
+      <w:r>
+        <w:br/>
+      </w:r>
+      <w:r>
+        <w:rPr>
+          <w:rStyle w:val="VerbatimChar"/>
+        </w:rPr>
+        <w:t xml:space="preserve">}</w:t>
+      </w:r>
+      <w:r>
+        <w:br/>
+      </w:r>
+      <w:r>
+        <w:rPr>
+          <w:rStyle w:val="VerbatimChar"/>
+        </w:rPr>
+        <w:t xml:space="preserve">LIMIT 10</w:t>
       </w:r>
     </w:p>
     <w:p>
@@ -3073,22 +3203,201 @@
         <w:pStyle w:val="FirstParagraph"/>
       </w:pPr>
       <w:r>
-        <w:t xml:space="preserve">Personen, die eCH-Standards erarbeiten, bleiben Inhaber ihrer geistigen Eigentumsrechte. Diese Personen verpflichten sich jedoch, ihre geistigen Eigentumsrechte oder andere Rechte an geistigen Eigentumsrechten Dritter, soweit möglich, den jeweiligen Fachgruppen und dem Verein eCH kostenlos und zur uneingeschränkten Nutzung und Weiterentwicklung im Rahmen des Vereinszwecks zur Verfügung zu stellen.</w:t>
+        <w:t xml:space="preserve">Die zugrundeliegenden Daten selbst werden auf GitHub als Turtle-Files gepflegt.</w:t>
       </w:r>
     </w:p>
     <w:p>
       <w:pPr>
-        <w:pStyle w:val="Textkrper"/>
-      </w:pPr>
-      <w:r>
-        <w:t xml:space="preserve">Die von den Fachgruppen erarbeiteten Standards dürfen unter Nennung des jeweiligen Autors von eCH kostenlos und in uneingeschränktem Umfang genutzt, verbreitet und weiterentwickelt werden.</w:t>
+        <w:pStyle w:val="SourceCode"/>
+      </w:pPr>
+      <w:r>
+        <w:rPr>
+          <w:rStyle w:val="VerbatimChar"/>
+        </w:rPr>
+        <w:t xml:space="preserve">@base &lt;http://example.org/&gt; .</w:t>
+      </w:r>
+      <w:r>
+        <w:br/>
+      </w:r>
+      <w:r>
+        <w:rPr>
+          <w:rStyle w:val="VerbatimChar"/>
+        </w:rPr>
+        <w:t xml:space="preserve">@prefix genre: &lt;http://example.org/genre/&gt; .</w:t>
+      </w:r>
+      <w:r>
+        <w:br/>
+      </w:r>
+      <w:r>
+        <w:rPr>
+          <w:rStyle w:val="VerbatimChar"/>
+        </w:rPr>
+        <w:t xml:space="preserve">@prefix schema: &lt;http://schema.org/&gt; .</w:t>
+      </w:r>
+      <w:r>
+        <w:br/>
+      </w:r>
+      <w:r>
+        <w:br/>
+      </w:r>
+      <w:r>
+        <w:rPr>
+          <w:rStyle w:val="VerbatimChar"/>
+        </w:rPr>
+        <w:t xml:space="preserve">genre:1 a &lt;Genre&gt; ;</w:t>
+      </w:r>
+      <w:r>
+        <w:br/>
+      </w:r>
+      <w:r>
+        <w:rPr>
+          <w:rStyle w:val="VerbatimChar"/>
+        </w:rPr>
+        <w:t xml:space="preserve">    schema:name "Rock" .</w:t>
+      </w:r>
+      <w:r>
+        <w:br/>
+      </w:r>
+      <w:r>
+        <w:br/>
+      </w:r>
+      <w:r>
+        <w:rPr>
+          <w:rStyle w:val="VerbatimChar"/>
+        </w:rPr>
+        <w:t xml:space="preserve">genre:2 a &lt;Genre&gt; ;</w:t>
+      </w:r>
+      <w:r>
+        <w:br/>
+      </w:r>
+      <w:r>
+        <w:rPr>
+          <w:rStyle w:val="VerbatimChar"/>
+        </w:rPr>
+        <w:t xml:space="preserve">    schema:name "Jazz" .</w:t>
+      </w:r>
+      <w:r>
+        <w:br/>
+      </w:r>
+      <w:r>
+        <w:br/>
+      </w:r>
+      <w:r>
+        <w:rPr>
+          <w:rStyle w:val="VerbatimChar"/>
+        </w:rPr>
+        <w:t xml:space="preserve">genre:3 a &lt;Genre&gt; ;</w:t>
+      </w:r>
+      <w:r>
+        <w:br/>
+      </w:r>
+      <w:r>
+        <w:rPr>
+          <w:rStyle w:val="VerbatimChar"/>
+        </w:rPr>
+        <w:t xml:space="preserve">    schema:name "Metal" ;</w:t>
+      </w:r>
+      <w:r>
+        <w:br/>
+      </w:r>
+      <w:r>
+        <w:rPr>
+          <w:rStyle w:val="VerbatimChar"/>
+        </w:rPr>
+        <w:t xml:space="preserve">    schema:partOf genre:1 .</w:t>
+      </w:r>
+    </w:p>
+    <w:bookmarkEnd w:id="51"/>
+    <w:bookmarkStart w:id="52" w:name="sicherheitsaspekte"/>
+    <w:p>
+      <w:pPr>
+        <w:pStyle w:val="berschrift1"/>
+      </w:pPr>
+      <w:r>
+        <w:t xml:space="preserve">5. Sicherheitsaspekte</w:t>
       </w:r>
     </w:p>
     <w:p>
       <w:pPr>
+        <w:pStyle w:val="FirstParagraph"/>
+      </w:pPr>
+      <w:r>
+        <w:t xml:space="preserve">Informationen zu den ausdrücklich massgeblichen rechtlichen Grundlagen oder ein Hinweis darauf, dass bei der Umsetzung die entsprechenden rechtlichen Grundlagen zu beachten sind.</w:t>
+      </w:r>
+    </w:p>
+    <w:bookmarkEnd w:id="52"/>
+    <w:bookmarkStart w:id="53" w:name="haftungsausschluss"/>
+    <w:p>
+      <w:pPr>
+        <w:pStyle w:val="berschrift1"/>
+      </w:pPr>
+      <w:r>
+        <w:t xml:space="preserve">6. Haftungsausschluss</w:t>
+      </w:r>
+    </w:p>
+    <w:p>
+      <w:pPr>
+        <w:pStyle w:val="FirstParagraph"/>
+      </w:pPr>
+      <w:r>
+        <w:t xml:space="preserve">eCH-Standards, die der Verein eCH dem Anwender kostenlos zur Verfügung stellt oder die auf eCH verweisen, haben nur den Status von Empfehlungen. Der Verein eCH haftet in keinem Fall für Entscheidungen oder Massnahmen, die der Anwender auf der Grundlage dieser Dokumente trifft bzw. ergreift. Der Anwender ist dafür verantwortlich, die Dokumente vor ihrer Verwendung selbst zu überprüfen und gegebenenfalls fachlichen Rat einzuholen. eCH-Standards können und sollen die technische, organisatorische oder rechtliche Beratung im Einzelfall nicht ersetzen.</w:t>
+      </w:r>
+    </w:p>
+    <w:p>
+      <w:pPr>
         <w:pStyle w:val="Textkrper"/>
       </w:pPr>
       <w:r>
+        <w:t xml:space="preserve">Dokumente, Verfahren, Methoden, Produkte und Standards, auf die in eCH-Standards verwiesen wird, sind möglicherweise durch Marken-, Urheber- oder Patentrechte geschützt. Es liegt in der ausschliesslichen Verantwortung des Anwenders, die erforderlichen Lizenzen von den berechtigten Personen und/oder Organisationen einzuholen.</w:t>
+      </w:r>
+    </w:p>
+    <w:p>
+      <w:pPr>
+        <w:pStyle w:val="Textkrper"/>
+      </w:pPr>
+      <w:r>
+        <w:t xml:space="preserve">Obwohl der Verein eCH bei der Erstellung der eCH-Standards mit angemessener Sorgfalt vorgegangen ist, kann er keine Gewährleistung oder Garantie dafür übernehmen, dass die bereitgestellten Informationen und Dokumente aktuell, vollständig, richtig oder fehlerfrei sind. eCH behält sich das Recht vor, die Inhalte der eCH-Standards jederzeit und ohne vorherige Ankündigung zu ändern.</w:t>
+      </w:r>
+    </w:p>
+    <w:p>
+      <w:pPr>
+        <w:pStyle w:val="Textkrper"/>
+      </w:pPr>
+      <w:r>
+        <w:t xml:space="preserve">Jede Haftung für Schäden, die durch die Nutzung der eCH-Standards durch den Anwender entstehen, wird im gesetzlich zulässigen Rahmen ausgeschlossen.</w:t>
+      </w:r>
+    </w:p>
+    <w:bookmarkEnd w:id="53"/>
+    <w:bookmarkStart w:id="54" w:name="urheberrechte"/>
+    <w:p>
+      <w:pPr>
+        <w:pStyle w:val="berschrift1"/>
+      </w:pPr>
+      <w:r>
+        <w:t xml:space="preserve">7. Urheberrechte</w:t>
+      </w:r>
+    </w:p>
+    <w:p>
+      <w:pPr>
+        <w:pStyle w:val="FirstParagraph"/>
+      </w:pPr>
+      <w:r>
+        <w:t xml:space="preserve">Personen, die eCH-Standards erarbeiten, bleiben Inhaber ihrer geistigen Eigentumsrechte. Diese Personen verpflichten sich jedoch, ihre geistigen Eigentumsrechte oder andere Rechte an geistigen Eigentumsrechten Dritter, soweit möglich, den jeweiligen Fachgruppen und dem Verein eCH kostenlos und zur uneingeschränkten Nutzung und Weiterentwicklung im Rahmen des Vereinszwecks zur Verfügung zu stellen.</w:t>
+      </w:r>
+    </w:p>
+    <w:p>
+      <w:pPr>
+        <w:pStyle w:val="Textkrper"/>
+      </w:pPr>
+      <w:r>
+        <w:t xml:space="preserve">Die von den Fachgruppen erarbeiteten Standards dürfen unter Nennung des jeweiligen Autors von eCH kostenlos und in uneingeschränktem Umfang genutzt, verbreitet und weiterentwickelt werden.</w:t>
+      </w:r>
+    </w:p>
+    <w:p>
+      <w:pPr>
+        <w:pStyle w:val="Textkrper"/>
+      </w:pPr>
+      <w:r>
         <w:t xml:space="preserve">eCH-Standards sind vollständig dokumentiert und frei von lizenz- und/oder patentrechtlichen Einschränkungen. Die dazugehörige Dokumentation kann kostenlos angefordert werden.</w:t>
       </w:r>
       <w:r>
@@ -3098,18 +3407,18 @@
         <w:t xml:space="preserve">Diese Bestimmungen gelten jedoch nur für die von eCH erarbeiteten Standards, nicht aber für Standards oder Produkte Dritter, die auf eCH-Standards verweisen. Die Standards enthalten die entsprechenden Hinweise auf Rechte Dritter.</w:t>
       </w:r>
     </w:p>
-    <w:bookmarkEnd w:id="51"/>
-    <w:bookmarkStart w:id="55" w:name="anhang-a---referenzen"/>
+    <w:bookmarkEnd w:id="54"/>
+    <w:bookmarkStart w:id="58" w:name="anhang-a---referenzen"/>
     <w:p>
       <w:pPr>
         <w:pStyle w:val="berschrift1"/>
       </w:pPr>
       <w:r>
-        <w:t xml:space="preserve">7. Anhang A - Referenzen</w:t>
+        <w:t xml:space="preserve">8. Anhang A - Referenzen</w:t>
       </w:r>
     </w:p>
-    <w:bookmarkStart w:id="54" w:name="refs"/>
-    <w:bookmarkStart w:id="52" w:name="ref-glimm2014hermit"/>
+    <w:bookmarkStart w:id="57" w:name="refs"/>
+    <w:bookmarkStart w:id="55" w:name="ref-glimm2014hermit"/>
     <w:p>
       <w:pPr>
         <w:pStyle w:val="Bibliography"/>
@@ -3143,8 +3452,8 @@
         <w:t xml:space="preserve">53 (3): 245–69.</w:t>
       </w:r>
     </w:p>
-    <w:bookmarkEnd w:id="52"/>
-    <w:bookmarkStart w:id="53" w:name="ref-jackson2019robot"/>
+    <w:bookmarkEnd w:id="55"/>
+    <w:bookmarkStart w:id="56" w:name="ref-jackson2019robot"/>
     <w:p>
       <w:pPr>
         <w:pStyle w:val="Bibliography"/>
@@ -3178,59 +3487,59 @@
         <w:t xml:space="preserve">20 (1): 407.</w:t>
       </w:r>
     </w:p>
-    <w:bookmarkEnd w:id="53"/>
-    <w:bookmarkEnd w:id="54"/>
-    <w:bookmarkEnd w:id="55"/>
-    <w:bookmarkStart w:id="56" w:name="anhang-b---mitwirkung-prüfung"/>
+    <w:bookmarkEnd w:id="56"/>
+    <w:bookmarkEnd w:id="57"/>
+    <w:bookmarkEnd w:id="58"/>
+    <w:bookmarkStart w:id="59" w:name="anhang-b---mitwirkung-prüfung"/>
     <w:p>
       <w:pPr>
         <w:pStyle w:val="berschrift1"/>
       </w:pPr>
       <w:r>
-        <w:t xml:space="preserve">8. Anhang B - Mitwirkung &amp; Prüfung</w:t>
-      </w:r>
-    </w:p>
-    <w:bookmarkEnd w:id="56"/>
-    <w:bookmarkStart w:id="57" w:name="anhang-c---abkürzungen-und-glossar"/>
-    <w:p>
-      <w:pPr>
-        <w:pStyle w:val="berschrift1"/>
-      </w:pPr>
-      <w:r>
-        <w:t xml:space="preserve">9. Anhang C - Abkürzungen und Glossar</w:t>
-      </w:r>
-    </w:p>
-    <w:bookmarkEnd w:id="57"/>
-    <w:bookmarkStart w:id="58" w:name="X6cf93cfcd2439e304dc8540ad39b5ee10c3a32f"/>
-    <w:p>
-      <w:pPr>
-        <w:pStyle w:val="berschrift1"/>
-      </w:pPr>
-      <w:r>
-        <w:t xml:space="preserve">10. Anhang D - Änderungen gegenüber der Vorversion</w:t>
-      </w:r>
-    </w:p>
-    <w:bookmarkEnd w:id="58"/>
-    <w:bookmarkStart w:id="59" w:name="anhang-e---abbildungsverzeichnis"/>
-    <w:p>
-      <w:pPr>
-        <w:pStyle w:val="berschrift1"/>
-      </w:pPr>
-      <w:r>
-        <w:t xml:space="preserve">11. Anhang E - Abbildungsverzeichnis</w:t>
+        <w:t xml:space="preserve">9. Anhang B - Mitwirkung &amp; Prüfung</w:t>
       </w:r>
     </w:p>
     <w:bookmarkEnd w:id="59"/>
-    <w:bookmarkStart w:id="60" w:name="anhang-f---tabellenverzeichnis"/>
+    <w:bookmarkStart w:id="60" w:name="anhang-c---abkürzungen-und-glossar"/>
     <w:p>
       <w:pPr>
         <w:pStyle w:val="berschrift1"/>
       </w:pPr>
       <w:r>
-        <w:t xml:space="preserve">12. Anhang F - Tabellenverzeichnis</w:t>
+        <w:t xml:space="preserve">10. Anhang C - Abkürzungen und Glossar</w:t>
       </w:r>
     </w:p>
     <w:bookmarkEnd w:id="60"/>
+    <w:bookmarkStart w:id="61" w:name="X6cf93cfcd2439e304dc8540ad39b5ee10c3a32f"/>
+    <w:p>
+      <w:pPr>
+        <w:pStyle w:val="berschrift1"/>
+      </w:pPr>
+      <w:r>
+        <w:t xml:space="preserve">11. Anhang D - Änderungen gegenüber der Vorversion</w:t>
+      </w:r>
+    </w:p>
+    <w:bookmarkEnd w:id="61"/>
+    <w:bookmarkStart w:id="62" w:name="anhang-e---abbildungsverzeichnis"/>
+    <w:p>
+      <w:pPr>
+        <w:pStyle w:val="berschrift1"/>
+      </w:pPr>
+      <w:r>
+        <w:t xml:space="preserve">12. Anhang E - Abbildungsverzeichnis</w:t>
+      </w:r>
+    </w:p>
+    <w:bookmarkEnd w:id="62"/>
+    <w:bookmarkStart w:id="63" w:name="anhang-f---tabellenverzeichnis"/>
+    <w:p>
+      <w:pPr>
+        <w:pStyle w:val="berschrift1"/>
+      </w:pPr>
+      <w:r>
+        <w:t xml:space="preserve">13. Anhang F - Tabellenverzeichnis</w:t>
+      </w:r>
+    </w:p>
+    <w:bookmarkEnd w:id="63"/>
     <w:sectPr>
       <w:headerReference r:id="rId13" w:type="default"/>
       <w:footerReference r:id="rId14" w:type="default"/>

--- a/de/index.docx
+++ b/de/index.docx
@@ -3490,13 +3490,13 @@
     <w:bookmarkEnd w:id="56"/>
     <w:bookmarkEnd w:id="57"/>
     <w:bookmarkEnd w:id="58"/>
-    <w:bookmarkStart w:id="59" w:name="anhang-b---mitwirkung-prüfung"/>
+    <w:bookmarkStart w:id="59" w:name="anhang-b---mitwirkung-und-prüfung"/>
     <w:p>
       <w:pPr>
         <w:pStyle w:val="berschrift1"/>
       </w:pPr>
       <w:r>
-        <w:t xml:space="preserve">9. Anhang B - Mitwirkung &amp; Prüfung</w:t>
+        <w:t xml:space="preserve">9. Anhang B - Mitwirkung und Prüfung</w:t>
       </w:r>
     </w:p>
     <w:bookmarkEnd w:id="59"/>

--- a/de/index.docx
+++ b/de/index.docx
@@ -15,7 +15,7 @@
         <w:pStyle w:val="Date"/>
       </w:pPr>
       <w:r>
-        <w:t xml:space="preserve">13. August 2026</w:t>
+        <w:t xml:space="preserve">3. September 2026</w:t>
       </w:r>
     </w:p>
     <w:p>
@@ -320,7 +320,7 @@
         <w:t xml:space="preserve">3. Datenmodell</w:t>
       </w:r>
     </w:p>
-    <w:bookmarkStart w:id="35" w:name="sec-genre"/>
+    <w:bookmarkStart w:id="35" w:name="sec-nodeshape-genreshape"/>
     <w:p>
       <w:pPr>
         <w:pStyle w:val="berschrift2"/>
@@ -371,7 +371,7 @@
       <w:tr>
         <w:tc>
           <w:tcPr/>
-          <w:bookmarkStart w:id="34" w:name="tbl-genre"/>
+          <w:bookmarkStart w:id="34" w:name="tbl-nodeshape-genreshape"/>
           <w:p>
             <w:pPr>
               <w:jc w:val="center"/>
@@ -553,7 +553,7 @@
                     <w:jc w:val="left"/>
                     <w:jc w:val="center"/>
                   </w:pPr>
-                  <w:hyperlink w:anchor="sec-genre">
+                  <w:hyperlink w:anchor="sec-nodeshape-genreshape">
                     <w:r>
                       <w:rPr>
                         <w:rStyle w:val="VerbatimChar"/>
@@ -599,7 +599,7 @@
       </w:tr>
     </w:tbl>
     <w:bookmarkEnd w:id="35"/>
-    <w:bookmarkStart w:id="37" w:name="sec-musikalbum"/>
+    <w:bookmarkStart w:id="37" w:name="sec-nodeshape-musicalbumshape"/>
     <w:p>
       <w:pPr>
         <w:pStyle w:val="berschrift2"/>
@@ -650,7 +650,7 @@
       <w:tr>
         <w:tc>
           <w:tcPr/>
-          <w:bookmarkStart w:id="36" w:name="tbl-musikalbum"/>
+          <w:bookmarkStart w:id="36" w:name="tbl-nodeshape-musicalbumshape"/>
           <w:p>
             <w:pPr>
               <w:jc w:val="center"/>
@@ -846,7 +846,7 @@
                     <w:jc w:val="left"/>
                     <w:jc w:val="center"/>
                   </w:pPr>
-                  <w:hyperlink w:anchor="sec-person">
+                  <w:hyperlink w:anchor="sec-nodeshape-personshape">
                     <w:r>
                       <w:rPr>
                         <w:rStyle w:val="VerbatimChar"/>
@@ -892,7 +892,7 @@
       </w:tr>
     </w:tbl>
     <w:bookmarkEnd w:id="37"/>
-    <w:bookmarkStart w:id="39" w:name="sec-musikaufnahme"/>
+    <w:bookmarkStart w:id="39" w:name="sec-nodeshape-trackshape"/>
     <w:p>
       <w:pPr>
         <w:pStyle w:val="berschrift2"/>
@@ -943,7 +943,7 @@
       <w:tr>
         <w:tc>
           <w:tcPr/>
-          <w:bookmarkStart w:id="38" w:name="tbl-musikaufnahme"/>
+          <w:bookmarkStart w:id="38" w:name="tbl-nodeshape-trackshape"/>
           <w:p>
             <w:pPr>
               <w:jc w:val="center"/>
@@ -1139,7 +1139,7 @@
                     <w:jc w:val="left"/>
                     <w:jc w:val="center"/>
                   </w:pPr>
-                  <w:hyperlink w:anchor="sec-musikalbum">
+                  <w:hyperlink w:anchor="sec-nodeshape-musicalbumshape">
                     <w:r>
                       <w:rPr>
                         <w:rStyle w:val="VerbatimChar"/>
@@ -1264,7 +1264,7 @@
                     <w:jc w:val="left"/>
                     <w:jc w:val="center"/>
                   </w:pPr>
-                  <w:hyperlink w:anchor="sec-genre">
+                  <w:hyperlink w:anchor="sec-nodeshape-genreshape">
                     <w:r>
                       <w:rPr>
                         <w:rStyle w:val="VerbatimChar"/>
@@ -1333,7 +1333,7 @@
                     <w:jc w:val="left"/>
                     <w:jc w:val="center"/>
                   </w:pPr>
-                  <w:hyperlink w:anchor="sec-quantitativer-wert">
+                  <w:hyperlink w:anchor="sec-nodeshape-quantitativevalueshape">
                     <w:r>
                       <w:rPr>
                         <w:rStyle w:val="VerbatimChar"/>
@@ -1399,7 +1399,7 @@
                     <w:jc w:val="left"/>
                     <w:jc w:val="center"/>
                   </w:pPr>
-                  <w:hyperlink w:anchor="sec-quantitativer-wert">
+                  <w:hyperlink w:anchor="sec-nodeshape-quantitativevalueshape">
                     <w:r>
                       <w:rPr>
                         <w:rStyle w:val="VerbatimChar"/>
@@ -1430,7 +1430,7 @@
       </w:tr>
     </w:tbl>
     <w:bookmarkEnd w:id="39"/>
-    <w:bookmarkStart w:id="41" w:name="sec-organisation"/>
+    <w:bookmarkStart w:id="41" w:name="sec-nodeshape-organisationshape"/>
     <w:p>
       <w:pPr>
         <w:pStyle w:val="berschrift2"/>
@@ -1481,7 +1481,7 @@
       <w:tr>
         <w:tc>
           <w:tcPr/>
-          <w:bookmarkStart w:id="40" w:name="tbl-organisation"/>
+          <w:bookmarkStart w:id="40" w:name="tbl-nodeshape-organisationshape"/>
           <w:p>
             <w:pPr>
               <w:jc w:val="center"/>
@@ -1639,7 +1639,7 @@
       </w:tr>
     </w:tbl>
     <w:bookmarkEnd w:id="41"/>
-    <w:bookmarkStart w:id="43" w:name="sec-person"/>
+    <w:bookmarkStart w:id="43" w:name="sec-nodeshape-personshape"/>
     <w:p>
       <w:pPr>
         <w:pStyle w:val="berschrift2"/>
@@ -1690,7 +1690,7 @@
       <w:tr>
         <w:tc>
           <w:tcPr/>
-          <w:bookmarkStart w:id="42" w:name="tbl-person"/>
+          <w:bookmarkStart w:id="42" w:name="tbl-nodeshape-personshape"/>
           <w:p>
             <w:pPr>
               <w:jc w:val="center"/>
@@ -2151,7 +2151,7 @@
                     <w:jc w:val="left"/>
                     <w:jc w:val="center"/>
                   </w:pPr>
-                  <w:hyperlink w:anchor="sec-person">
+                  <w:hyperlink w:anchor="sec-nodeshape-personshape">
                     <w:r>
                       <w:rPr>
                         <w:rStyle w:val="VerbatimChar"/>
@@ -2288,7 +2288,7 @@
                     <w:jc w:val="left"/>
                     <w:jc w:val="center"/>
                   </w:pPr>
-                  <w:hyperlink w:anchor="sec-person">
+                  <w:hyperlink w:anchor="sec-nodeshape-personshape">
                     <w:r>
                       <w:rPr>
                         <w:rStyle w:val="VerbatimChar"/>
@@ -2319,7 +2319,7 @@
       </w:tr>
     </w:tbl>
     <w:bookmarkEnd w:id="43"/>
-    <w:bookmarkStart w:id="45" w:name="sec-quantitativer-wert"/>
+    <w:bookmarkStart w:id="45" w:name="sec-nodeshape-quantitativevalueshape"/>
     <w:p>
       <w:pPr>
         <w:pStyle w:val="berschrift2"/>
@@ -2370,7 +2370,7 @@
       <w:tr>
         <w:tc>
           <w:tcPr/>
-          <w:bookmarkStart w:id="44" w:name="tbl-quantitativer-wert"/>
+          <w:bookmarkStart w:id="44" w:name="tbl-nodeshape-quantitativevalueshape"/>
           <w:p>
             <w:pPr>
               <w:jc w:val="center"/>
@@ -2587,7 +2587,7 @@
       </w:tr>
     </w:tbl>
     <w:bookmarkEnd w:id="45"/>
-    <w:bookmarkStart w:id="47" w:name="sec-rechnung"/>
+    <w:bookmarkStart w:id="47" w:name="sec-nodeshape-invoiceshape"/>
     <w:p>
       <w:pPr>
         <w:pStyle w:val="berschrift2"/>
@@ -2638,7 +2638,7 @@
       <w:tr>
         <w:tc>
           <w:tcPr/>
-          <w:bookmarkStart w:id="46" w:name="tbl-rechnung"/>
+          <w:bookmarkStart w:id="46" w:name="tbl-nodeshape-invoiceshape"/>
           <w:p>
             <w:pPr>
               <w:jc w:val="center"/>
@@ -2767,7 +2767,7 @@
                     <w:jc w:val="left"/>
                     <w:jc w:val="center"/>
                   </w:pPr>
-                  <w:hyperlink w:anchor="sec-person">
+                  <w:hyperlink w:anchor="sec-nodeshape-personshape">
                     <w:r>
                       <w:rPr>
                         <w:rStyle w:val="VerbatimChar"/>
@@ -2836,7 +2836,7 @@
                     <w:jc w:val="left"/>
                     <w:jc w:val="center"/>
                   </w:pPr>
-                  <w:hyperlink w:anchor="sec-quantitativer-wert">
+                  <w:hyperlink w:anchor="sec-nodeshape-quantitativevalueshape">
                     <w:r>
                       <w:rPr>
                         <w:rStyle w:val="VerbatimChar"/>

--- a/de/index.docx
+++ b/de/index.docx
@@ -2999,7 +2999,7 @@
     </w:tbl>
     <w:bookmarkEnd w:id="47"/>
     <w:bookmarkEnd w:id="48"/>
-    <w:bookmarkStart w:id="51" w:name="datenbezug"/>
+    <w:bookmarkStart w:id="50" w:name="datenbezug"/>
     <w:p>
       <w:pPr>
         <w:pStyle w:val="berschrift1"/>
@@ -3037,20 +3037,29 @@
         <w:pStyle w:val="Textkrper"/>
       </w:pPr>
       <w:r>
-        <w:t xml:space="preserve">Die technologische Basis dafür bildet das</w:t>
+        <w:t xml:space="preserve">Die technologische Basis dafür bildet das Resource Description Framework</w:t>
       </w:r>
       <w:r>
         <w:t xml:space="preserve"> </w:t>
       </w:r>
-      <w:hyperlink r:id="rId49">
+      <w:r>
+        <w:t xml:space="preserve">(RDF,</w:t>
+      </w:r>
+      <w:r>
+        <w:t xml:space="preserve"> </w:t>
+      </w:r>
+      <w:hyperlink w:anchor="ref-cyganiak2014rdf11">
         <w:r>
           <w:rPr>
             <w:rStyle w:val="Hyperlink"/>
           </w:rPr>
-          <w:t xml:space="preserve">Resource Description Framework (RDF)</w:t>
+          <w:t xml:space="preserve">Cyganiak u. a. 2014</w:t>
         </w:r>
       </w:hyperlink>
       <w:r>
+        <w:t xml:space="preserve">)</w:t>
+      </w:r>
+      <w:r>
         <w:t xml:space="preserve">, ein zentraler Standard des World Wide Web Consortiums (W3C) zur Modellierung von Datenstrukturen im Web.</w:t>
       </w:r>
       <w:r>
@@ -3082,7 +3091,7 @@
       <w:r>
         <w:t xml:space="preserve"> </w:t>
       </w:r>
-      <w:hyperlink r:id="rId50">
+      <w:hyperlink r:id="rId49">
         <w:r>
           <w:rPr>
             <w:rStyle w:val="Hyperlink"/>
@@ -3307,8 +3316,8 @@
         <w:t xml:space="preserve">    schema:partOf genre:1 .</w:t>
       </w:r>
     </w:p>
-    <w:bookmarkEnd w:id="51"/>
-    <w:bookmarkStart w:id="52" w:name="sicherheitsaspekte"/>
+    <w:bookmarkEnd w:id="50"/>
+    <w:bookmarkStart w:id="51" w:name="sicherheitsaspekte"/>
     <w:p>
       <w:pPr>
         <w:pStyle w:val="berschrift1"/>
@@ -3325,8 +3334,8 @@
         <w:t xml:space="preserve">Informationen zu den ausdrücklich massgeblichen rechtlichen Grundlagen oder ein Hinweis darauf, dass bei der Umsetzung die entsprechenden rechtlichen Grundlagen zu beachten sind.</w:t>
       </w:r>
     </w:p>
-    <w:bookmarkEnd w:id="52"/>
-    <w:bookmarkStart w:id="53" w:name="haftungsausschluss"/>
+    <w:bookmarkEnd w:id="51"/>
+    <w:bookmarkStart w:id="52" w:name="haftungsausschluss"/>
     <w:p>
       <w:pPr>
         <w:pStyle w:val="berschrift1"/>
@@ -3367,8 +3376,8 @@
         <w:t xml:space="preserve">Jede Haftung für Schäden, die durch die Nutzung der eCH-Standards durch den Anwender entstehen, wird im gesetzlich zulässigen Rahmen ausgeschlossen.</w:t>
       </w:r>
     </w:p>
-    <w:bookmarkEnd w:id="53"/>
-    <w:bookmarkStart w:id="54" w:name="urheberrechte"/>
+    <w:bookmarkEnd w:id="52"/>
+    <w:bookmarkStart w:id="53" w:name="urheberrechte"/>
     <w:p>
       <w:pPr>
         <w:pStyle w:val="berschrift1"/>
@@ -3407,8 +3416,8 @@
         <w:t xml:space="preserve">Diese Bestimmungen gelten jedoch nur für die von eCH erarbeiteten Standards, nicht aber für Standards oder Produkte Dritter, die auf eCH-Standards verweisen. Die Standards enthalten die entsprechenden Hinweise auf Rechte Dritter.</w:t>
       </w:r>
     </w:p>
-    <w:bookmarkEnd w:id="54"/>
-    <w:bookmarkStart w:id="58" w:name="anhang-a---referenzen"/>
+    <w:bookmarkEnd w:id="53"/>
+    <w:bookmarkStart w:id="60" w:name="anhang-a---referenzen"/>
     <w:p>
       <w:pPr>
         <w:pStyle w:val="berschrift1"/>
@@ -3417,8 +3426,59 @@
         <w:t xml:space="preserve">8. Anhang A - Referenzen</w:t>
       </w:r>
     </w:p>
-    <w:bookmarkStart w:id="57" w:name="refs"/>
-    <w:bookmarkStart w:id="55" w:name="ref-glimm2014hermit"/>
+    <w:bookmarkStart w:id="59" w:name="refs"/>
+    <w:bookmarkStart w:id="55" w:name="ref-cyganiak2014rdf11"/>
+    <w:p>
+      <w:pPr>
+        <w:pStyle w:val="Bibliography"/>
+      </w:pPr>
+      <w:r>
+        <w:t xml:space="preserve">Cyganiak, Richard, David Wood, und Markus Lanthaler. 2014.</w:t>
+      </w:r>
+      <w:r>
+        <w:t xml:space="preserve"> </w:t>
+      </w:r>
+      <w:r>
+        <w:rPr>
+          <w:i/>
+          <w:iCs/>
+        </w:rPr>
+        <w:t xml:space="preserve">RDF</w:t>
+      </w:r>
+      <w:r>
+        <w:rPr>
+          <w:i/>
+          <w:iCs/>
+        </w:rPr>
+        <w:t xml:space="preserve"> </w:t>
+      </w:r>
+      <w:r>
+        <w:rPr>
+          <w:i/>
+          <w:iCs/>
+        </w:rPr>
+        <w:t xml:space="preserve">1.1 Concepts and Abstract Syntax</w:t>
+      </w:r>
+      <w:r>
+        <w:t xml:space="preserve">. W3C Recommendation. World Wide Web Consortium (W3C).</w:t>
+      </w:r>
+      <w:r>
+        <w:t xml:space="preserve"> </w:t>
+      </w:r>
+      <w:hyperlink r:id="rId54">
+        <w:r>
+          <w:rPr>
+            <w:rStyle w:val="Hyperlink"/>
+          </w:rPr>
+          <w:t xml:space="preserve">https://www.w3.org/TR/rdf11-concepts/</w:t>
+        </w:r>
+      </w:hyperlink>
+      <w:r>
+        <w:t xml:space="preserve">.</w:t>
+      </w:r>
+    </w:p>
+    <w:bookmarkEnd w:id="55"/>
+    <w:bookmarkStart w:id="56" w:name="ref-glimm2014hermit"/>
     <w:p>
       <w:pPr>
         <w:pStyle w:val="Bibliography"/>
@@ -3452,8 +3512,8 @@
         <w:t xml:space="preserve">53 (3): 245–69.</w:t>
       </w:r>
     </w:p>
-    <w:bookmarkEnd w:id="55"/>
-    <w:bookmarkStart w:id="56" w:name="ref-jackson2019robot"/>
+    <w:bookmarkEnd w:id="56"/>
+    <w:bookmarkStart w:id="58" w:name="ref-jackson2019robot"/>
     <w:p>
       <w:pPr>
         <w:pStyle w:val="Bibliography"/>
@@ -3486,60 +3546,74 @@
       <w:r>
         <w:t xml:space="preserve">20 (1): 407.</w:t>
       </w:r>
+      <w:r>
+        <w:t xml:space="preserve"> </w:t>
+      </w:r>
+      <w:hyperlink r:id="rId57">
+        <w:r>
+          <w:rPr>
+            <w:rStyle w:val="Hyperlink"/>
+          </w:rPr>
+          <w:t xml:space="preserve">https://doi.org/10.1186/s12859-019-3002-3</w:t>
+        </w:r>
+      </w:hyperlink>
+      <w:r>
+        <w:t xml:space="preserve">.</w:t>
+      </w:r>
     </w:p>
-    <w:bookmarkEnd w:id="56"/>
-    <w:bookmarkEnd w:id="57"/>
     <w:bookmarkEnd w:id="58"/>
-    <w:bookmarkStart w:id="59" w:name="anhang-b---mitwirkung-und-prüfung"/>
+    <w:bookmarkEnd w:id="59"/>
+    <w:bookmarkEnd w:id="60"/>
+    <w:bookmarkStart w:id="61" w:name="anhang-b---mitwirkung-und-prüfung"/>
     <w:p>
       <w:pPr>
         <w:pStyle w:val="berschrift1"/>
       </w:pPr>
       <w:r>
         <w:t xml:space="preserve">9. Anhang B - Mitwirkung und Prüfung</w:t>
-      </w:r>
-    </w:p>
-    <w:bookmarkEnd w:id="59"/>
-    <w:bookmarkStart w:id="60" w:name="anhang-c---abkürzungen-und-glossar"/>
-    <w:p>
-      <w:pPr>
-        <w:pStyle w:val="berschrift1"/>
-      </w:pPr>
-      <w:r>
-        <w:t xml:space="preserve">10. Anhang C - Abkürzungen und Glossar</w:t>
-      </w:r>
-    </w:p>
-    <w:bookmarkEnd w:id="60"/>
-    <w:bookmarkStart w:id="61" w:name="X6cf93cfcd2439e304dc8540ad39b5ee10c3a32f"/>
-    <w:p>
-      <w:pPr>
-        <w:pStyle w:val="berschrift1"/>
-      </w:pPr>
-      <w:r>
-        <w:t xml:space="preserve">11. Anhang D - Änderungen gegenüber der Vorversion</w:t>
       </w:r>
     </w:p>
     <w:bookmarkEnd w:id="61"/>
-    <w:bookmarkStart w:id="62" w:name="anhang-e---abbildungsverzeichnis"/>
+    <w:bookmarkStart w:id="62" w:name="anhang-c---abkürzungen-und-glossar"/>
     <w:p>
       <w:pPr>
         <w:pStyle w:val="berschrift1"/>
       </w:pPr>
       <w:r>
-        <w:t xml:space="preserve">12. Anhang E - Abbildungsverzeichnis</w:t>
+        <w:t xml:space="preserve">10. Anhang C - Abkürzungen und Glossar</w:t>
       </w:r>
     </w:p>
     <w:bookmarkEnd w:id="62"/>
-    <w:bookmarkStart w:id="63" w:name="anhang-f---tabellenverzeichnis"/>
+    <w:bookmarkStart w:id="63" w:name="X6cf93cfcd2439e304dc8540ad39b5ee10c3a32f"/>
     <w:p>
       <w:pPr>
         <w:pStyle w:val="berschrift1"/>
       </w:pPr>
       <w:r>
-        <w:t xml:space="preserve">13. Anhang F - Tabellenverzeichnis</w:t>
+        <w:t xml:space="preserve">11. Anhang D - Änderungen gegenüber der Vorversion</w:t>
       </w:r>
     </w:p>
     <w:bookmarkEnd w:id="63"/>
+    <w:bookmarkStart w:id="64" w:name="anhang-e---abbildungsverzeichnis"/>
+    <w:p>
+      <w:pPr>
+        <w:pStyle w:val="berschrift1"/>
+      </w:pPr>
+      <w:r>
+        <w:t xml:space="preserve">12. Anhang E - Abbildungsverzeichnis</w:t>
+      </w:r>
+    </w:p>
+    <w:bookmarkEnd w:id="64"/>
+    <w:bookmarkStart w:id="65" w:name="anhang-f---tabellenverzeichnis"/>
+    <w:p>
+      <w:pPr>
+        <w:pStyle w:val="berschrift1"/>
+      </w:pPr>
+      <w:r>
+        <w:t xml:space="preserve">13. Anhang F - Tabellenverzeichnis</w:t>
+      </w:r>
+    </w:p>
+    <w:bookmarkEnd w:id="65"/>
     <w:sectPr>
       <w:headerReference r:id="rId13" w:type="default"/>
       <w:footerReference r:id="rId14" w:type="default"/>

--- a/de/index.docx
+++ b/de/index.docx
@@ -15,7 +15,7 @@
         <w:pStyle w:val="Date"/>
       </w:pPr>
       <w:r>
-        <w:t xml:space="preserve">3. September 2026</w:t>
+        <w:t xml:space="preserve">4. September 2026</w:t>
       </w:r>
     </w:p>
     <w:p>
@@ -3574,7 +3574,7 @@
       </w:r>
     </w:p>
     <w:bookmarkEnd w:id="61"/>
-    <w:bookmarkStart w:id="62" w:name="anhang-c---abkürzungen-und-glossar"/>
+    <w:bookmarkStart w:id="66" w:name="anhang-c---abkürzungen-und-glossar"/>
     <w:p>
       <w:pPr>
         <w:pStyle w:val="berschrift1"/>
@@ -3583,8 +3583,320 @@
         <w:t xml:space="preserve">10. Anhang C - Abkürzungen und Glossar</w:t>
       </w:r>
     </w:p>
-    <w:bookmarkEnd w:id="62"/>
-    <w:bookmarkStart w:id="63" w:name="X6cf93cfcd2439e304dc8540ad39b5ee10c3a32f"/>
+    <w:tbl>
+      <w:tblPr>
+        <w:tblStyle w:val="Table"/>
+        <w:tblW w:type="pct" w:w="5000"/>
+        <w:tblLayout w:type="fixed"/>
+        <w:tblLook w:firstRow="0" w:lastRow="0" w:firstColumn="0" w:lastColumn="0" w:noHBand="0" w:noVBand="0" w:val="0000"/>
+      </w:tblPr>
+      <w:tblGrid>
+        <w:gridCol w:w="7920"/>
+      </w:tblGrid>
+      <w:tr>
+        <w:tc>
+          <w:tcPr/>
+          <w:bookmarkStart w:id="65" w:name="tbl-glossary"/>
+          <w:p>
+            <w:pPr>
+              <w:jc w:val="center"/>
+            </w:pPr>
+            <w:pPr>
+              <w:jc w:val="left"/>
+              <w:spacing w:before="200"/>
+              <w:pStyle w:val="ImageCaption"/>
+            </w:pPr>
+            <w:r>
+              <w:t xml:space="preserve">Tabelle 8: Glossar des Standards eCH-1234</w:t>
+            </w:r>
+          </w:p>
+          <w:tbl>
+            <w:tblPr>
+              <w:tblStyle w:val="Table"/>
+              <w:tblW w:type="pct" w:w="5000"/>
+              <w:tblLayout w:type="fixed"/>
+              <w:tblLook w:firstRow="1" w:lastRow="0" w:firstColumn="0" w:lastColumn="0" w:noHBand="0" w:noVBand="0" w:val="0020"/>
+            </w:tblPr>
+            <w:tblGrid>
+              <w:gridCol w:w="1188"/>
+              <w:gridCol w:w="1584"/>
+              <w:gridCol w:w="3168"/>
+              <w:gridCol w:w="1980"/>
+            </w:tblGrid>
+            <w:tr>
+              <w:trPr>
+                <w:tblHeader w:val="on"/>
+              </w:trPr>
+              <w:tc>
+                <w:tcPr/>
+                <w:p>
+                  <w:pPr>
+                    <w:pStyle w:val="Compact"/>
+                    <w:jc w:val="left"/>
+                    <w:jc w:val="center"/>
+                  </w:pPr>
+                  <w:r>
+                    <w:t xml:space="preserve">IRI</w:t>
+                  </w:r>
+                </w:p>
+              </w:tc>
+              <w:tc>
+                <w:tcPr/>
+                <w:p>
+                  <w:pPr>
+                    <w:pStyle w:val="Compact"/>
+                    <w:jc w:val="left"/>
+                    <w:jc w:val="center"/>
+                  </w:pPr>
+                  <w:r>
+                    <w:t xml:space="preserve">Begriff</w:t>
+                  </w:r>
+                </w:p>
+              </w:tc>
+              <w:tc>
+                <w:tcPr/>
+                <w:p>
+                  <w:pPr>
+                    <w:pStyle w:val="Compact"/>
+                    <w:jc w:val="left"/>
+                    <w:jc w:val="center"/>
+                  </w:pPr>
+                  <w:r>
+                    <w:t xml:space="preserve">Beschreibung</w:t>
+                  </w:r>
+                </w:p>
+              </w:tc>
+              <w:tc>
+                <w:tcPr/>
+                <w:p>
+                  <w:pPr>
+                    <w:pStyle w:val="Compact"/>
+                    <w:jc w:val="left"/>
+                    <w:jc w:val="center"/>
+                  </w:pPr>
+                  <w:r>
+                    <w:t xml:space="preserve">Beziehungen</w:t>
+                  </w:r>
+                </w:p>
+              </w:tc>
+            </w:tr>
+            <w:tr>
+              <w:tc>
+                <w:tcPr/>
+                <w:p>
+                  <w:pPr>
+                    <w:pStyle w:val="Compact"/>
+                    <w:jc w:val="left"/>
+                    <w:jc w:val="center"/>
+                  </w:pPr>
+                  <w:hyperlink r:id="rId62">
+                    <w:r>
+                      <w:rPr>
+                        <w:rStyle w:val="VerbatimChar"/>
+                      </w:rPr>
+                      <w:t xml:space="preserve">term:lindas</w:t>
+                    </w:r>
+                  </w:hyperlink>
+                </w:p>
+              </w:tc>
+              <w:tc>
+                <w:tcPr/>
+                <w:p>
+                  <w:pPr>
+                    <w:pStyle w:val="Compact"/>
+                    <w:jc w:val="left"/>
+                    <w:jc w:val="center"/>
+                  </w:pPr>
+                  <w:r>
+                    <w:rPr>
+                      <w:b/>
+                      <w:bCs/>
+                    </w:rPr>
+                    <w:t xml:space="preserve">Linked Data Service</w:t>
+                  </w:r>
+                  <w:r>
+                    <w:t xml:space="preserve"> </w:t>
+                  </w:r>
+                  <w:r>
+                    <w:t xml:space="preserve">(LINDAS)</w:t>
+                  </w:r>
+                </w:p>
+              </w:tc>
+              <w:tc>
+                <w:tcPr/>
+                <w:p>
+                  <w:pPr>
+                    <w:pStyle w:val="Compact"/>
+                    <w:jc w:val="left"/>
+                    <w:jc w:val="center"/>
+                  </w:pPr>
+                  <w:r>
+                    <w:t xml:space="preserve">Der offizielle Linked-Data-Dienst der Schweizer Bundesverwaltung, der als Triple Store fungiert.</w:t>
+                  </w:r>
+                </w:p>
+              </w:tc>
+              <w:tc>
+                <w:tcPr/>
+                <w:p>
+                  <w:pPr>
+                    <w:pStyle w:val="Compact"/>
+                  </w:pPr>
+                </w:p>
+              </w:tc>
+            </w:tr>
+            <w:tr>
+              <w:tc>
+                <w:tcPr/>
+                <w:p>
+                  <w:pPr>
+                    <w:pStyle w:val="Compact"/>
+                    <w:jc w:val="left"/>
+                    <w:jc w:val="center"/>
+                  </w:pPr>
+                  <w:hyperlink r:id="rId63">
+                    <w:r>
+                      <w:rPr>
+                        <w:rStyle w:val="VerbatimChar"/>
+                      </w:rPr>
+                      <w:t xml:space="preserve">term:rdf</w:t>
+                    </w:r>
+                  </w:hyperlink>
+                </w:p>
+              </w:tc>
+              <w:tc>
+                <w:tcPr/>
+                <w:p>
+                  <w:pPr>
+                    <w:pStyle w:val="Compact"/>
+                    <w:jc w:val="left"/>
+                    <w:jc w:val="center"/>
+                  </w:pPr>
+                  <w:r>
+                    <w:rPr>
+                      <w:b/>
+                      <w:bCs/>
+                    </w:rPr>
+                    <w:t xml:space="preserve">Resource Description Framework</w:t>
+                  </w:r>
+                  <w:r>
+                    <w:t xml:space="preserve"> </w:t>
+                  </w:r>
+                  <w:r>
+                    <w:t xml:space="preserve">(RDF)</w:t>
+                  </w:r>
+                </w:p>
+              </w:tc>
+              <w:tc>
+                <w:tcPr/>
+                <w:p>
+                  <w:pPr>
+                    <w:pStyle w:val="Compact"/>
+                    <w:jc w:val="left"/>
+                    <w:jc w:val="center"/>
+                  </w:pPr>
+                  <w:r>
+                    <w:t xml:space="preserve">Ein zentraler Standard des World Wide Web Consortiums (W3C) zur Modellierung von Datenstrukturen im Web. Informationen werden nicht in klassischen Tabellen, sondern als vernetzte Graphen abgebildet.</w:t>
+                  </w:r>
+                </w:p>
+              </w:tc>
+              <w:tc>
+                <w:tcPr/>
+                <w:p>
+                  <w:pPr>
+                    <w:pStyle w:val="Compact"/>
+                  </w:pPr>
+                </w:p>
+              </w:tc>
+            </w:tr>
+            <w:tr>
+              <w:tc>
+                <w:tcPr/>
+                <w:p>
+                  <w:pPr>
+                    <w:pStyle w:val="Compact"/>
+                    <w:jc w:val="left"/>
+                    <w:jc w:val="center"/>
+                  </w:pPr>
+                  <w:hyperlink r:id="rId64">
+                    <w:r>
+                      <w:rPr>
+                        <w:rStyle w:val="VerbatimChar"/>
+                      </w:rPr>
+                      <w:t xml:space="preserve">term:triple</w:t>
+                    </w:r>
+                  </w:hyperlink>
+                </w:p>
+              </w:tc>
+              <w:tc>
+                <w:tcPr/>
+                <w:p>
+                  <w:pPr>
+                    <w:pStyle w:val="Compact"/>
+                    <w:jc w:val="left"/>
+                    <w:jc w:val="center"/>
+                  </w:pPr>
+                  <w:r>
+                    <w:rPr>
+                      <w:b/>
+                      <w:bCs/>
+                    </w:rPr>
+                    <w:t xml:space="preserve">Tripel</w:t>
+                  </w:r>
+                </w:p>
+              </w:tc>
+              <w:tc>
+                <w:tcPr/>
+                <w:p>
+                  <w:pPr>
+                    <w:pStyle w:val="Compact"/>
+                    <w:jc w:val="left"/>
+                    <w:jc w:val="center"/>
+                  </w:pPr>
+                  <w:r>
+                    <w:t xml:space="preserve">Die Grundstruktur einer Aussage in RDF, bestehend aus Subjekt, Prädikat und Objekt.</w:t>
+                  </w:r>
+                </w:p>
+              </w:tc>
+              <w:tc>
+                <w:tcPr/>
+                <w:p>
+                  <w:pPr>
+                    <w:pStyle w:val="Compact"/>
+                    <w:jc w:val="left"/>
+                    <w:jc w:val="center"/>
+                  </w:pPr>
+                  <w:r>
+                    <w:rPr>
+                      <w:i/>
+                      <w:iCs/>
+                    </w:rPr>
+                    <w:t xml:space="preserve">Oberbegriff</w:t>
+                  </w:r>
+                  <w:r>
+                    <w:t xml:space="preserve">:</w:t>
+                  </w:r>
+                  <w:r>
+                    <w:t xml:space="preserve"> </w:t>
+                  </w:r>
+                  <w:hyperlink r:id="rId63">
+                    <w:r>
+                      <w:rPr>
+                        <w:rStyle w:val="VerbatimChar"/>
+                      </w:rPr>
+                      <w:t xml:space="preserve">term:rdf</w:t>
+                    </w:r>
+                  </w:hyperlink>
+                </w:p>
+              </w:tc>
+            </w:tr>
+          </w:tbl>
+          <w:bookmarkEnd w:id="65"/>
+          <w:p/>
+        </w:tc>
+      </w:tr>
+    </w:tbl>
+    <w:bookmarkEnd w:id="66"/>
+    <w:bookmarkStart w:id="67" w:name="X6cf93cfcd2439e304dc8540ad39b5ee10c3a32f"/>
     <w:p>
       <w:pPr>
         <w:pStyle w:val="berschrift1"/>
@@ -3593,8 +3905,8 @@
         <w:t xml:space="preserve">11. Anhang D - Änderungen gegenüber der Vorversion</w:t>
       </w:r>
     </w:p>
-    <w:bookmarkEnd w:id="63"/>
-    <w:bookmarkStart w:id="64" w:name="anhang-e---abbildungsverzeichnis"/>
+    <w:bookmarkEnd w:id="67"/>
+    <w:bookmarkStart w:id="68" w:name="anhang-e---abbildungsverzeichnis"/>
     <w:p>
       <w:pPr>
         <w:pStyle w:val="berschrift1"/>
@@ -3603,8 +3915,8 @@
         <w:t xml:space="preserve">12. Anhang E - Abbildungsverzeichnis</w:t>
       </w:r>
     </w:p>
-    <w:bookmarkEnd w:id="64"/>
-    <w:bookmarkStart w:id="65" w:name="anhang-f---tabellenverzeichnis"/>
+    <w:bookmarkEnd w:id="68"/>
+    <w:bookmarkStart w:id="69" w:name="anhang-f---tabellenverzeichnis"/>
     <w:p>
       <w:pPr>
         <w:pStyle w:val="berschrift1"/>
@@ -3613,7 +3925,7 @@
         <w:t xml:space="preserve">13. Anhang F - Tabellenverzeichnis</w:t>
       </w:r>
     </w:p>
-    <w:bookmarkEnd w:id="65"/>
+    <w:bookmarkEnd w:id="69"/>
     <w:sectPr>
       <w:headerReference r:id="rId13" w:type="default"/>
       <w:footerReference r:id="rId14" w:type="default"/>

--- a/de/index.docx
+++ b/de/index.docx
@@ -60,7 +60,7 @@
         </w:p>
       </w:sdtContent>
     </w:sdt>
-    <w:bookmarkStart w:id="23" w:name="hinweis"/>
+    <w:bookmarkStart w:id="23" w:name="sec-note"/>
     <w:p>
       <w:pPr>
         <w:pStyle w:val="berschrift1"/>
@@ -78,7 +78,7 @@
       </w:r>
     </w:p>
     <w:bookmarkEnd w:id="23"/>
-    <w:bookmarkStart w:id="32" w:name="einleitung"/>
+    <w:bookmarkStart w:id="32" w:name="sec-introduction"/>
     <w:p>
       <w:pPr>
         <w:pStyle w:val="berschrift1"/>
@@ -87,7 +87,7 @@
         <w:t xml:space="preserve">1. Einleitung</w:t>
       </w:r>
     </w:p>
-    <w:bookmarkStart w:id="24" w:name="status"/>
+    <w:bookmarkStart w:id="24" w:name="sec-status"/>
     <w:p>
       <w:pPr>
         <w:pStyle w:val="berschrift2"/>
@@ -105,7 +105,7 @@
       </w:r>
     </w:p>
     <w:bookmarkEnd w:id="24"/>
-    <w:bookmarkStart w:id="25" w:name="geltungsbereich"/>
+    <w:bookmarkStart w:id="25" w:name="sec-scope-of-application"/>
     <w:p>
       <w:pPr>
         <w:pStyle w:val="berschrift2"/>
@@ -129,7 +129,7 @@
       </w:r>
     </w:p>
     <w:bookmarkEnd w:id="25"/>
-    <w:bookmarkStart w:id="31" w:name="wir-können-untertitel-haben"/>
+    <w:bookmarkStart w:id="31" w:name="sec-example-subheading"/>
     <w:p>
       <w:pPr>
         <w:pStyle w:val="berschrift2"/>
@@ -146,7 +146,7 @@
         <w:t xml:space="preserve">Und etwas Text schreiben.</w:t>
       </w:r>
     </w:p>
-    <w:bookmarkStart w:id="30" w:name="auch-unter-unterüberschriften"/>
+    <w:bookmarkStart w:id="30" w:name="sec-example-subsubheading"/>
     <w:p>
       <w:pPr>
         <w:pStyle w:val="berschrift3"/>
@@ -253,7 +253,7 @@
     <w:bookmarkEnd w:id="30"/>
     <w:bookmarkEnd w:id="31"/>
     <w:bookmarkEnd w:id="32"/>
-    <w:bookmarkStart w:id="33" w:name="technische-hinweise"/>
+    <w:bookmarkStart w:id="33" w:name="sec-technical-notes"/>
     <w:p>
       <w:pPr>
         <w:pStyle w:val="berschrift1"/>
@@ -311,7 +311,7 @@
       </w:r>
     </w:p>
     <w:bookmarkEnd w:id="33"/>
-    <w:bookmarkStart w:id="48" w:name="datenmodell"/>
+    <w:bookmarkStart w:id="48" w:name="sec-data-model"/>
     <w:p>
       <w:pPr>
         <w:pStyle w:val="berschrift1"/>
@@ -2999,7 +2999,7 @@
     </w:tbl>
     <w:bookmarkEnd w:id="47"/>
     <w:bookmarkEnd w:id="48"/>
-    <w:bookmarkStart w:id="50" w:name="datenbezug"/>
+    <w:bookmarkStart w:id="50" w:name="sec-data-retrieval"/>
     <w:p>
       <w:pPr>
         <w:pStyle w:val="berschrift1"/>
@@ -3317,7 +3317,7 @@
       </w:r>
     </w:p>
     <w:bookmarkEnd w:id="50"/>
-    <w:bookmarkStart w:id="51" w:name="sicherheitsaspekte"/>
+    <w:bookmarkStart w:id="51" w:name="sec-safety-consideration"/>
     <w:p>
       <w:pPr>
         <w:pStyle w:val="berschrift1"/>
@@ -3335,7 +3335,7 @@
       </w:r>
     </w:p>
     <w:bookmarkEnd w:id="51"/>
-    <w:bookmarkStart w:id="52" w:name="haftungsausschluss"/>
+    <w:bookmarkStart w:id="52" w:name="sec-disclaimer"/>
     <w:p>
       <w:pPr>
         <w:pStyle w:val="berschrift1"/>
@@ -3377,7 +3377,7 @@
       </w:r>
     </w:p>
     <w:bookmarkEnd w:id="52"/>
-    <w:bookmarkStart w:id="53" w:name="urheberrechte"/>
+    <w:bookmarkStart w:id="53" w:name="sec-copyrights"/>
     <w:p>
       <w:pPr>
         <w:pStyle w:val="berschrift1"/>
@@ -3417,7 +3417,7 @@
       </w:r>
     </w:p>
     <w:bookmarkEnd w:id="53"/>
-    <w:bookmarkStart w:id="60" w:name="anhang-a---referenzen"/>
+    <w:bookmarkStart w:id="60" w:name="sec-appendix-a"/>
     <w:p>
       <w:pPr>
         <w:pStyle w:val="berschrift1"/>
@@ -3564,7 +3564,7 @@
     <w:bookmarkEnd w:id="58"/>
     <w:bookmarkEnd w:id="59"/>
     <w:bookmarkEnd w:id="60"/>
-    <w:bookmarkStart w:id="61" w:name="anhang-b---mitwirkung-und-prüfung"/>
+    <w:bookmarkStart w:id="61" w:name="sec-appendix-b"/>
     <w:p>
       <w:pPr>
         <w:pStyle w:val="berschrift1"/>
@@ -3574,7 +3574,7 @@
       </w:r>
     </w:p>
     <w:bookmarkEnd w:id="61"/>
-    <w:bookmarkStart w:id="66" w:name="anhang-c---abkürzungen-und-glossar"/>
+    <w:bookmarkStart w:id="66" w:name="sec-appendix-c"/>
     <w:p>
       <w:pPr>
         <w:pStyle w:val="berschrift1"/>
@@ -3896,7 +3896,7 @@
       </w:tr>
     </w:tbl>
     <w:bookmarkEnd w:id="66"/>
-    <w:bookmarkStart w:id="67" w:name="X6cf93cfcd2439e304dc8540ad39b5ee10c3a32f"/>
+    <w:bookmarkStart w:id="67" w:name="sec-appendix-d"/>
     <w:p>
       <w:pPr>
         <w:pStyle w:val="berschrift1"/>
@@ -3906,7 +3906,7 @@
       </w:r>
     </w:p>
     <w:bookmarkEnd w:id="67"/>
-    <w:bookmarkStart w:id="68" w:name="anhang-e---abbildungsverzeichnis"/>
+    <w:bookmarkStart w:id="68" w:name="sec-appendix-e"/>
     <w:p>
       <w:pPr>
         <w:pStyle w:val="berschrift1"/>
@@ -3916,7 +3916,7 @@
       </w:r>
     </w:p>
     <w:bookmarkEnd w:id="68"/>
-    <w:bookmarkStart w:id="69" w:name="anhang-f---tabellenverzeichnis"/>
+    <w:bookmarkStart w:id="69" w:name="sec-appendix-f"/>
     <w:p>
       <w:pPr>
         <w:pStyle w:val="berschrift1"/>

--- a/de/index.docx
+++ b/de/index.docx
@@ -3141,7 +3141,7 @@
         <w:rPr>
           <w:rStyle w:val="VerbatimChar"/>
         </w:rPr>
-        <w:t xml:space="preserve">BASE &lt;https://example.org/&gt;</w:t>
+        <w:t xml:space="preserve">BASE &lt;https://agriculture.ld.admin.ch/eCH-1234/2/&gt;</w:t>
       </w:r>
       <w:r>
         <w:br/>
@@ -3223,7 +3223,7 @@
         <w:rPr>
           <w:rStyle w:val="VerbatimChar"/>
         </w:rPr>
-        <w:t xml:space="preserve">@base &lt;http://example.org/&gt; .</w:t>
+        <w:t xml:space="preserve">@base &lt;https://agriculture.ld.admin.ch/eCH-1234/2/&gt; .</w:t>
       </w:r>
       <w:r>
         <w:br/>
@@ -3232,7 +3232,7 @@
         <w:rPr>
           <w:rStyle w:val="VerbatimChar"/>
         </w:rPr>
-        <w:t xml:space="preserve">@prefix genre: &lt;http://example.org/genre/&gt; .</w:t>
+        <w:t xml:space="preserve">@prefix genre: &lt;https://agriculture.ld.admin.ch/eCH-1234/2/genre/&gt; .</w:t>
       </w:r>
       <w:r>
         <w:br/>

--- a/de/index.docx
+++ b/de/index.docx
@@ -3618,10 +3618,9 @@
               <w:tblLook w:firstRow="1" w:lastRow="0" w:firstColumn="0" w:lastColumn="0" w:noHBand="0" w:noVBand="0" w:val="0020"/>
             </w:tblPr>
             <w:tblGrid>
-              <w:gridCol w:w="1188"/>
               <w:gridCol w:w="1584"/>
-              <w:gridCol w:w="3168"/>
               <w:gridCol w:w="1980"/>
+              <w:gridCol w:w="4356"/>
             </w:tblGrid>
             <w:tr>
               <w:trPr>
@@ -3663,19 +3662,6 @@
                   </w:pPr>
                   <w:r>
                     <w:t xml:space="preserve">Beschreibung</w:t>
-                  </w:r>
-                </w:p>
-              </w:tc>
-              <w:tc>
-                <w:tcPr/>
-                <w:p>
-                  <w:pPr>
-                    <w:pStyle w:val="Compact"/>
-                    <w:jc w:val="left"/>
-                    <w:jc w:val="center"/>
-                  </w:pPr>
-                  <w:r>
-                    <w:t xml:space="preserve">Beziehungen</w:t>
                   </w:r>
                 </w:p>
               </w:tc>
@@ -3731,16 +3717,14 @@
                     <w:jc w:val="center"/>
                   </w:pPr>
                   <w:r>
-                    <w:t xml:space="preserve">Der offizielle Linked-Data-Dienst der Schweizer Bundesverwaltung, der als Triple Store fungiert.</w:t>
-                  </w:r>
-                </w:p>
-              </w:tc>
-              <w:tc>
-                <w:tcPr/>
-                <w:p>
-                  <w:pPr>
-                    <w:pStyle w:val="Compact"/>
-                  </w:pPr>
+                    <w:t xml:space="preserve">Der offizielle Linked-Data-Dienst der Schweizer Bundesverwaltung,</w:t>
+                  </w:r>
+                  <w:r>
+                    <w:t xml:space="preserve"> </w:t>
+                  </w:r>
+                  <w:r>
+                    <w:t xml:space="preserve">der als Triple Store fungiert.</w:t>
+                  </w:r>
                 </w:p>
               </w:tc>
             </w:tr>
@@ -3776,12 +3760,26 @@
                       <w:b/>
                       <w:bCs/>
                     </w:rPr>
-                    <w:t xml:space="preserve">Resource Description Framework</w:t>
-                  </w:r>
-                  <w:r>
+                    <w:t xml:space="preserve">Resource Description</w:t>
+                  </w:r>
+                  <w:r>
+                    <w:rPr>
+                      <w:b/>
+                      <w:bCs/>
+                    </w:rPr>
                     <w:t xml:space="preserve"> </w:t>
                   </w:r>
                   <w:r>
+                    <w:rPr>
+                      <w:b/>
+                      <w:bCs/>
+                    </w:rPr>
+                    <w:t xml:space="preserve">Framework</w:t>
+                  </w:r>
+                  <w:r>
+                    <w:t xml:space="preserve"> </w:t>
+                  </w:r>
+                  <w:r>
                     <w:t xml:space="preserve">(RDF)</w:t>
                   </w:r>
                 </w:p>
@@ -3795,16 +3793,26 @@
                     <w:jc w:val="center"/>
                   </w:pPr>
                   <w:r>
-                    <w:t xml:space="preserve">Ein zentraler Standard des World Wide Web Consortiums (W3C) zur Modellierung von Datenstrukturen im Web. Informationen werden nicht in klassischen Tabellen, sondern als vernetzte Graphen abgebildet.</w:t>
-                  </w:r>
-                </w:p>
-              </w:tc>
-              <w:tc>
-                <w:tcPr/>
-                <w:p>
-                  <w:pPr>
-                    <w:pStyle w:val="Compact"/>
-                  </w:pPr>
+                    <w:t xml:space="preserve">Ein zentraler Standard des World Wide Web Consortiums (W3C) zur</w:t>
+                  </w:r>
+                  <w:r>
+                    <w:t xml:space="preserve"> </w:t>
+                  </w:r>
+                  <w:r>
+                    <w:t xml:space="preserve">Modellierung von Datenstrukturen im Web. Informationen werden</w:t>
+                  </w:r>
+                  <w:r>
+                    <w:t xml:space="preserve"> </w:t>
+                  </w:r>
+                  <w:r>
+                    <w:t xml:space="preserve">nicht in klassischen Tabellen, sondern als vernetzte Graphen</w:t>
+                  </w:r>
+                  <w:r>
+                    <w:t xml:space="preserve"> </w:t>
+                  </w:r>
+                  <w:r>
+                    <w:t xml:space="preserve">abgebildet.</w:t>
+                  </w:r>
                 </w:p>
               </w:tc>
             </w:tr>
@@ -3848,20 +3856,21 @@
                 <w:tcPr/>
                 <w:p>
                   <w:pPr>
-                    <w:pStyle w:val="Compact"/>
                     <w:jc w:val="left"/>
                     <w:jc w:val="center"/>
                   </w:pPr>
                   <w:r>
-                    <w:t xml:space="preserve">Die Grundstruktur einer Aussage in RDF, bestehend aus Subjekt, Prädikat und Objekt.</w:t>
-                  </w:r>
-                </w:p>
-              </w:tc>
-              <w:tc>
-                <w:tcPr/>
-                <w:p>
-                  <w:pPr>
-                    <w:pStyle w:val="Compact"/>
+                    <w:t xml:space="preserve">Die Grundstruktur einer Aussage in RDF, bestehend aus Subjekt,</w:t>
+                  </w:r>
+                  <w:r>
+                    <w:t xml:space="preserve"> </w:t>
+                  </w:r>
+                  <w:r>
+                    <w:t xml:space="preserve">Prädikat und Objekt.</w:t>
+                  </w:r>
+                </w:p>
+                <w:p>
+                  <w:pPr>
                     <w:jc w:val="left"/>
                     <w:jc w:val="center"/>
                   </w:pPr>
